--- a/Doc_Tech.docx
+++ b/Doc_Tech.docx
@@ -571,37 +571,62 @@
             <w:r>
               <w:rPr>
                 <w:rStyle w:val="Hipercze"/>
+                <w:noProof/>
               </w:rPr>
               <w:t>1.</w:t>
             </w:r>
             <w:r>
+              <w:rPr>
+                <w:noProof/>
+              </w:rPr>
               <w:tab/>
             </w:r>
             <w:r>
               <w:rPr>
                 <w:rStyle w:val="Hipercze"/>
+                <w:noProof/>
               </w:rPr>
               <w:t>Zespół projektowy</w:t>
             </w:r>
             <w:r>
+              <w:rPr>
+                <w:noProof/>
+              </w:rPr>
               <w:tab/>
             </w:r>
             <w:r>
+              <w:rPr>
+                <w:noProof/>
+              </w:rPr>
               <w:fldChar w:fldCharType="begin"/>
             </w:r>
             <w:r>
+              <w:rPr>
+                <w:noProof/>
+              </w:rPr>
               <w:instrText>PAGEREF _Toc1879922510 \h</w:instrText>
             </w:r>
             <w:r>
+              <w:rPr>
+                <w:noProof/>
+              </w:rPr>
+            </w:r>
+            <w:r>
+              <w:rPr>
+                <w:noProof/>
+              </w:rPr>
               <w:fldChar w:fldCharType="separate"/>
             </w:r>
             <w:r>
               <w:rPr>
-                <w:rStyle w:val="Hipercze"/>
-              </w:rPr>
-              <w:t>2</w:t>
-            </w:r>
-            <w:r>
+                <w:noProof/>
+              </w:rPr>
+              <w:t>3</w:t>
+            </w:r>
+            <w:r>
+              <w:rPr>
+                <w:noProof/>
+              </w:rPr>
               <w:fldChar w:fldCharType="end"/>
             </w:r>
           </w:hyperlink>
@@ -623,37 +648,62 @@
             <w:r>
               <w:rPr>
                 <w:rStyle w:val="Hipercze"/>
+                <w:noProof/>
               </w:rPr>
               <w:t>2.</w:t>
             </w:r>
             <w:r>
+              <w:rPr>
+                <w:noProof/>
+              </w:rPr>
               <w:tab/>
             </w:r>
             <w:r>
               <w:rPr>
                 <w:rStyle w:val="Hipercze"/>
+                <w:noProof/>
               </w:rPr>
               <w:t>Specyfikacja projektu</w:t>
             </w:r>
             <w:r>
+              <w:rPr>
+                <w:noProof/>
+              </w:rPr>
               <w:tab/>
             </w:r>
             <w:r>
+              <w:rPr>
+                <w:noProof/>
+              </w:rPr>
               <w:fldChar w:fldCharType="begin"/>
             </w:r>
             <w:r>
+              <w:rPr>
+                <w:noProof/>
+              </w:rPr>
               <w:instrText>PAGEREF _Toc1674171171 \h</w:instrText>
             </w:r>
             <w:r>
+              <w:rPr>
+                <w:noProof/>
+              </w:rPr>
+            </w:r>
+            <w:r>
+              <w:rPr>
+                <w:noProof/>
+              </w:rPr>
               <w:fldChar w:fldCharType="separate"/>
             </w:r>
             <w:r>
               <w:rPr>
-                <w:rStyle w:val="Hipercze"/>
+                <w:noProof/>
               </w:rPr>
               <w:t>3</w:t>
             </w:r>
             <w:r>
+              <w:rPr>
+                <w:noProof/>
+              </w:rPr>
               <w:fldChar w:fldCharType="end"/>
             </w:r>
           </w:hyperlink>
@@ -675,37 +725,62 @@
             <w:r>
               <w:rPr>
                 <w:rStyle w:val="Hipercze"/>
+                <w:noProof/>
               </w:rPr>
               <w:t>2.1.</w:t>
             </w:r>
             <w:r>
+              <w:rPr>
+                <w:noProof/>
+              </w:rPr>
               <w:tab/>
             </w:r>
             <w:r>
               <w:rPr>
                 <w:rStyle w:val="Hipercze"/>
+                <w:noProof/>
               </w:rPr>
               <w:t>Cel projektu</w:t>
             </w:r>
             <w:r>
+              <w:rPr>
+                <w:noProof/>
+              </w:rPr>
               <w:tab/>
             </w:r>
             <w:r>
+              <w:rPr>
+                <w:noProof/>
+              </w:rPr>
               <w:fldChar w:fldCharType="begin"/>
             </w:r>
             <w:r>
+              <w:rPr>
+                <w:noProof/>
+              </w:rPr>
               <w:instrText>PAGEREF _Toc1870532394 \h</w:instrText>
             </w:r>
             <w:r>
+              <w:rPr>
+                <w:noProof/>
+              </w:rPr>
+            </w:r>
+            <w:r>
+              <w:rPr>
+                <w:noProof/>
+              </w:rPr>
               <w:fldChar w:fldCharType="separate"/>
             </w:r>
             <w:r>
               <w:rPr>
-                <w:rStyle w:val="Hipercze"/>
+                <w:noProof/>
               </w:rPr>
               <w:t>3</w:t>
             </w:r>
             <w:r>
+              <w:rPr>
+                <w:noProof/>
+              </w:rPr>
               <w:fldChar w:fldCharType="end"/>
             </w:r>
           </w:hyperlink>
@@ -727,37 +802,62 @@
             <w:r>
               <w:rPr>
                 <w:rStyle w:val="Hipercze"/>
+                <w:noProof/>
               </w:rPr>
               <w:t>2.2.</w:t>
             </w:r>
             <w:r>
+              <w:rPr>
+                <w:noProof/>
+              </w:rPr>
               <w:tab/>
             </w:r>
             <w:r>
               <w:rPr>
                 <w:rStyle w:val="Hipercze"/>
+                <w:noProof/>
               </w:rPr>
               <w:t>Zakres projektu</w:t>
             </w:r>
             <w:r>
+              <w:rPr>
+                <w:noProof/>
+              </w:rPr>
               <w:tab/>
             </w:r>
             <w:r>
+              <w:rPr>
+                <w:noProof/>
+              </w:rPr>
               <w:fldChar w:fldCharType="begin"/>
             </w:r>
             <w:r>
+              <w:rPr>
+                <w:noProof/>
+              </w:rPr>
               <w:instrText>PAGEREF _Toc318492374 \h</w:instrText>
             </w:r>
             <w:r>
+              <w:rPr>
+                <w:noProof/>
+              </w:rPr>
+            </w:r>
+            <w:r>
+              <w:rPr>
+                <w:noProof/>
+              </w:rPr>
               <w:fldChar w:fldCharType="separate"/>
             </w:r>
             <w:r>
               <w:rPr>
-                <w:rStyle w:val="Hipercze"/>
-              </w:rPr>
-              <w:t>3</w:t>
-            </w:r>
-            <w:r>
+                <w:noProof/>
+              </w:rPr>
+              <w:t>4</w:t>
+            </w:r>
+            <w:r>
+              <w:rPr>
+                <w:noProof/>
+              </w:rPr>
               <w:fldChar w:fldCharType="end"/>
             </w:r>
           </w:hyperlink>
@@ -779,37 +879,62 @@
             <w:r>
               <w:rPr>
                 <w:rStyle w:val="Hipercze"/>
+                <w:noProof/>
               </w:rPr>
               <w:t>2.2.1.</w:t>
             </w:r>
             <w:r>
+              <w:rPr>
+                <w:noProof/>
+              </w:rPr>
               <w:tab/>
             </w:r>
             <w:r>
               <w:rPr>
                 <w:rStyle w:val="Hipercze"/>
+                <w:noProof/>
               </w:rPr>
               <w:t>Zasoby</w:t>
             </w:r>
             <w:r>
+              <w:rPr>
+                <w:noProof/>
+              </w:rPr>
               <w:tab/>
             </w:r>
             <w:r>
+              <w:rPr>
+                <w:noProof/>
+              </w:rPr>
               <w:fldChar w:fldCharType="begin"/>
             </w:r>
             <w:r>
+              <w:rPr>
+                <w:noProof/>
+              </w:rPr>
               <w:instrText>PAGEREF _Toc2142594704 \h</w:instrText>
             </w:r>
             <w:r>
+              <w:rPr>
+                <w:noProof/>
+              </w:rPr>
+            </w:r>
+            <w:r>
+              <w:rPr>
+                <w:noProof/>
+              </w:rPr>
               <w:fldChar w:fldCharType="separate"/>
             </w:r>
             <w:r>
               <w:rPr>
-                <w:rStyle w:val="Hipercze"/>
+                <w:noProof/>
               </w:rPr>
               <w:t>4</w:t>
             </w:r>
             <w:r>
+              <w:rPr>
+                <w:noProof/>
+              </w:rPr>
               <w:fldChar w:fldCharType="end"/>
             </w:r>
           </w:hyperlink>
@@ -831,37 +956,62 @@
             <w:r>
               <w:rPr>
                 <w:rStyle w:val="Hipercze"/>
+                <w:noProof/>
               </w:rPr>
               <w:t>2.2.2.</w:t>
             </w:r>
             <w:r>
+              <w:rPr>
+                <w:noProof/>
+              </w:rPr>
               <w:tab/>
             </w:r>
             <w:r>
               <w:rPr>
                 <w:rStyle w:val="Hipercze"/>
+                <w:noProof/>
               </w:rPr>
               <w:t>Produkty końcowe projektu</w:t>
             </w:r>
             <w:r>
+              <w:rPr>
+                <w:noProof/>
+              </w:rPr>
               <w:tab/>
             </w:r>
             <w:r>
+              <w:rPr>
+                <w:noProof/>
+              </w:rPr>
               <w:fldChar w:fldCharType="begin"/>
             </w:r>
             <w:r>
+              <w:rPr>
+                <w:noProof/>
+              </w:rPr>
               <w:instrText>PAGEREF _Toc422834263 \h</w:instrText>
             </w:r>
             <w:r>
+              <w:rPr>
+                <w:noProof/>
+              </w:rPr>
+            </w:r>
+            <w:r>
+              <w:rPr>
+                <w:noProof/>
+              </w:rPr>
               <w:fldChar w:fldCharType="separate"/>
             </w:r>
             <w:r>
               <w:rPr>
-                <w:rStyle w:val="Hipercze"/>
+                <w:noProof/>
               </w:rPr>
               <w:t>4</w:t>
             </w:r>
             <w:r>
+              <w:rPr>
+                <w:noProof/>
+              </w:rPr>
               <w:fldChar w:fldCharType="end"/>
             </w:r>
           </w:hyperlink>
@@ -883,37 +1033,62 @@
             <w:r>
               <w:rPr>
                 <w:rStyle w:val="Hipercze"/>
+                <w:noProof/>
               </w:rPr>
               <w:t>2.2.3.</w:t>
             </w:r>
             <w:r>
+              <w:rPr>
+                <w:noProof/>
+              </w:rPr>
               <w:tab/>
             </w:r>
             <w:r>
               <w:rPr>
                 <w:rStyle w:val="Hipercze"/>
+                <w:noProof/>
               </w:rPr>
               <w:t>Harmonogram realizacji projektu</w:t>
             </w:r>
             <w:r>
+              <w:rPr>
+                <w:noProof/>
+              </w:rPr>
               <w:tab/>
             </w:r>
             <w:r>
+              <w:rPr>
+                <w:noProof/>
+              </w:rPr>
               <w:fldChar w:fldCharType="begin"/>
             </w:r>
             <w:r>
+              <w:rPr>
+                <w:noProof/>
+              </w:rPr>
               <w:instrText>PAGEREF _Toc357057711 \h</w:instrText>
             </w:r>
             <w:r>
+              <w:rPr>
+                <w:noProof/>
+              </w:rPr>
+            </w:r>
+            <w:r>
+              <w:rPr>
+                <w:noProof/>
+              </w:rPr>
               <w:fldChar w:fldCharType="separate"/>
             </w:r>
             <w:r>
               <w:rPr>
-                <w:rStyle w:val="Hipercze"/>
+                <w:noProof/>
               </w:rPr>
               <w:t>4</w:t>
             </w:r>
             <w:r>
+              <w:rPr>
+                <w:noProof/>
+              </w:rPr>
               <w:fldChar w:fldCharType="end"/>
             </w:r>
           </w:hyperlink>
@@ -935,37 +1110,62 @@
             <w:r>
               <w:rPr>
                 <w:rStyle w:val="Hipercze"/>
+                <w:noProof/>
               </w:rPr>
               <w:t>2.3.</w:t>
             </w:r>
             <w:r>
+              <w:rPr>
+                <w:noProof/>
+              </w:rPr>
               <w:tab/>
             </w:r>
             <w:r>
               <w:rPr>
                 <w:rStyle w:val="Hipercze"/>
+                <w:noProof/>
               </w:rPr>
               <w:t>Wymagania stawiane aplikacji / systemowi</w:t>
             </w:r>
             <w:r>
+              <w:rPr>
+                <w:noProof/>
+              </w:rPr>
               <w:tab/>
             </w:r>
             <w:r>
+              <w:rPr>
+                <w:noProof/>
+              </w:rPr>
               <w:fldChar w:fldCharType="begin"/>
             </w:r>
             <w:r>
+              <w:rPr>
+                <w:noProof/>
+              </w:rPr>
               <w:instrText>PAGEREF _Toc1822288904 \h</w:instrText>
             </w:r>
             <w:r>
+              <w:rPr>
+                <w:noProof/>
+              </w:rPr>
+            </w:r>
+            <w:r>
+              <w:rPr>
+                <w:noProof/>
+              </w:rPr>
               <w:fldChar w:fldCharType="separate"/>
             </w:r>
             <w:r>
               <w:rPr>
-                <w:rStyle w:val="Hipercze"/>
+                <w:noProof/>
               </w:rPr>
               <w:t>5</w:t>
             </w:r>
             <w:r>
+              <w:rPr>
+                <w:noProof/>
+              </w:rPr>
               <w:fldChar w:fldCharType="end"/>
             </w:r>
           </w:hyperlink>
@@ -987,37 +1187,62 @@
             <w:r>
               <w:rPr>
                 <w:rStyle w:val="Hipercze"/>
+                <w:noProof/>
               </w:rPr>
               <w:t>2.4.</w:t>
             </w:r>
             <w:r>
+              <w:rPr>
+                <w:noProof/>
+              </w:rPr>
               <w:tab/>
             </w:r>
             <w:r>
               <w:rPr>
                 <w:rStyle w:val="Hipercze"/>
+                <w:noProof/>
               </w:rPr>
               <w:t>Panele / zakładki systemu, które będą oferowały potrzebne funkcjonalności</w:t>
             </w:r>
             <w:r>
+              <w:rPr>
+                <w:noProof/>
+              </w:rPr>
               <w:tab/>
             </w:r>
             <w:r>
+              <w:rPr>
+                <w:noProof/>
+              </w:rPr>
               <w:fldChar w:fldCharType="begin"/>
             </w:r>
             <w:r>
+              <w:rPr>
+                <w:noProof/>
+              </w:rPr>
               <w:instrText>PAGEREF _Toc253016373 \h</w:instrText>
             </w:r>
             <w:r>
+              <w:rPr>
+                <w:noProof/>
+              </w:rPr>
+            </w:r>
+            <w:r>
+              <w:rPr>
+                <w:noProof/>
+              </w:rPr>
               <w:fldChar w:fldCharType="separate"/>
             </w:r>
             <w:r>
               <w:rPr>
-                <w:rStyle w:val="Hipercze"/>
+                <w:noProof/>
               </w:rPr>
               <w:t>6</w:t>
             </w:r>
             <w:r>
+              <w:rPr>
+                <w:noProof/>
+              </w:rPr>
               <w:fldChar w:fldCharType="end"/>
             </w:r>
           </w:hyperlink>
@@ -1039,37 +1264,62 @@
             <w:r>
               <w:rPr>
                 <w:rStyle w:val="Hipercze"/>
+                <w:noProof/>
               </w:rPr>
               <w:t>2.5.1.</w:t>
             </w:r>
             <w:r>
+              <w:rPr>
+                <w:noProof/>
+              </w:rPr>
               <w:tab/>
             </w:r>
             <w:r>
               <w:rPr>
                 <w:rStyle w:val="Hipercze"/>
+                <w:noProof/>
               </w:rPr>
               <w:t>Raporty PDF</w:t>
             </w:r>
             <w:r>
+              <w:rPr>
+                <w:noProof/>
+              </w:rPr>
               <w:tab/>
             </w:r>
             <w:r>
+              <w:rPr>
+                <w:noProof/>
+              </w:rPr>
               <w:fldChar w:fldCharType="begin"/>
             </w:r>
             <w:r>
+              <w:rPr>
+                <w:noProof/>
+              </w:rPr>
               <w:instrText>PAGEREF _Toc1461318095 \h</w:instrText>
             </w:r>
             <w:r>
+              <w:rPr>
+                <w:noProof/>
+              </w:rPr>
+            </w:r>
+            <w:r>
+              <w:rPr>
+                <w:noProof/>
+              </w:rPr>
               <w:fldChar w:fldCharType="separate"/>
             </w:r>
             <w:r>
               <w:rPr>
-                <w:rStyle w:val="Hipercze"/>
+                <w:noProof/>
               </w:rPr>
               <w:t>8</w:t>
             </w:r>
             <w:r>
+              <w:rPr>
+                <w:noProof/>
+              </w:rPr>
               <w:fldChar w:fldCharType="end"/>
             </w:r>
           </w:hyperlink>
@@ -1091,37 +1341,62 @@
             <w:r>
               <w:rPr>
                 <w:rStyle w:val="Hipercze"/>
+                <w:noProof/>
               </w:rPr>
               <w:t>2.6.</w:t>
             </w:r>
             <w:r>
+              <w:rPr>
+                <w:noProof/>
+              </w:rPr>
               <w:tab/>
             </w:r>
             <w:r>
               <w:rPr>
                 <w:rStyle w:val="Hipercze"/>
+                <w:noProof/>
               </w:rPr>
               <w:t>Przepływ informacji w środowisku systemu</w:t>
             </w:r>
             <w:r>
+              <w:rPr>
+                <w:noProof/>
+              </w:rPr>
               <w:tab/>
             </w:r>
             <w:r>
+              <w:rPr>
+                <w:noProof/>
+              </w:rPr>
               <w:fldChar w:fldCharType="begin"/>
             </w:r>
             <w:r>
+              <w:rPr>
+                <w:noProof/>
+              </w:rPr>
               <w:instrText>PAGEREF _Toc1854250244 \h</w:instrText>
             </w:r>
             <w:r>
+              <w:rPr>
+                <w:noProof/>
+              </w:rPr>
+            </w:r>
+            <w:r>
+              <w:rPr>
+                <w:noProof/>
+              </w:rPr>
               <w:fldChar w:fldCharType="separate"/>
             </w:r>
             <w:r>
               <w:rPr>
-                <w:rStyle w:val="Hipercze"/>
+                <w:noProof/>
               </w:rPr>
               <w:t>9</w:t>
             </w:r>
             <w:r>
+              <w:rPr>
+                <w:noProof/>
+              </w:rPr>
               <w:fldChar w:fldCharType="end"/>
             </w:r>
           </w:hyperlink>
@@ -1143,37 +1418,62 @@
             <w:r>
               <w:rPr>
                 <w:rStyle w:val="Hipercze"/>
+                <w:noProof/>
               </w:rPr>
               <w:t>2.7.</w:t>
             </w:r>
             <w:r>
+              <w:rPr>
+                <w:noProof/>
+              </w:rPr>
               <w:tab/>
             </w:r>
             <w:r>
               <w:rPr>
                 <w:rStyle w:val="Hipercze"/>
+                <w:noProof/>
               </w:rPr>
               <w:t>Użytkownicy aplikacji i ich uprawnienia</w:t>
             </w:r>
             <w:r>
+              <w:rPr>
+                <w:noProof/>
+              </w:rPr>
               <w:tab/>
             </w:r>
             <w:r>
+              <w:rPr>
+                <w:noProof/>
+              </w:rPr>
               <w:fldChar w:fldCharType="begin"/>
             </w:r>
             <w:r>
+              <w:rPr>
+                <w:noProof/>
+              </w:rPr>
               <w:instrText>PAGEREF _Toc1065190527 \h</w:instrText>
             </w:r>
             <w:r>
+              <w:rPr>
+                <w:noProof/>
+              </w:rPr>
+            </w:r>
+            <w:r>
+              <w:rPr>
+                <w:noProof/>
+              </w:rPr>
               <w:fldChar w:fldCharType="separate"/>
             </w:r>
             <w:r>
               <w:rPr>
-                <w:rStyle w:val="Hipercze"/>
+                <w:noProof/>
               </w:rPr>
               <w:t>9</w:t>
             </w:r>
             <w:r>
+              <w:rPr>
+                <w:noProof/>
+              </w:rPr>
               <w:fldChar w:fldCharType="end"/>
             </w:r>
           </w:hyperlink>
@@ -1195,37 +1495,62 @@
             <w:r>
               <w:rPr>
                 <w:rStyle w:val="Hipercze"/>
+                <w:noProof/>
               </w:rPr>
               <w:t>2.8.</w:t>
             </w:r>
             <w:r>
+              <w:rPr>
+                <w:noProof/>
+              </w:rPr>
               <w:tab/>
             </w:r>
             <w:r>
               <w:rPr>
                 <w:rStyle w:val="Hipercze"/>
+                <w:noProof/>
               </w:rPr>
               <w:t>Interesariusze</w:t>
             </w:r>
             <w:r>
+              <w:rPr>
+                <w:noProof/>
+              </w:rPr>
               <w:tab/>
             </w:r>
             <w:r>
+              <w:rPr>
+                <w:noProof/>
+              </w:rPr>
               <w:fldChar w:fldCharType="begin"/>
             </w:r>
             <w:r>
+              <w:rPr>
+                <w:noProof/>
+              </w:rPr>
               <w:instrText>PAGEREF _Toc1737383764 \h</w:instrText>
             </w:r>
             <w:r>
+              <w:rPr>
+                <w:noProof/>
+              </w:rPr>
+            </w:r>
+            <w:r>
+              <w:rPr>
+                <w:noProof/>
+              </w:rPr>
               <w:fldChar w:fldCharType="separate"/>
             </w:r>
             <w:r>
               <w:rPr>
-                <w:rStyle w:val="Hipercze"/>
+                <w:noProof/>
               </w:rPr>
               <w:t>10</w:t>
             </w:r>
             <w:r>
+              <w:rPr>
+                <w:noProof/>
+              </w:rPr>
               <w:fldChar w:fldCharType="end"/>
             </w:r>
           </w:hyperlink>
@@ -1247,37 +1572,62 @@
             <w:r>
               <w:rPr>
                 <w:rStyle w:val="Hipercze"/>
+                <w:noProof/>
               </w:rPr>
               <w:t>3.</w:t>
             </w:r>
             <w:r>
+              <w:rPr>
+                <w:noProof/>
+              </w:rPr>
               <w:tab/>
             </w:r>
             <w:r>
               <w:rPr>
                 <w:rStyle w:val="Hipercze"/>
+                <w:noProof/>
               </w:rPr>
               <w:t>Diagramy UML</w:t>
             </w:r>
             <w:r>
+              <w:rPr>
+                <w:noProof/>
+              </w:rPr>
               <w:tab/>
             </w:r>
             <w:r>
+              <w:rPr>
+                <w:noProof/>
+              </w:rPr>
               <w:fldChar w:fldCharType="begin"/>
             </w:r>
             <w:r>
+              <w:rPr>
+                <w:noProof/>
+              </w:rPr>
               <w:instrText>PAGEREF _Toc1304323012 \h</w:instrText>
             </w:r>
             <w:r>
+              <w:rPr>
+                <w:noProof/>
+              </w:rPr>
+            </w:r>
+            <w:r>
+              <w:rPr>
+                <w:noProof/>
+              </w:rPr>
               <w:fldChar w:fldCharType="separate"/>
             </w:r>
             <w:r>
               <w:rPr>
-                <w:rStyle w:val="Hipercze"/>
-              </w:rPr>
-              <w:t>10</w:t>
-            </w:r>
-            <w:r>
+                <w:noProof/>
+              </w:rPr>
+              <w:t>11</w:t>
+            </w:r>
+            <w:r>
+              <w:rPr>
+                <w:noProof/>
+              </w:rPr>
               <w:fldChar w:fldCharType="end"/>
             </w:r>
           </w:hyperlink>
@@ -1299,37 +1649,62 @@
             <w:r>
               <w:rPr>
                 <w:rStyle w:val="Hipercze"/>
+                <w:noProof/>
               </w:rPr>
               <w:t>3.1.</w:t>
             </w:r>
             <w:r>
+              <w:rPr>
+                <w:noProof/>
+              </w:rPr>
               <w:tab/>
             </w:r>
             <w:r>
               <w:rPr>
                 <w:rStyle w:val="Hipercze"/>
+                <w:noProof/>
               </w:rPr>
               <w:t>Diagram przypadków użycia</w:t>
             </w:r>
             <w:r>
+              <w:rPr>
+                <w:noProof/>
+              </w:rPr>
               <w:tab/>
             </w:r>
             <w:r>
+              <w:rPr>
+                <w:noProof/>
+              </w:rPr>
               <w:fldChar w:fldCharType="begin"/>
             </w:r>
             <w:r>
+              <w:rPr>
+                <w:noProof/>
+              </w:rPr>
               <w:instrText>PAGEREF _Toc762795874 \h</w:instrText>
             </w:r>
             <w:r>
+              <w:rPr>
+                <w:noProof/>
+              </w:rPr>
+            </w:r>
+            <w:r>
+              <w:rPr>
+                <w:noProof/>
+              </w:rPr>
               <w:fldChar w:fldCharType="separate"/>
             </w:r>
             <w:r>
               <w:rPr>
-                <w:rStyle w:val="Hipercze"/>
+                <w:noProof/>
               </w:rPr>
               <w:t>11</w:t>
             </w:r>
             <w:r>
+              <w:rPr>
+                <w:noProof/>
+              </w:rPr>
               <w:fldChar w:fldCharType="end"/>
             </w:r>
           </w:hyperlink>
@@ -1351,37 +1726,62 @@
             <w:r>
               <w:rPr>
                 <w:rStyle w:val="Hipercze"/>
+                <w:noProof/>
               </w:rPr>
               <w:t>3.2.</w:t>
             </w:r>
             <w:r>
+              <w:rPr>
+                <w:noProof/>
+              </w:rPr>
               <w:tab/>
             </w:r>
             <w:r>
               <w:rPr>
                 <w:rStyle w:val="Hipercze"/>
+                <w:noProof/>
               </w:rPr>
               <w:t>Diagramy aktywności</w:t>
             </w:r>
             <w:r>
+              <w:rPr>
+                <w:noProof/>
+              </w:rPr>
               <w:tab/>
             </w:r>
             <w:r>
+              <w:rPr>
+                <w:noProof/>
+              </w:rPr>
               <w:fldChar w:fldCharType="begin"/>
             </w:r>
             <w:r>
+              <w:rPr>
+                <w:noProof/>
+              </w:rPr>
               <w:instrText>PAGEREF _Toc921880323 \h</w:instrText>
             </w:r>
             <w:r>
+              <w:rPr>
+                <w:noProof/>
+              </w:rPr>
+            </w:r>
+            <w:r>
+              <w:rPr>
+                <w:noProof/>
+              </w:rPr>
               <w:fldChar w:fldCharType="separate"/>
             </w:r>
             <w:r>
               <w:rPr>
-                <w:rStyle w:val="Hipercze"/>
+                <w:noProof/>
               </w:rPr>
               <w:t>11</w:t>
             </w:r>
             <w:r>
+              <w:rPr>
+                <w:noProof/>
+              </w:rPr>
               <w:fldChar w:fldCharType="end"/>
             </w:r>
           </w:hyperlink>
@@ -1403,37 +1803,62 @@
             <w:r>
               <w:rPr>
                 <w:rStyle w:val="Hipercze"/>
+                <w:noProof/>
               </w:rPr>
               <w:t>3.3.</w:t>
             </w:r>
             <w:r>
+              <w:rPr>
+                <w:noProof/>
+              </w:rPr>
               <w:tab/>
             </w:r>
             <w:r>
               <w:rPr>
                 <w:rStyle w:val="Hipercze"/>
+                <w:noProof/>
               </w:rPr>
               <w:t>Diagramy sekwencji</w:t>
             </w:r>
             <w:r>
+              <w:rPr>
+                <w:noProof/>
+              </w:rPr>
               <w:tab/>
             </w:r>
             <w:r>
+              <w:rPr>
+                <w:noProof/>
+              </w:rPr>
               <w:fldChar w:fldCharType="begin"/>
             </w:r>
             <w:r>
+              <w:rPr>
+                <w:noProof/>
+              </w:rPr>
               <w:instrText>PAGEREF _Toc513396793 \h</w:instrText>
             </w:r>
             <w:r>
+              <w:rPr>
+                <w:noProof/>
+              </w:rPr>
+            </w:r>
+            <w:r>
+              <w:rPr>
+                <w:noProof/>
+              </w:rPr>
               <w:fldChar w:fldCharType="separate"/>
             </w:r>
             <w:r>
               <w:rPr>
-                <w:rStyle w:val="Hipercze"/>
+                <w:noProof/>
               </w:rPr>
               <w:t>15</w:t>
             </w:r>
             <w:r>
+              <w:rPr>
+                <w:noProof/>
+              </w:rPr>
               <w:fldChar w:fldCharType="end"/>
             </w:r>
           </w:hyperlink>
@@ -1455,37 +1880,62 @@
             <w:r>
               <w:rPr>
                 <w:rStyle w:val="Hipercze"/>
+                <w:noProof/>
               </w:rPr>
               <w:t>4.</w:t>
             </w:r>
             <w:r>
+              <w:rPr>
+                <w:noProof/>
+              </w:rPr>
               <w:tab/>
             </w:r>
             <w:r>
               <w:rPr>
                 <w:rStyle w:val="Hipercze"/>
+                <w:noProof/>
               </w:rPr>
               <w:t>Baza danych</w:t>
             </w:r>
             <w:r>
+              <w:rPr>
+                <w:noProof/>
+              </w:rPr>
               <w:tab/>
             </w:r>
             <w:r>
+              <w:rPr>
+                <w:noProof/>
+              </w:rPr>
               <w:fldChar w:fldCharType="begin"/>
             </w:r>
             <w:r>
+              <w:rPr>
+                <w:noProof/>
+              </w:rPr>
               <w:instrText>PAGEREF _Toc2544720 \h</w:instrText>
             </w:r>
             <w:r>
+              <w:rPr>
+                <w:noProof/>
+              </w:rPr>
+            </w:r>
+            <w:r>
+              <w:rPr>
+                <w:noProof/>
+              </w:rPr>
               <w:fldChar w:fldCharType="separate"/>
             </w:r>
             <w:r>
               <w:rPr>
-                <w:rStyle w:val="Hipercze"/>
+                <w:noProof/>
               </w:rPr>
               <w:t>18</w:t>
             </w:r>
             <w:r>
+              <w:rPr>
+                <w:noProof/>
+              </w:rPr>
               <w:fldChar w:fldCharType="end"/>
             </w:r>
           </w:hyperlink>
@@ -1507,37 +1957,62 @@
             <w:r>
               <w:rPr>
                 <w:rStyle w:val="Hipercze"/>
+                <w:noProof/>
               </w:rPr>
               <w:t>4.1.</w:t>
             </w:r>
             <w:r>
+              <w:rPr>
+                <w:noProof/>
+              </w:rPr>
               <w:tab/>
             </w:r>
             <w:r>
               <w:rPr>
                 <w:rStyle w:val="Hipercze"/>
+                <w:noProof/>
               </w:rPr>
               <w:t>Diagram ERD</w:t>
             </w:r>
             <w:r>
+              <w:rPr>
+                <w:noProof/>
+              </w:rPr>
               <w:tab/>
             </w:r>
             <w:r>
+              <w:rPr>
+                <w:noProof/>
+              </w:rPr>
               <w:fldChar w:fldCharType="begin"/>
             </w:r>
             <w:r>
+              <w:rPr>
+                <w:noProof/>
+              </w:rPr>
               <w:instrText>PAGEREF _Toc302560270 \h</w:instrText>
             </w:r>
             <w:r>
+              <w:rPr>
+                <w:noProof/>
+              </w:rPr>
+            </w:r>
+            <w:r>
+              <w:rPr>
+                <w:noProof/>
+              </w:rPr>
               <w:fldChar w:fldCharType="separate"/>
             </w:r>
             <w:r>
               <w:rPr>
-                <w:rStyle w:val="Hipercze"/>
+                <w:noProof/>
               </w:rPr>
               <w:t>18</w:t>
             </w:r>
             <w:r>
+              <w:rPr>
+                <w:noProof/>
+              </w:rPr>
               <w:fldChar w:fldCharType="end"/>
             </w:r>
           </w:hyperlink>
@@ -1559,37 +2034,62 @@
             <w:r>
               <w:rPr>
                 <w:rStyle w:val="Hipercze"/>
+                <w:noProof/>
               </w:rPr>
               <w:t>4.2.</w:t>
             </w:r>
             <w:r>
+              <w:rPr>
+                <w:noProof/>
+              </w:rPr>
               <w:tab/>
             </w:r>
             <w:r>
               <w:rPr>
                 <w:rStyle w:val="Hipercze"/>
+                <w:noProof/>
               </w:rPr>
               <w:t>Skrypt do utworzenia struktury bazy danych</w:t>
             </w:r>
             <w:r>
+              <w:rPr>
+                <w:noProof/>
+              </w:rPr>
               <w:tab/>
             </w:r>
             <w:r>
+              <w:rPr>
+                <w:noProof/>
+              </w:rPr>
               <w:fldChar w:fldCharType="begin"/>
             </w:r>
             <w:r>
+              <w:rPr>
+                <w:noProof/>
+              </w:rPr>
               <w:instrText>PAGEREF _Toc1848376364 \h</w:instrText>
             </w:r>
             <w:r>
+              <w:rPr>
+                <w:noProof/>
+              </w:rPr>
+            </w:r>
+            <w:r>
+              <w:rPr>
+                <w:noProof/>
+              </w:rPr>
               <w:fldChar w:fldCharType="separate"/>
             </w:r>
             <w:r>
               <w:rPr>
-                <w:rStyle w:val="Hipercze"/>
-              </w:rPr>
-              <w:t>18</w:t>
-            </w:r>
-            <w:r>
+                <w:noProof/>
+              </w:rPr>
+              <w:t>19</w:t>
+            </w:r>
+            <w:r>
+              <w:rPr>
+                <w:noProof/>
+              </w:rPr>
               <w:fldChar w:fldCharType="end"/>
             </w:r>
           </w:hyperlink>
@@ -1611,37 +2111,62 @@
             <w:r>
               <w:rPr>
                 <w:rStyle w:val="Hipercze"/>
+                <w:noProof/>
               </w:rPr>
               <w:t>5.</w:t>
             </w:r>
             <w:r>
+              <w:rPr>
+                <w:noProof/>
+              </w:rPr>
               <w:tab/>
             </w:r>
             <w:r>
               <w:rPr>
                 <w:rStyle w:val="Hipercze"/>
+                <w:noProof/>
               </w:rPr>
               <w:t>Wykorzystane technologie</w:t>
             </w:r>
             <w:r>
+              <w:rPr>
+                <w:noProof/>
+              </w:rPr>
               <w:tab/>
             </w:r>
             <w:r>
+              <w:rPr>
+                <w:noProof/>
+              </w:rPr>
               <w:fldChar w:fldCharType="begin"/>
             </w:r>
             <w:r>
+              <w:rPr>
+                <w:noProof/>
+              </w:rPr>
               <w:instrText>PAGEREF _Toc454658604 \h</w:instrText>
             </w:r>
             <w:r>
+              <w:rPr>
+                <w:noProof/>
+              </w:rPr>
+            </w:r>
+            <w:r>
+              <w:rPr>
+                <w:noProof/>
+              </w:rPr>
               <w:fldChar w:fldCharType="separate"/>
             </w:r>
             <w:r>
               <w:rPr>
-                <w:rStyle w:val="Hipercze"/>
-              </w:rPr>
-              <w:t>18</w:t>
-            </w:r>
-            <w:r>
+                <w:noProof/>
+              </w:rPr>
+              <w:t>25</w:t>
+            </w:r>
+            <w:r>
+              <w:rPr>
+                <w:noProof/>
+              </w:rPr>
               <w:fldChar w:fldCharType="end"/>
             </w:r>
           </w:hyperlink>
@@ -1663,37 +2188,62 @@
             <w:r>
               <w:rPr>
                 <w:rStyle w:val="Hipercze"/>
+                <w:noProof/>
               </w:rPr>
               <w:t>6.</w:t>
             </w:r>
             <w:r>
+              <w:rPr>
+                <w:noProof/>
+              </w:rPr>
               <w:tab/>
             </w:r>
             <w:r>
               <w:rPr>
                 <w:rStyle w:val="Hipercze"/>
+                <w:noProof/>
               </w:rPr>
               <w:t>Interfejsy systemu</w:t>
             </w:r>
             <w:r>
+              <w:rPr>
+                <w:noProof/>
+              </w:rPr>
               <w:tab/>
             </w:r>
             <w:r>
+              <w:rPr>
+                <w:noProof/>
+              </w:rPr>
               <w:fldChar w:fldCharType="begin"/>
             </w:r>
             <w:r>
+              <w:rPr>
+                <w:noProof/>
+              </w:rPr>
               <w:instrText>PAGEREF _Toc725017736 \h</w:instrText>
             </w:r>
             <w:r>
+              <w:rPr>
+                <w:noProof/>
+              </w:rPr>
+            </w:r>
+            <w:r>
+              <w:rPr>
+                <w:noProof/>
+              </w:rPr>
               <w:fldChar w:fldCharType="separate"/>
             </w:r>
             <w:r>
               <w:rPr>
-                <w:rStyle w:val="Hipercze"/>
-              </w:rPr>
-              <w:t>19</w:t>
-            </w:r>
-            <w:r>
+                <w:noProof/>
+              </w:rPr>
+              <w:t>26</w:t>
+            </w:r>
+            <w:r>
+              <w:rPr>
+                <w:noProof/>
+              </w:rPr>
               <w:fldChar w:fldCharType="end"/>
             </w:r>
           </w:hyperlink>
@@ -1715,37 +2265,62 @@
             <w:r>
               <w:rPr>
                 <w:rStyle w:val="Hipercze"/>
+                <w:noProof/>
               </w:rPr>
               <w:t>6.1.</w:t>
             </w:r>
             <w:r>
+              <w:rPr>
+                <w:noProof/>
+              </w:rPr>
               <w:tab/>
             </w:r>
             <w:r>
               <w:rPr>
                 <w:rStyle w:val="Hipercze"/>
+                <w:noProof/>
               </w:rPr>
               <w:t>Interfejs aplikacji mobilnej</w:t>
             </w:r>
             <w:r>
+              <w:rPr>
+                <w:noProof/>
+              </w:rPr>
               <w:tab/>
             </w:r>
             <w:r>
+              <w:rPr>
+                <w:noProof/>
+              </w:rPr>
               <w:fldChar w:fldCharType="begin"/>
             </w:r>
             <w:r>
+              <w:rPr>
+                <w:noProof/>
+              </w:rPr>
               <w:instrText>PAGEREF _Toc1702360576 \h</w:instrText>
             </w:r>
             <w:r>
+              <w:rPr>
+                <w:noProof/>
+              </w:rPr>
+            </w:r>
+            <w:r>
+              <w:rPr>
+                <w:noProof/>
+              </w:rPr>
               <w:fldChar w:fldCharType="separate"/>
             </w:r>
             <w:r>
               <w:rPr>
-                <w:rStyle w:val="Hipercze"/>
-              </w:rPr>
-              <w:t>19</w:t>
-            </w:r>
-            <w:r>
+                <w:noProof/>
+              </w:rPr>
+              <w:t>26</w:t>
+            </w:r>
+            <w:r>
+              <w:rPr>
+                <w:noProof/>
+              </w:rPr>
               <w:fldChar w:fldCharType="end"/>
             </w:r>
           </w:hyperlink>
@@ -1767,37 +2342,62 @@
             <w:r>
               <w:rPr>
                 <w:rStyle w:val="Hipercze"/>
+                <w:noProof/>
               </w:rPr>
               <w:t>6.2.</w:t>
             </w:r>
             <w:r>
+              <w:rPr>
+                <w:noProof/>
+              </w:rPr>
               <w:tab/>
             </w:r>
             <w:r>
               <w:rPr>
                 <w:rStyle w:val="Hipercze"/>
+                <w:noProof/>
               </w:rPr>
               <w:t>Interfejs API</w:t>
             </w:r>
             <w:r>
+              <w:rPr>
+                <w:noProof/>
+              </w:rPr>
               <w:tab/>
             </w:r>
             <w:r>
+              <w:rPr>
+                <w:noProof/>
+              </w:rPr>
               <w:fldChar w:fldCharType="begin"/>
             </w:r>
             <w:r>
+              <w:rPr>
+                <w:noProof/>
+              </w:rPr>
               <w:instrText>PAGEREF _Toc435281304 \h</w:instrText>
             </w:r>
             <w:r>
+              <w:rPr>
+                <w:noProof/>
+              </w:rPr>
+            </w:r>
+            <w:r>
+              <w:rPr>
+                <w:noProof/>
+              </w:rPr>
               <w:fldChar w:fldCharType="separate"/>
             </w:r>
             <w:r>
               <w:rPr>
-                <w:rStyle w:val="Hipercze"/>
-              </w:rPr>
-              <w:t>19</w:t>
-            </w:r>
-            <w:r>
+                <w:noProof/>
+              </w:rPr>
+              <w:t>41</w:t>
+            </w:r>
+            <w:r>
+              <w:rPr>
+                <w:noProof/>
+              </w:rPr>
               <w:fldChar w:fldCharType="end"/>
             </w:r>
           </w:hyperlink>
@@ -1819,37 +2419,62 @@
             <w:r>
               <w:rPr>
                 <w:rStyle w:val="Hipercze"/>
+                <w:noProof/>
               </w:rPr>
               <w:t>7.</w:t>
             </w:r>
             <w:r>
+              <w:rPr>
+                <w:noProof/>
+              </w:rPr>
               <w:tab/>
             </w:r>
             <w:r>
               <w:rPr>
                 <w:rStyle w:val="Hipercze"/>
+                <w:noProof/>
               </w:rPr>
               <w:t>Bezpieczeństwo i testowanie</w:t>
             </w:r>
             <w:r>
+              <w:rPr>
+                <w:noProof/>
+              </w:rPr>
               <w:tab/>
             </w:r>
             <w:r>
+              <w:rPr>
+                <w:noProof/>
+              </w:rPr>
               <w:fldChar w:fldCharType="begin"/>
             </w:r>
             <w:r>
+              <w:rPr>
+                <w:noProof/>
+              </w:rPr>
               <w:instrText>PAGEREF _Toc831909613 \h</w:instrText>
             </w:r>
             <w:r>
+              <w:rPr>
+                <w:noProof/>
+              </w:rPr>
+            </w:r>
+            <w:r>
+              <w:rPr>
+                <w:noProof/>
+              </w:rPr>
               <w:fldChar w:fldCharType="separate"/>
             </w:r>
             <w:r>
               <w:rPr>
-                <w:rStyle w:val="Hipercze"/>
-              </w:rPr>
-              <w:t>20</w:t>
-            </w:r>
-            <w:r>
+                <w:noProof/>
+              </w:rPr>
+              <w:t>42</w:t>
+            </w:r>
+            <w:r>
+              <w:rPr>
+                <w:noProof/>
+              </w:rPr>
               <w:fldChar w:fldCharType="end"/>
             </w:r>
           </w:hyperlink>
@@ -1871,37 +2496,62 @@
             <w:r>
               <w:rPr>
                 <w:rStyle w:val="Hipercze"/>
+                <w:noProof/>
               </w:rPr>
               <w:t>7.1.</w:t>
             </w:r>
             <w:r>
+              <w:rPr>
+                <w:noProof/>
+              </w:rPr>
               <w:tab/>
             </w:r>
             <w:r>
               <w:rPr>
                 <w:rStyle w:val="Hipercze"/>
+                <w:noProof/>
               </w:rPr>
               <w:t>Bezpieczeństwo</w:t>
             </w:r>
             <w:r>
+              <w:rPr>
+                <w:noProof/>
+              </w:rPr>
               <w:tab/>
             </w:r>
             <w:r>
+              <w:rPr>
+                <w:noProof/>
+              </w:rPr>
               <w:fldChar w:fldCharType="begin"/>
             </w:r>
             <w:r>
+              <w:rPr>
+                <w:noProof/>
+              </w:rPr>
               <w:instrText>PAGEREF _Toc1766618685 \h</w:instrText>
             </w:r>
             <w:r>
+              <w:rPr>
+                <w:noProof/>
+              </w:rPr>
+            </w:r>
+            <w:r>
+              <w:rPr>
+                <w:noProof/>
+              </w:rPr>
               <w:fldChar w:fldCharType="separate"/>
             </w:r>
             <w:r>
               <w:rPr>
-                <w:rStyle w:val="Hipercze"/>
-              </w:rPr>
-              <w:t>20</w:t>
-            </w:r>
-            <w:r>
+                <w:noProof/>
+              </w:rPr>
+              <w:t>42</w:t>
+            </w:r>
+            <w:r>
+              <w:rPr>
+                <w:noProof/>
+              </w:rPr>
               <w:fldChar w:fldCharType="end"/>
             </w:r>
           </w:hyperlink>
@@ -1923,37 +2573,62 @@
             <w:r>
               <w:rPr>
                 <w:rStyle w:val="Hipercze"/>
+                <w:noProof/>
               </w:rPr>
               <w:t>7.2.</w:t>
             </w:r>
             <w:r>
+              <w:rPr>
+                <w:noProof/>
+              </w:rPr>
               <w:tab/>
             </w:r>
             <w:r>
               <w:rPr>
                 <w:rStyle w:val="Hipercze"/>
+                <w:noProof/>
               </w:rPr>
               <w:t>Testy</w:t>
             </w:r>
             <w:r>
+              <w:rPr>
+                <w:noProof/>
+              </w:rPr>
               <w:tab/>
             </w:r>
             <w:r>
+              <w:rPr>
+                <w:noProof/>
+              </w:rPr>
               <w:fldChar w:fldCharType="begin"/>
             </w:r>
             <w:r>
+              <w:rPr>
+                <w:noProof/>
+              </w:rPr>
               <w:instrText>PAGEREF _Toc163092505 \h</w:instrText>
             </w:r>
             <w:r>
+              <w:rPr>
+                <w:noProof/>
+              </w:rPr>
+            </w:r>
+            <w:r>
+              <w:rPr>
+                <w:noProof/>
+              </w:rPr>
               <w:fldChar w:fldCharType="separate"/>
             </w:r>
             <w:r>
               <w:rPr>
-                <w:rStyle w:val="Hipercze"/>
-              </w:rPr>
-              <w:t>20</w:t>
-            </w:r>
-            <w:r>
+                <w:noProof/>
+              </w:rPr>
+              <w:t>42</w:t>
+            </w:r>
+            <w:r>
+              <w:rPr>
+                <w:noProof/>
+              </w:rPr>
               <w:fldChar w:fldCharType="end"/>
             </w:r>
           </w:hyperlink>
@@ -1975,37 +2650,62 @@
             <w:r>
               <w:rPr>
                 <w:rStyle w:val="Hipercze"/>
+                <w:noProof/>
               </w:rPr>
               <w:t>8.</w:t>
             </w:r>
             <w:r>
+              <w:rPr>
+                <w:noProof/>
+              </w:rPr>
               <w:tab/>
             </w:r>
             <w:r>
               <w:rPr>
                 <w:rStyle w:val="Hipercze"/>
+                <w:noProof/>
               </w:rPr>
               <w:t>Załączniki</w:t>
             </w:r>
             <w:r>
+              <w:rPr>
+                <w:noProof/>
+              </w:rPr>
               <w:tab/>
             </w:r>
             <w:r>
+              <w:rPr>
+                <w:noProof/>
+              </w:rPr>
               <w:fldChar w:fldCharType="begin"/>
             </w:r>
             <w:r>
+              <w:rPr>
+                <w:noProof/>
+              </w:rPr>
               <w:instrText>PAGEREF _Toc1342396980 \h</w:instrText>
             </w:r>
             <w:r>
+              <w:rPr>
+                <w:noProof/>
+              </w:rPr>
+            </w:r>
+            <w:r>
+              <w:rPr>
+                <w:noProof/>
+              </w:rPr>
               <w:fldChar w:fldCharType="separate"/>
             </w:r>
             <w:r>
               <w:rPr>
-                <w:rStyle w:val="Hipercze"/>
-              </w:rPr>
-              <w:t>20</w:t>
-            </w:r>
-            <w:r>
+                <w:noProof/>
+              </w:rPr>
+              <w:t>42</w:t>
+            </w:r>
+            <w:r>
+              <w:rPr>
+                <w:noProof/>
+              </w:rPr>
               <w:fldChar w:fldCharType="end"/>
             </w:r>
           </w:hyperlink>
@@ -2188,7 +2888,7 @@
               <w:cnfStyle w:val="000000000000" w:firstRow="0" w:lastRow="0" w:firstColumn="0" w:lastColumn="0" w:oddVBand="0" w:evenVBand="0" w:oddHBand="0" w:evenHBand="0" w:firstRowFirstColumn="0" w:firstRowLastColumn="0" w:lastRowFirstColumn="0" w:lastRowLastColumn="0"/>
             </w:pPr>
             <w:r>
-              <w:t>Wdrożenie prototypu UI, raportowanie błędów, integracja systemu</w:t>
+              <w:t>Projekt prototypu UI, tworzenie bazy danych, raportowanie błędów, integracja systemu</w:t>
             </w:r>
           </w:p>
         </w:tc>
@@ -2233,7 +2933,7 @@
               <w:cnfStyle w:val="000000000000" w:firstRow="0" w:lastRow="0" w:firstColumn="0" w:lastColumn="0" w:oddVBand="0" w:evenVBand="0" w:oddHBand="0" w:evenHBand="0" w:firstRowFirstColumn="0" w:firstRowLastColumn="0" w:lastRowFirstColumn="0" w:lastRowLastColumn="0"/>
             </w:pPr>
             <w:r>
-              <w:t>Logika systemu, testowanie gotowych modułów, raportowanie błędów</w:t>
+              <w:t>Logika systemu, tworzenie bazy danych, testowanie gotowych modułów, raportowanie błędów</w:t>
             </w:r>
           </w:p>
         </w:tc>
@@ -2277,7 +2977,7 @@
               <w:cnfStyle w:val="000000000000" w:firstRow="0" w:lastRow="0" w:firstColumn="0" w:lastColumn="0" w:oddVBand="0" w:evenVBand="0" w:oddHBand="0" w:evenHBand="0" w:firstRowFirstColumn="0" w:firstRowLastColumn="0" w:lastRowFirstColumn="0" w:lastRowLastColumn="0"/>
             </w:pPr>
             <w:r>
-              <w:t>Projekt prototypu UI, wdrożenie prototypu, nadzorowanie projektu UI</w:t>
+              <w:t>Wdrożenie prototypu UI, wdrożenie prototypu, nadzorowanie projektu UI</w:t>
             </w:r>
           </w:p>
         </w:tc>
@@ -3913,7 +4613,7 @@
         <w:t>Zarządzanie procesem rezerwacji:</w:t>
       </w:r>
       <w:r>
-        <w:t xml:space="preserve"> Tutor może w konfiguracji przełączać tryb przyjmowania rezerwacji: np. „Automatyczna akceptacja” lub „Wymaga weryfikacji”.</w:t>
+        <w:t xml:space="preserve"> Korepetytor może w konfiguracji przełączać tryb przyjmowania rezerwacji: np. „Automatyczna akceptacja” lub „Wymaga weryfikacji”.</w:t>
       </w:r>
     </w:p>
     <w:p>
@@ -5653,7 +6353,7 @@
         <w:t>Zarządzanie danymi:</w:t>
       </w:r>
       <w:r>
-        <w:t xml:space="preserve"> Korepetytor definiuje zakres raportu, poprzez określenie przedziału czasowego oraz filtruje dane, wybierając, czy chce na nim uwzględnić np. lekcje opłacone, nieopłacone lub tylko te już ukończone.</w:t>
+        <w:t xml:space="preserve"> Korepetytor definiuje zakres raportu, poprzez określenie przedziału czasowego oraz filtruje dane, wybierając, czy chce na nim uwzględnić np. lekcje już ukończone lub wszystkie.</w:t>
       </w:r>
     </w:p>
     <w:p>
@@ -8331,16 +9031,51 @@
       <w:bookmarkEnd w:id="18"/>
     </w:p>
     <w:p>
-      <w:pPr>
-        <w:rPr>
-          <w:color w:val="FF0000"/>
-        </w:rPr>
-      </w:pPr>
-      <w:r>
-        <w:rPr>
-          <w:color w:val="FF0000"/>
-        </w:rPr>
-        <w:t>Wstawić diagram ERD bazy danych systemu. Dodatkowo zamieścić rysunek z diagramem w repozytorium.</w:t>
+      <w:r>
+        <w:rPr>
+          <w:noProof/>
+        </w:rPr>
+        <w:drawing>
+          <wp:inline distT="0" distB="0" distL="0" distR="0" wp14:anchorId="5A380055" wp14:editId="24EA8CFC">
+            <wp:extent cx="5762625" cy="2400300"/>
+            <wp:effectExtent l="0" t="0" r="0" b="0"/>
+            <wp:docPr id="608151966" name="drawing"/>
+            <wp:cNvGraphicFramePr>
+              <a:graphicFrameLocks xmlns:a="http://schemas.openxmlformats.org/drawingml/2006/main" noChangeAspect="1"/>
+            </wp:cNvGraphicFramePr>
+            <a:graphic xmlns:a="http://schemas.openxmlformats.org/drawingml/2006/main">
+              <a:graphicData uri="http://schemas.openxmlformats.org/drawingml/2006/picture">
+                <pic:pic xmlns:pic="http://schemas.openxmlformats.org/drawingml/2006/picture">
+                  <pic:nvPicPr>
+                    <pic:cNvPr id="608151966" name="Picture 608151966"/>
+                    <pic:cNvPicPr/>
+                  </pic:nvPicPr>
+                  <pic:blipFill>
+                    <a:blip r:embed="rId17">
+                      <a:extLst>
+                        <a:ext uri="{28A0092B-C50C-407E-A947-70E740481C1C}">
+                          <a14:useLocalDpi xmlns:a14="http://schemas.microsoft.com/office/drawing/2010/main"/>
+                        </a:ext>
+                      </a:extLst>
+                    </a:blip>
+                    <a:stretch>
+                      <a:fillRect/>
+                    </a:stretch>
+                  </pic:blipFill>
+                  <pic:spPr>
+                    <a:xfrm>
+                      <a:off x="0" y="0"/>
+                      <a:ext cx="5762625" cy="2400300"/>
+                    </a:xfrm>
+                    <a:prstGeom prst="rect">
+                      <a:avLst/>
+                    </a:prstGeom>
+                  </pic:spPr>
+                </pic:pic>
+              </a:graphicData>
+            </a:graphic>
+          </wp:inline>
+        </w:drawing>
       </w:r>
     </w:p>
     <w:p>
@@ -8353,72 +9088,2284 @@
       </w:pPr>
       <w:bookmarkStart w:id="19" w:name="_Toc1848376364"/>
       <w:r>
+        <w:lastRenderedPageBreak/>
         <w:t>Skrypt do utworzenia struktury bazy danych</w:t>
       </w:r>
       <w:bookmarkEnd w:id="19"/>
     </w:p>
     <w:p>
-      <w:r>
-        <w:rPr>
-          <w:color w:val="FF0000"/>
-        </w:rPr>
-        <w:t>W</w:t>
-      </w:r>
-      <w:r>
-        <w:rPr>
-          <w:color w:val="FF0000"/>
-        </w:rPr>
-        <w:t>kleić treść skryptu SQL tworzącego</w:t>
-      </w:r>
-      <w:r>
-        <w:rPr>
-          <w:color w:val="FF0000"/>
-        </w:rPr>
-        <w:t xml:space="preserve"> bazę</w:t>
-      </w:r>
-      <w:r>
-        <w:rPr>
-          <w:color w:val="FF0000"/>
-        </w:rPr>
-        <w:t xml:space="preserve"> danych systemu</w:t>
-      </w:r>
-      <w:r>
-        <w:rPr>
-          <w:color w:val="FF0000"/>
-        </w:rPr>
-        <w:t xml:space="preserve"> i jej strukturę (bez danych)</w:t>
-      </w:r>
-      <w:r>
-        <w:rPr>
-          <w:color w:val="FF0000"/>
-        </w:rPr>
-        <w:t>.</w:t>
-      </w:r>
-      <w:r>
-        <w:rPr>
-          <w:color w:val="FF0000"/>
-        </w:rPr>
-        <w:t xml:space="preserve"> Dodatkowo </w:t>
-      </w:r>
-      <w:r>
-        <w:rPr>
-          <w:color w:val="FF0000"/>
-        </w:rPr>
-        <w:t xml:space="preserve">w repozytorium należy zamieścić 2 skrypty SQL: </w:t>
-      </w:r>
-      <w:r>
-        <w:rPr>
-          <w:color w:val="FF0000"/>
-        </w:rPr>
-        <w:t>skrypt tworzący bazę danych i jej strukturę (bez danych) oraz skrypt tworzący bazę danych ze strukturą i przykładowymi danymi</w:t>
-      </w:r>
-      <w:r>
-        <w:rPr>
-          <w:color w:val="FF0000"/>
-        </w:rPr>
-        <w:t>.</w:t>
-      </w:r>
-    </w:p>
+      <w:pPr>
+        <w:rPr>
+          <w:b/>
+          <w:bCs/>
+        </w:rPr>
+      </w:pPr>
+      <w:r>
+        <w:rPr>
+          <w:b/>
+          <w:bCs/>
+        </w:rPr>
+        <w:t>Skrypt tworzący strukturę bazy danych:</w:t>
+      </w:r>
+    </w:p>
+    <w:tbl>
+      <w:tblPr>
+        <w:tblStyle w:val="Tabela-Siatka"/>
+        <w:tblW w:w="0" w:type="auto"/>
+        <w:tblLook w:val="06A0" w:firstRow="1" w:lastRow="0" w:firstColumn="1" w:lastColumn="0" w:noHBand="1" w:noVBand="1"/>
+      </w:tblPr>
+      <w:tblGrid>
+        <w:gridCol w:w="9060"/>
+      </w:tblGrid>
+      <w:tr>
+        <w:trPr>
+          <w:trHeight w:val="300"/>
+        </w:trPr>
+        <w:tc>
+          <w:tcPr>
+            <w:tcW w:w="9060" w:type="dxa"/>
+          </w:tcPr>
+          <w:p>
+            <w:r>
+              <w:t>CREATE TABLE "</w:t>
+            </w:r>
+            <w:proofErr w:type="spellStart"/>
+            <w:r>
+              <w:t>GlobalLimits</w:t>
+            </w:r>
+            <w:proofErr w:type="spellEnd"/>
+            <w:r>
+              <w:t>"(</w:t>
+            </w:r>
+          </w:p>
+          <w:p>
+            <w:r>
+              <w:t xml:space="preserve">    "Id" INTEGER NOT NULL,</w:t>
+            </w:r>
+          </w:p>
+          <w:p>
+            <w:r>
+              <w:t xml:space="preserve">    "</w:t>
+            </w:r>
+            <w:proofErr w:type="spellStart"/>
+            <w:r>
+              <w:t>HourlyPriceLimit</w:t>
+            </w:r>
+            <w:proofErr w:type="spellEnd"/>
+            <w:r>
+              <w:t>" DECIMAL(10, 2) NOT NULL,</w:t>
+            </w:r>
+          </w:p>
+          <w:p>
+            <w:r>
+              <w:t xml:space="preserve">    "Message" TEXT NULL</w:t>
+            </w:r>
+          </w:p>
+          <w:p>
+            <w:r>
+              <w:t>);</w:t>
+            </w:r>
+          </w:p>
+          <w:p>
+            <w:r>
+              <w:t>ALTER TABLE</w:t>
+            </w:r>
+          </w:p>
+          <w:p>
+            <w:r>
+              <w:t xml:space="preserve">    "</w:t>
+            </w:r>
+            <w:proofErr w:type="spellStart"/>
+            <w:r>
+              <w:t>GlobalLimits</w:t>
+            </w:r>
+            <w:proofErr w:type="spellEnd"/>
+            <w:r>
+              <w:t>" ADD PRIMARY KEY("Id");</w:t>
+            </w:r>
+          </w:p>
+          <w:p>
+            <w:r>
+              <w:t>CREATE TABLE "</w:t>
+            </w:r>
+            <w:proofErr w:type="spellStart"/>
+            <w:r>
+              <w:t>ChatParticipants</w:t>
+            </w:r>
+            <w:proofErr w:type="spellEnd"/>
+            <w:r>
+              <w:t>"(</w:t>
+            </w:r>
+          </w:p>
+          <w:p>
+            <w:r>
+              <w:t xml:space="preserve">    "</w:t>
+            </w:r>
+            <w:proofErr w:type="spellStart"/>
+            <w:r>
+              <w:t>ChatId</w:t>
+            </w:r>
+            <w:proofErr w:type="spellEnd"/>
+            <w:r>
+              <w:t>" INTEGER NOT NULL,</w:t>
+            </w:r>
+          </w:p>
+          <w:p>
+            <w:r>
+              <w:t xml:space="preserve">    "</w:t>
+            </w:r>
+            <w:proofErr w:type="spellStart"/>
+            <w:r>
+              <w:t>UserId</w:t>
+            </w:r>
+            <w:proofErr w:type="spellEnd"/>
+            <w:r>
+              <w:t>" INTEGER NOT NULL</w:t>
+            </w:r>
+          </w:p>
+          <w:p>
+            <w:r>
+              <w:t>);</w:t>
+            </w:r>
+          </w:p>
+          <w:p>
+            <w:r>
+              <w:t>ALTER TABLE "</w:t>
+            </w:r>
+            <w:proofErr w:type="spellStart"/>
+            <w:r>
+              <w:t>ChatParticipants</w:t>
+            </w:r>
+            <w:proofErr w:type="spellEnd"/>
+            <w:r>
+              <w:t>"</w:t>
+            </w:r>
+          </w:p>
+          <w:p>
+            <w:r>
+              <w:t xml:space="preserve">    ADD PRIMARY KEY ("</w:t>
+            </w:r>
+            <w:proofErr w:type="spellStart"/>
+            <w:r>
+              <w:t>ChatId</w:t>
+            </w:r>
+            <w:proofErr w:type="spellEnd"/>
+            <w:r>
+              <w:t>", "</w:t>
+            </w:r>
+            <w:proofErr w:type="spellStart"/>
+            <w:r>
+              <w:t>UserId</w:t>
+            </w:r>
+            <w:proofErr w:type="spellEnd"/>
+            <w:r>
+              <w:t>");</w:t>
+            </w:r>
+          </w:p>
+          <w:p/>
+          <w:p>
+            <w:r>
+              <w:t>CREATE INDEX "</w:t>
+            </w:r>
+            <w:proofErr w:type="spellStart"/>
+            <w:r>
+              <w:t>chatparticipants_chatid_index</w:t>
+            </w:r>
+            <w:proofErr w:type="spellEnd"/>
+            <w:r>
+              <w:t>" ON</w:t>
+            </w:r>
+          </w:p>
+          <w:p>
+            <w:r>
+              <w:t xml:space="preserve">    "</w:t>
+            </w:r>
+            <w:proofErr w:type="spellStart"/>
+            <w:r>
+              <w:t>ChatParticipants</w:t>
+            </w:r>
+            <w:proofErr w:type="spellEnd"/>
+            <w:r>
+              <w:t>"("</w:t>
+            </w:r>
+            <w:proofErr w:type="spellStart"/>
+            <w:r>
+              <w:t>ChatId</w:t>
+            </w:r>
+            <w:proofErr w:type="spellEnd"/>
+            <w:r>
+              <w:t>");</w:t>
+            </w:r>
+          </w:p>
+          <w:p>
+            <w:r>
+              <w:t>CREATE INDEX "</w:t>
+            </w:r>
+            <w:proofErr w:type="spellStart"/>
+            <w:r>
+              <w:t>chatparticipants_userid_index</w:t>
+            </w:r>
+            <w:proofErr w:type="spellEnd"/>
+            <w:r>
+              <w:t>" ON</w:t>
+            </w:r>
+          </w:p>
+          <w:p>
+            <w:r>
+              <w:t xml:space="preserve">    "</w:t>
+            </w:r>
+            <w:proofErr w:type="spellStart"/>
+            <w:r>
+              <w:t>ChatParticipants</w:t>
+            </w:r>
+            <w:proofErr w:type="spellEnd"/>
+            <w:r>
+              <w:t>"("</w:t>
+            </w:r>
+            <w:proofErr w:type="spellStart"/>
+            <w:r>
+              <w:t>UserId</w:t>
+            </w:r>
+            <w:proofErr w:type="spellEnd"/>
+            <w:r>
+              <w:t>");</w:t>
+            </w:r>
+          </w:p>
+          <w:p>
+            <w:r>
+              <w:t>CREATE TABLE "</w:t>
+            </w:r>
+            <w:proofErr w:type="spellStart"/>
+            <w:r>
+              <w:t>Messages</w:t>
+            </w:r>
+            <w:proofErr w:type="spellEnd"/>
+            <w:r>
+              <w:t>"(</w:t>
+            </w:r>
+          </w:p>
+          <w:p>
+            <w:r>
+              <w:t xml:space="preserve">    "Id" INTEGER NOT NULL,</w:t>
+            </w:r>
+          </w:p>
+          <w:p>
+            <w:r>
+              <w:t xml:space="preserve">    "</w:t>
+            </w:r>
+            <w:proofErr w:type="spellStart"/>
+            <w:r>
+              <w:t>ChatId</w:t>
+            </w:r>
+            <w:proofErr w:type="spellEnd"/>
+            <w:r>
+              <w:t>" INTEGER NOT NULL,</w:t>
+            </w:r>
+          </w:p>
+          <w:p>
+            <w:r>
+              <w:t xml:space="preserve">    "Content" TEXT NOT NULL,</w:t>
+            </w:r>
+          </w:p>
+          <w:p>
+            <w:r>
+              <w:t xml:space="preserve">    "</w:t>
+            </w:r>
+            <w:proofErr w:type="spellStart"/>
+            <w:r>
+              <w:t>SentAt</w:t>
+            </w:r>
+            <w:proofErr w:type="spellEnd"/>
+            <w:r>
+              <w:t>" TIMESTAMP(0) WITHOUT TIME ZONE NOT NULL DEFAULT CURRENT_TIMESTAMP,</w:t>
+            </w:r>
+          </w:p>
+          <w:p>
+            <w:r>
+              <w:t xml:space="preserve">    "</w:t>
+            </w:r>
+            <w:proofErr w:type="spellStart"/>
+            <w:r>
+              <w:t>UserId</w:t>
+            </w:r>
+            <w:proofErr w:type="spellEnd"/>
+            <w:r>
+              <w:t>" INTEGER NOT NULL</w:t>
+            </w:r>
+          </w:p>
+          <w:p>
+            <w:r>
+              <w:t>);</w:t>
+            </w:r>
+          </w:p>
+          <w:p>
+            <w:r>
+              <w:t>ALTER TABLE</w:t>
+            </w:r>
+          </w:p>
+          <w:p>
+            <w:r>
+              <w:lastRenderedPageBreak/>
+              <w:t xml:space="preserve">    "</w:t>
+            </w:r>
+            <w:proofErr w:type="spellStart"/>
+            <w:r>
+              <w:t>Messages</w:t>
+            </w:r>
+            <w:proofErr w:type="spellEnd"/>
+            <w:r>
+              <w:t>" ADD PRIMARY KEY("Id");</w:t>
+            </w:r>
+          </w:p>
+          <w:p>
+            <w:r>
+              <w:t>CREATE INDEX "</w:t>
+            </w:r>
+            <w:proofErr w:type="spellStart"/>
+            <w:r>
+              <w:t>messages_chatid_index</w:t>
+            </w:r>
+            <w:proofErr w:type="spellEnd"/>
+            <w:r>
+              <w:t>" ON</w:t>
+            </w:r>
+          </w:p>
+          <w:p>
+            <w:r>
+              <w:t xml:space="preserve">    "</w:t>
+            </w:r>
+            <w:proofErr w:type="spellStart"/>
+            <w:r>
+              <w:t>Messages</w:t>
+            </w:r>
+            <w:proofErr w:type="spellEnd"/>
+            <w:r>
+              <w:t>"("</w:t>
+            </w:r>
+            <w:proofErr w:type="spellStart"/>
+            <w:r>
+              <w:t>ChatId</w:t>
+            </w:r>
+            <w:proofErr w:type="spellEnd"/>
+            <w:r>
+              <w:t>");</w:t>
+            </w:r>
+          </w:p>
+          <w:p>
+            <w:r>
+              <w:t>CREATE INDEX "</w:t>
+            </w:r>
+            <w:proofErr w:type="spellStart"/>
+            <w:r>
+              <w:t>messages_userid_index</w:t>
+            </w:r>
+            <w:proofErr w:type="spellEnd"/>
+            <w:r>
+              <w:t>" ON</w:t>
+            </w:r>
+          </w:p>
+          <w:p>
+            <w:r>
+              <w:t xml:space="preserve">    "</w:t>
+            </w:r>
+            <w:proofErr w:type="spellStart"/>
+            <w:r>
+              <w:t>Messages</w:t>
+            </w:r>
+            <w:proofErr w:type="spellEnd"/>
+            <w:r>
+              <w:t>"("</w:t>
+            </w:r>
+            <w:proofErr w:type="spellStart"/>
+            <w:r>
+              <w:t>UserId</w:t>
+            </w:r>
+            <w:proofErr w:type="spellEnd"/>
+            <w:r>
+              <w:t>");</w:t>
+            </w:r>
+          </w:p>
+          <w:p>
+            <w:r>
+              <w:t>CREATE TABLE "</w:t>
+            </w:r>
+            <w:proofErr w:type="spellStart"/>
+            <w:r>
+              <w:t>Chats</w:t>
+            </w:r>
+            <w:proofErr w:type="spellEnd"/>
+            <w:r>
+              <w:t>"(</w:t>
+            </w:r>
+          </w:p>
+          <w:p>
+            <w:r>
+              <w:t xml:space="preserve">    "Id" INTEGER NOT NULL,</w:t>
+            </w:r>
+          </w:p>
+          <w:p>
+            <w:r>
+              <w:t xml:space="preserve">    "</w:t>
+            </w:r>
+            <w:proofErr w:type="spellStart"/>
+            <w:r>
+              <w:t>CreatedAt</w:t>
+            </w:r>
+            <w:proofErr w:type="spellEnd"/>
+            <w:r>
+              <w:t>" TIMESTAMP(0) WITHOUT TIME ZONE NOT NULL DEFAULT CURRENT_TIMESTAMP</w:t>
+            </w:r>
+          </w:p>
+          <w:p>
+            <w:r>
+              <w:t>);</w:t>
+            </w:r>
+          </w:p>
+          <w:p>
+            <w:r>
+              <w:t>ALTER TABLE</w:t>
+            </w:r>
+          </w:p>
+          <w:p>
+            <w:r>
+              <w:t xml:space="preserve">    "</w:t>
+            </w:r>
+            <w:proofErr w:type="spellStart"/>
+            <w:r>
+              <w:t>Chats</w:t>
+            </w:r>
+            <w:proofErr w:type="spellEnd"/>
+            <w:r>
+              <w:t>" ADD PRIMARY KEY("Id");</w:t>
+            </w:r>
+          </w:p>
+          <w:p>
+            <w:r>
+              <w:t>CREATE TABLE "</w:t>
+            </w:r>
+            <w:proofErr w:type="spellStart"/>
+            <w:r>
+              <w:t>Bookings</w:t>
+            </w:r>
+            <w:proofErr w:type="spellEnd"/>
+            <w:r>
+              <w:t>"(</w:t>
+            </w:r>
+          </w:p>
+          <w:p>
+            <w:r>
+              <w:t xml:space="preserve">    "Id" INTEGER NOT NULL,</w:t>
+            </w:r>
+          </w:p>
+          <w:p>
+            <w:r>
+              <w:t xml:space="preserve">    "</w:t>
+            </w:r>
+            <w:proofErr w:type="spellStart"/>
+            <w:r>
+              <w:t>AvailabilitySlotId</w:t>
+            </w:r>
+            <w:proofErr w:type="spellEnd"/>
+            <w:r>
+              <w:t>" INTEGER NOT NULL,</w:t>
+            </w:r>
+          </w:p>
+          <w:p>
+            <w:r>
+              <w:t xml:space="preserve">    "</w:t>
+            </w:r>
+            <w:proofErr w:type="spellStart"/>
+            <w:r>
+              <w:t>StatusId</w:t>
+            </w:r>
+            <w:proofErr w:type="spellEnd"/>
+            <w:r>
+              <w:t>" INTEGER NOT NULL,</w:t>
+            </w:r>
+          </w:p>
+          <w:p>
+            <w:r>
+              <w:t xml:space="preserve">    "</w:t>
+            </w:r>
+            <w:proofErr w:type="spellStart"/>
+            <w:r>
+              <w:t>OfferId</w:t>
+            </w:r>
+            <w:proofErr w:type="spellEnd"/>
+            <w:r>
+              <w:t>" INTEGER NOT NULL,</w:t>
+            </w:r>
+          </w:p>
+          <w:p>
+            <w:r>
+              <w:t xml:space="preserve">    "</w:t>
+            </w:r>
+            <w:proofErr w:type="spellStart"/>
+            <w:r>
+              <w:t>StudentId</w:t>
+            </w:r>
+            <w:proofErr w:type="spellEnd"/>
+            <w:r>
+              <w:t>" INTEGER NOT NULL,</w:t>
+            </w:r>
+          </w:p>
+          <w:p>
+            <w:r>
+              <w:t xml:space="preserve">    "</w:t>
+            </w:r>
+            <w:proofErr w:type="spellStart"/>
+            <w:r>
+              <w:t>BookingDate</w:t>
+            </w:r>
+            <w:proofErr w:type="spellEnd"/>
+            <w:r>
+              <w:t>" TIMESTAMP(0) WITHOUT TIME ZONE NOT NULL DEFAULT CURRENT_TIMESTAMP</w:t>
+            </w:r>
+          </w:p>
+          <w:p>
+            <w:r>
+              <w:t>);</w:t>
+            </w:r>
+          </w:p>
+          <w:p>
+            <w:r>
+              <w:t>ALTER TABLE</w:t>
+            </w:r>
+          </w:p>
+          <w:p>
+            <w:r>
+              <w:t xml:space="preserve">    "</w:t>
+            </w:r>
+            <w:proofErr w:type="spellStart"/>
+            <w:r>
+              <w:t>Bookings</w:t>
+            </w:r>
+            <w:proofErr w:type="spellEnd"/>
+            <w:r>
+              <w:t>" ADD PRIMARY KEY("Id");</w:t>
+            </w:r>
+          </w:p>
+          <w:p>
+            <w:r>
+              <w:t>CREATE INDEX "</w:t>
+            </w:r>
+            <w:proofErr w:type="spellStart"/>
+            <w:r>
+              <w:t>bookings_offerid_index</w:t>
+            </w:r>
+            <w:proofErr w:type="spellEnd"/>
+            <w:r>
+              <w:t>" ON</w:t>
+            </w:r>
+          </w:p>
+          <w:p>
+            <w:r>
+              <w:t xml:space="preserve">    "</w:t>
+            </w:r>
+            <w:proofErr w:type="spellStart"/>
+            <w:r>
+              <w:t>Bookings</w:t>
+            </w:r>
+            <w:proofErr w:type="spellEnd"/>
+            <w:r>
+              <w:t>"("</w:t>
+            </w:r>
+            <w:proofErr w:type="spellStart"/>
+            <w:r>
+              <w:t>OfferId</w:t>
+            </w:r>
+            <w:proofErr w:type="spellEnd"/>
+            <w:r>
+              <w:t>");</w:t>
+            </w:r>
+          </w:p>
+          <w:p>
+            <w:r>
+              <w:t>CREATE INDEX "</w:t>
+            </w:r>
+            <w:proofErr w:type="spellStart"/>
+            <w:r>
+              <w:t>bookings_studentid_index</w:t>
+            </w:r>
+            <w:proofErr w:type="spellEnd"/>
+            <w:r>
+              <w:t>" ON</w:t>
+            </w:r>
+          </w:p>
+          <w:p>
+            <w:r>
+              <w:t xml:space="preserve">    "</w:t>
+            </w:r>
+            <w:proofErr w:type="spellStart"/>
+            <w:r>
+              <w:t>Bookings</w:t>
+            </w:r>
+            <w:proofErr w:type="spellEnd"/>
+            <w:r>
+              <w:t>"("</w:t>
+            </w:r>
+            <w:proofErr w:type="spellStart"/>
+            <w:r>
+              <w:t>StudentId</w:t>
+            </w:r>
+            <w:proofErr w:type="spellEnd"/>
+            <w:r>
+              <w:t>");</w:t>
+            </w:r>
+          </w:p>
+          <w:p>
+            <w:r>
+              <w:t>CREATE TABLE "</w:t>
+            </w:r>
+            <w:proofErr w:type="spellStart"/>
+            <w:r>
+              <w:t>Statuses</w:t>
+            </w:r>
+            <w:proofErr w:type="spellEnd"/>
+            <w:r>
+              <w:t>"(</w:t>
+            </w:r>
+          </w:p>
+          <w:p>
+            <w:r>
+              <w:t xml:space="preserve">    "Id" INTEGER NOT NULL,</w:t>
+            </w:r>
+          </w:p>
+          <w:p>
+            <w:r>
+              <w:t xml:space="preserve">    "Status" VARCHAR(50) NOT NULL</w:t>
+            </w:r>
+          </w:p>
+          <w:p>
+            <w:r>
+              <w:lastRenderedPageBreak/>
+              <w:t>);</w:t>
+            </w:r>
+          </w:p>
+          <w:p>
+            <w:r>
+              <w:t>ALTER TABLE</w:t>
+            </w:r>
+          </w:p>
+          <w:p>
+            <w:r>
+              <w:t xml:space="preserve">    "</w:t>
+            </w:r>
+            <w:proofErr w:type="spellStart"/>
+            <w:r>
+              <w:t>Statuses</w:t>
+            </w:r>
+            <w:proofErr w:type="spellEnd"/>
+            <w:r>
+              <w:t>" ADD PRIMARY KEY("Id");</w:t>
+            </w:r>
+          </w:p>
+          <w:p>
+            <w:r>
+              <w:t>ALTER TABLE</w:t>
+            </w:r>
+          </w:p>
+          <w:p>
+            <w:r>
+              <w:t xml:space="preserve">    "</w:t>
+            </w:r>
+            <w:proofErr w:type="spellStart"/>
+            <w:r>
+              <w:t>Statuses</w:t>
+            </w:r>
+            <w:proofErr w:type="spellEnd"/>
+            <w:r>
+              <w:t>" ADD CONSTRAINT "</w:t>
+            </w:r>
+            <w:proofErr w:type="spellStart"/>
+            <w:r>
+              <w:t>statuses_status_unique</w:t>
+            </w:r>
+            <w:proofErr w:type="spellEnd"/>
+            <w:r>
+              <w:t>" UNIQUE("Status");</w:t>
+            </w:r>
+          </w:p>
+          <w:p>
+            <w:r>
+              <w:t>CREATE TABLE "</w:t>
+            </w:r>
+            <w:proofErr w:type="spellStart"/>
+            <w:r>
+              <w:t>Roles</w:t>
+            </w:r>
+            <w:proofErr w:type="spellEnd"/>
+            <w:r>
+              <w:t>"(</w:t>
+            </w:r>
+          </w:p>
+          <w:p>
+            <w:r>
+              <w:t xml:space="preserve">    "Id" INTEGER NOT NULL,</w:t>
+            </w:r>
+          </w:p>
+          <w:p>
+            <w:r>
+              <w:t xml:space="preserve">    "</w:t>
+            </w:r>
+            <w:proofErr w:type="spellStart"/>
+            <w:r>
+              <w:t>Name</w:t>
+            </w:r>
+            <w:proofErr w:type="spellEnd"/>
+            <w:r>
+              <w:t>" VARCHAR(50) NOT NULL</w:t>
+            </w:r>
+          </w:p>
+          <w:p>
+            <w:r>
+              <w:t>);</w:t>
+            </w:r>
+          </w:p>
+          <w:p>
+            <w:r>
+              <w:t>ALTER TABLE</w:t>
+            </w:r>
+          </w:p>
+          <w:p>
+            <w:r>
+              <w:t xml:space="preserve">    "</w:t>
+            </w:r>
+            <w:proofErr w:type="spellStart"/>
+            <w:r>
+              <w:t>Roles</w:t>
+            </w:r>
+            <w:proofErr w:type="spellEnd"/>
+            <w:r>
+              <w:t>" ADD PRIMARY KEY("Id");</w:t>
+            </w:r>
+          </w:p>
+          <w:p>
+            <w:r>
+              <w:t>ALTER TABLE</w:t>
+            </w:r>
+          </w:p>
+          <w:p>
+            <w:r>
+              <w:t xml:space="preserve">    "</w:t>
+            </w:r>
+            <w:proofErr w:type="spellStart"/>
+            <w:r>
+              <w:t>Roles</w:t>
+            </w:r>
+            <w:proofErr w:type="spellEnd"/>
+            <w:r>
+              <w:t>" ADD CONSTRAINT "</w:t>
+            </w:r>
+            <w:proofErr w:type="spellStart"/>
+            <w:r>
+              <w:t>roles_name_unique</w:t>
+            </w:r>
+            <w:proofErr w:type="spellEnd"/>
+            <w:r>
+              <w:t>" UNIQUE("</w:t>
+            </w:r>
+            <w:proofErr w:type="spellStart"/>
+            <w:r>
+              <w:t>Name</w:t>
+            </w:r>
+            <w:proofErr w:type="spellEnd"/>
+            <w:r>
+              <w:t>");</w:t>
+            </w:r>
+          </w:p>
+          <w:p>
+            <w:r>
+              <w:t>CREATE TABLE "</w:t>
+            </w:r>
+            <w:proofErr w:type="spellStart"/>
+            <w:r>
+              <w:t>Subjects</w:t>
+            </w:r>
+            <w:proofErr w:type="spellEnd"/>
+            <w:r>
+              <w:t>"(</w:t>
+            </w:r>
+          </w:p>
+          <w:p>
+            <w:r>
+              <w:t xml:space="preserve">    "Id" INTEGER NOT NULL,</w:t>
+            </w:r>
+          </w:p>
+          <w:p>
+            <w:r>
+              <w:t xml:space="preserve">    "</w:t>
+            </w:r>
+            <w:proofErr w:type="spellStart"/>
+            <w:r>
+              <w:t>Name</w:t>
+            </w:r>
+            <w:proofErr w:type="spellEnd"/>
+            <w:r>
+              <w:t>" VARCHAR(100) NOT NULL,</w:t>
+            </w:r>
+          </w:p>
+          <w:p>
+            <w:r>
+              <w:t xml:space="preserve">    "</w:t>
+            </w:r>
+            <w:proofErr w:type="spellStart"/>
+            <w:r>
+              <w:t>StatusId</w:t>
+            </w:r>
+            <w:proofErr w:type="spellEnd"/>
+            <w:r>
+              <w:t>" INTEGER NOT NULL</w:t>
+            </w:r>
+          </w:p>
+          <w:p>
+            <w:r>
+              <w:t>);</w:t>
+            </w:r>
+          </w:p>
+          <w:p>
+            <w:r>
+              <w:t>ALTER TABLE</w:t>
+            </w:r>
+          </w:p>
+          <w:p>
+            <w:r>
+              <w:t xml:space="preserve">    "</w:t>
+            </w:r>
+            <w:proofErr w:type="spellStart"/>
+            <w:r>
+              <w:t>Subjects</w:t>
+            </w:r>
+            <w:proofErr w:type="spellEnd"/>
+            <w:r>
+              <w:t>" ADD PRIMARY KEY("Id");</w:t>
+            </w:r>
+          </w:p>
+          <w:p>
+            <w:r>
+              <w:t>CREATE TABLE "</w:t>
+            </w:r>
+            <w:proofErr w:type="spellStart"/>
+            <w:r>
+              <w:t>Reviews</w:t>
+            </w:r>
+            <w:proofErr w:type="spellEnd"/>
+            <w:r>
+              <w:t>"(</w:t>
+            </w:r>
+          </w:p>
+          <w:p>
+            <w:r>
+              <w:t xml:space="preserve">    "Id" INTEGER NOT NULL,</w:t>
+            </w:r>
+          </w:p>
+          <w:p>
+            <w:r>
+              <w:t xml:space="preserve">    "Rating" SMALLINT NOT NULL,</w:t>
+            </w:r>
+          </w:p>
+          <w:p>
+            <w:r>
+              <w:t xml:space="preserve">    "</w:t>
+            </w:r>
+            <w:proofErr w:type="spellStart"/>
+            <w:r>
+              <w:t>TutorId</w:t>
+            </w:r>
+            <w:proofErr w:type="spellEnd"/>
+            <w:r>
+              <w:t>" INTEGER NOT NULL,</w:t>
+            </w:r>
+          </w:p>
+          <w:p>
+            <w:r>
+              <w:t xml:space="preserve">    "</w:t>
+            </w:r>
+            <w:proofErr w:type="spellStart"/>
+            <w:r>
+              <w:t>Comment</w:t>
+            </w:r>
+            <w:proofErr w:type="spellEnd"/>
+            <w:r>
+              <w:t>" TEXT NULL,</w:t>
+            </w:r>
+          </w:p>
+          <w:p>
+            <w:r>
+              <w:t xml:space="preserve">    "</w:t>
+            </w:r>
+            <w:proofErr w:type="spellStart"/>
+            <w:r>
+              <w:t>BookingId</w:t>
+            </w:r>
+            <w:proofErr w:type="spellEnd"/>
+            <w:r>
+              <w:t>" BIGINT NOT NULL</w:t>
+            </w:r>
+          </w:p>
+          <w:p>
+            <w:r>
+              <w:t>);</w:t>
+            </w:r>
+          </w:p>
+          <w:p>
+            <w:r>
+              <w:t>ALTER TABLE</w:t>
+            </w:r>
+          </w:p>
+          <w:p>
+            <w:r>
+              <w:lastRenderedPageBreak/>
+              <w:t xml:space="preserve">    "</w:t>
+            </w:r>
+            <w:proofErr w:type="spellStart"/>
+            <w:r>
+              <w:t>Reviews</w:t>
+            </w:r>
+            <w:proofErr w:type="spellEnd"/>
+            <w:r>
+              <w:t>" ADD PRIMARY KEY("Id");</w:t>
+            </w:r>
+          </w:p>
+          <w:p>
+            <w:r>
+              <w:t>CREATE INDEX "</w:t>
+            </w:r>
+            <w:proofErr w:type="spellStart"/>
+            <w:r>
+              <w:t>reviews_tutorid_index</w:t>
+            </w:r>
+            <w:proofErr w:type="spellEnd"/>
+            <w:r>
+              <w:t>" ON</w:t>
+            </w:r>
+          </w:p>
+          <w:p>
+            <w:r>
+              <w:t xml:space="preserve">    "</w:t>
+            </w:r>
+            <w:proofErr w:type="spellStart"/>
+            <w:r>
+              <w:t>Reviews</w:t>
+            </w:r>
+            <w:proofErr w:type="spellEnd"/>
+            <w:r>
+              <w:t>"("</w:t>
+            </w:r>
+            <w:proofErr w:type="spellStart"/>
+            <w:r>
+              <w:t>TutorId</w:t>
+            </w:r>
+            <w:proofErr w:type="spellEnd"/>
+            <w:r>
+              <w:t>");</w:t>
+            </w:r>
+          </w:p>
+          <w:p>
+            <w:r>
+              <w:t>CREATE INDEX "</w:t>
+            </w:r>
+            <w:proofErr w:type="spellStart"/>
+            <w:r>
+              <w:t>reviews_bookingid_index</w:t>
+            </w:r>
+            <w:proofErr w:type="spellEnd"/>
+            <w:r>
+              <w:t>" ON</w:t>
+            </w:r>
+          </w:p>
+          <w:p>
+            <w:r>
+              <w:t xml:space="preserve">    "</w:t>
+            </w:r>
+            <w:proofErr w:type="spellStart"/>
+            <w:r>
+              <w:t>Reviews</w:t>
+            </w:r>
+            <w:proofErr w:type="spellEnd"/>
+            <w:r>
+              <w:t>"("</w:t>
+            </w:r>
+            <w:proofErr w:type="spellStart"/>
+            <w:r>
+              <w:t>BookingId</w:t>
+            </w:r>
+            <w:proofErr w:type="spellEnd"/>
+            <w:r>
+              <w:t>");</w:t>
+            </w:r>
+          </w:p>
+          <w:p>
+            <w:r>
+              <w:t>CREATE TABLE "</w:t>
+            </w:r>
+            <w:proofErr w:type="spellStart"/>
+            <w:r>
+              <w:t>Users</w:t>
+            </w:r>
+            <w:proofErr w:type="spellEnd"/>
+            <w:r>
+              <w:t>"(</w:t>
+            </w:r>
+          </w:p>
+          <w:p>
+            <w:r>
+              <w:t xml:space="preserve">    "Id" INTEGER NOT NULL,</w:t>
+            </w:r>
+          </w:p>
+          <w:p>
+            <w:r>
+              <w:t xml:space="preserve">    "</w:t>
+            </w:r>
+            <w:proofErr w:type="spellStart"/>
+            <w:r>
+              <w:t>RoleId</w:t>
+            </w:r>
+            <w:proofErr w:type="spellEnd"/>
+            <w:r>
+              <w:t>" INTEGER NOT NULL,</w:t>
+            </w:r>
+          </w:p>
+          <w:p>
+            <w:r>
+              <w:t xml:space="preserve">    "</w:t>
+            </w:r>
+            <w:proofErr w:type="spellStart"/>
+            <w:r>
+              <w:t>Password</w:t>
+            </w:r>
+            <w:proofErr w:type="spellEnd"/>
+            <w:r>
+              <w:t>" VARCHAR(255) NOT NULL,</w:t>
+            </w:r>
+          </w:p>
+          <w:p>
+            <w:r>
+              <w:t xml:space="preserve">    "</w:t>
+            </w:r>
+            <w:proofErr w:type="spellStart"/>
+            <w:r>
+              <w:t>FirstName</w:t>
+            </w:r>
+            <w:proofErr w:type="spellEnd"/>
+            <w:r>
+              <w:t>" VARCHAR(50) NOT NULL,</w:t>
+            </w:r>
+          </w:p>
+          <w:p>
+            <w:r>
+              <w:t xml:space="preserve">    "</w:t>
+            </w:r>
+            <w:proofErr w:type="spellStart"/>
+            <w:r>
+              <w:t>LastName</w:t>
+            </w:r>
+            <w:proofErr w:type="spellEnd"/>
+            <w:r>
+              <w:t>" VARCHAR(50) NOT NULL,</w:t>
+            </w:r>
+          </w:p>
+          <w:p>
+            <w:r>
+              <w:t xml:space="preserve">    "Email" VARCHAR(100) NOT NULL,</w:t>
+            </w:r>
+          </w:p>
+          <w:p>
+            <w:r>
+              <w:t xml:space="preserve">    "</w:t>
+            </w:r>
+            <w:proofErr w:type="spellStart"/>
+            <w:r>
+              <w:t>AccountStatusId</w:t>
+            </w:r>
+            <w:proofErr w:type="spellEnd"/>
+            <w:r>
+              <w:t>" INTEGER NOT NULL,</w:t>
+            </w:r>
+          </w:p>
+          <w:p>
+            <w:r>
+              <w:t xml:space="preserve">    "</w:t>
+            </w:r>
+            <w:proofErr w:type="spellStart"/>
+            <w:r>
+              <w:t>Address</w:t>
+            </w:r>
+            <w:proofErr w:type="spellEnd"/>
+            <w:r>
+              <w:t>" TEXT NULL,</w:t>
+            </w:r>
+          </w:p>
+          <w:p>
+            <w:r>
+              <w:t xml:space="preserve">    "</w:t>
+            </w:r>
+            <w:proofErr w:type="spellStart"/>
+            <w:r>
+              <w:t>PhoneNumber</w:t>
+            </w:r>
+            <w:proofErr w:type="spellEnd"/>
+            <w:r>
+              <w:t>" VARCHAR(20) NULL</w:t>
+            </w:r>
+          </w:p>
+          <w:p>
+            <w:r>
+              <w:t>);</w:t>
+            </w:r>
+          </w:p>
+          <w:p>
+            <w:r>
+              <w:t>ALTER TABLE</w:t>
+            </w:r>
+          </w:p>
+          <w:p>
+            <w:r>
+              <w:t xml:space="preserve">    "</w:t>
+            </w:r>
+            <w:proofErr w:type="spellStart"/>
+            <w:r>
+              <w:t>Users</w:t>
+            </w:r>
+            <w:proofErr w:type="spellEnd"/>
+            <w:r>
+              <w:t>" ADD PRIMARY KEY("Id");</w:t>
+            </w:r>
+          </w:p>
+          <w:p>
+            <w:r>
+              <w:t>ALTER TABLE</w:t>
+            </w:r>
+          </w:p>
+          <w:p>
+            <w:r>
+              <w:t xml:space="preserve">    "</w:t>
+            </w:r>
+            <w:proofErr w:type="spellStart"/>
+            <w:r>
+              <w:t>Users</w:t>
+            </w:r>
+            <w:proofErr w:type="spellEnd"/>
+            <w:r>
+              <w:t>" ADD CONSTRAINT "</w:t>
+            </w:r>
+            <w:proofErr w:type="spellStart"/>
+            <w:r>
+              <w:t>users_email_unique</w:t>
+            </w:r>
+            <w:proofErr w:type="spellEnd"/>
+            <w:r>
+              <w:t>" UNIQUE("Email");</w:t>
+            </w:r>
+          </w:p>
+          <w:p>
+            <w:r>
+              <w:t>CREATE TABLE "</w:t>
+            </w:r>
+            <w:proofErr w:type="spellStart"/>
+            <w:r>
+              <w:t>AvailabilitySlots</w:t>
+            </w:r>
+            <w:proofErr w:type="spellEnd"/>
+            <w:r>
+              <w:t>"(</w:t>
+            </w:r>
+          </w:p>
+          <w:p>
+            <w:r>
+              <w:t xml:space="preserve">    "Id" INTEGER NOT NULL,</w:t>
+            </w:r>
+          </w:p>
+          <w:p>
+            <w:r>
+              <w:t xml:space="preserve">    "</w:t>
+            </w:r>
+            <w:proofErr w:type="spellStart"/>
+            <w:r>
+              <w:t>DayOfWeek</w:t>
+            </w:r>
+            <w:proofErr w:type="spellEnd"/>
+            <w:r>
+              <w:t>" SMALLINT NOT NULL,</w:t>
+            </w:r>
+          </w:p>
+          <w:p>
+            <w:r>
+              <w:t xml:space="preserve">    "</w:t>
+            </w:r>
+            <w:proofErr w:type="spellStart"/>
+            <w:r>
+              <w:t>StartTime</w:t>
+            </w:r>
+            <w:proofErr w:type="spellEnd"/>
+            <w:r>
+              <w:t>" TIME(0) WITHOUT TIME ZONE NOT NULL,</w:t>
+            </w:r>
+          </w:p>
+          <w:p>
+            <w:r>
+              <w:t xml:space="preserve">    "</w:t>
+            </w:r>
+            <w:proofErr w:type="spellStart"/>
+            <w:r>
+              <w:t>EndTime</w:t>
+            </w:r>
+            <w:proofErr w:type="spellEnd"/>
+            <w:r>
+              <w:t>" TIME(0) WITHOUT TIME ZONE NOT NULL</w:t>
+            </w:r>
+          </w:p>
+          <w:p>
+            <w:r>
+              <w:t>);</w:t>
+            </w:r>
+          </w:p>
+          <w:p>
+            <w:r>
+              <w:t>ALTER TABLE</w:t>
+            </w:r>
+          </w:p>
+          <w:p>
+            <w:r>
+              <w:t xml:space="preserve">    "</w:t>
+            </w:r>
+            <w:proofErr w:type="spellStart"/>
+            <w:r>
+              <w:t>AvailabilitySlots</w:t>
+            </w:r>
+            <w:proofErr w:type="spellEnd"/>
+            <w:r>
+              <w:t>" ADD PRIMARY KEY("Id");</w:t>
+            </w:r>
+          </w:p>
+          <w:p>
+            <w:r>
+              <w:lastRenderedPageBreak/>
+              <w:t>CREATE TABLE "</w:t>
+            </w:r>
+            <w:proofErr w:type="spellStart"/>
+            <w:r>
+              <w:t>Offers</w:t>
+            </w:r>
+            <w:proofErr w:type="spellEnd"/>
+            <w:r>
+              <w:t>"(</w:t>
+            </w:r>
+          </w:p>
+          <w:p>
+            <w:r>
+              <w:t xml:space="preserve">    "Id" INTEGER NOT NULL,</w:t>
+            </w:r>
+          </w:p>
+          <w:p>
+            <w:r>
+              <w:t xml:space="preserve">    "</w:t>
+            </w:r>
+            <w:proofErr w:type="spellStart"/>
+            <w:r>
+              <w:t>TutorId</w:t>
+            </w:r>
+            <w:proofErr w:type="spellEnd"/>
+            <w:r>
+              <w:t>" INTEGER NOT NULL,</w:t>
+            </w:r>
+          </w:p>
+          <w:p>
+            <w:r>
+              <w:t xml:space="preserve">    "</w:t>
+            </w:r>
+            <w:proofErr w:type="spellStart"/>
+            <w:r>
+              <w:t>Price</w:t>
+            </w:r>
+            <w:proofErr w:type="spellEnd"/>
+            <w:r>
+              <w:t>" DECIMAL(10, 2) NOT NULL,</w:t>
+            </w:r>
+          </w:p>
+          <w:p>
+            <w:r>
+              <w:t xml:space="preserve">    "</w:t>
+            </w:r>
+            <w:proofErr w:type="spellStart"/>
+            <w:r>
+              <w:t>AvailabilitySlotId</w:t>
+            </w:r>
+            <w:proofErr w:type="spellEnd"/>
+            <w:r>
+              <w:t>" INTEGER NOT NULL,</w:t>
+            </w:r>
+          </w:p>
+          <w:p>
+            <w:r>
+              <w:t xml:space="preserve">    "</w:t>
+            </w:r>
+            <w:proofErr w:type="spellStart"/>
+            <w:r>
+              <w:t>Details</w:t>
+            </w:r>
+            <w:proofErr w:type="spellEnd"/>
+            <w:r>
+              <w:t>" TEXT NULL,</w:t>
+            </w:r>
+          </w:p>
+          <w:p>
+            <w:r>
+              <w:t xml:space="preserve">    "</w:t>
+            </w:r>
+            <w:proofErr w:type="spellStart"/>
+            <w:r>
+              <w:t>SubjectId</w:t>
+            </w:r>
+            <w:proofErr w:type="spellEnd"/>
+            <w:r>
+              <w:t>" INTEGER NOT NULL,</w:t>
+            </w:r>
+          </w:p>
+          <w:p>
+            <w:r>
+              <w:t xml:space="preserve">    "</w:t>
+            </w:r>
+            <w:proofErr w:type="spellStart"/>
+            <w:r>
+              <w:t>StatusId</w:t>
+            </w:r>
+            <w:proofErr w:type="spellEnd"/>
+            <w:r>
+              <w:t>" INTEGER NOT NULL,</w:t>
+            </w:r>
+          </w:p>
+          <w:p>
+            <w:r>
+              <w:t xml:space="preserve">    "</w:t>
+            </w:r>
+            <w:proofErr w:type="spellStart"/>
+            <w:r>
+              <w:t>GlobalLimitId</w:t>
+            </w:r>
+            <w:proofErr w:type="spellEnd"/>
+            <w:r>
+              <w:t>" INTEGER NOT NULL,</w:t>
+            </w:r>
+          </w:p>
+          <w:p>
+            <w:r>
+              <w:t xml:space="preserve">    "</w:t>
+            </w:r>
+            <w:proofErr w:type="spellStart"/>
+            <w:r>
+              <w:t>OfferType</w:t>
+            </w:r>
+            <w:proofErr w:type="spellEnd"/>
+            <w:r>
+              <w:t>" VARCHAR(50) NOT NULL</w:t>
+            </w:r>
+          </w:p>
+          <w:p>
+            <w:r>
+              <w:t>);</w:t>
+            </w:r>
+          </w:p>
+          <w:p>
+            <w:r>
+              <w:t>ALTER TABLE</w:t>
+            </w:r>
+          </w:p>
+          <w:p>
+            <w:r>
+              <w:t xml:space="preserve">    "</w:t>
+            </w:r>
+            <w:proofErr w:type="spellStart"/>
+            <w:r>
+              <w:t>Offers</w:t>
+            </w:r>
+            <w:proofErr w:type="spellEnd"/>
+            <w:r>
+              <w:t>" ADD PRIMARY KEY("Id");</w:t>
+            </w:r>
+          </w:p>
+          <w:p>
+            <w:r>
+              <w:t>CREATE INDEX "</w:t>
+            </w:r>
+            <w:proofErr w:type="spellStart"/>
+            <w:r>
+              <w:t>offers_tutorid_index</w:t>
+            </w:r>
+            <w:proofErr w:type="spellEnd"/>
+            <w:r>
+              <w:t>" ON</w:t>
+            </w:r>
+          </w:p>
+          <w:p>
+            <w:r>
+              <w:t xml:space="preserve">    "</w:t>
+            </w:r>
+            <w:proofErr w:type="spellStart"/>
+            <w:r>
+              <w:t>Offers</w:t>
+            </w:r>
+            <w:proofErr w:type="spellEnd"/>
+            <w:r>
+              <w:t>"("</w:t>
+            </w:r>
+            <w:proofErr w:type="spellStart"/>
+            <w:r>
+              <w:t>TutorId</w:t>
+            </w:r>
+            <w:proofErr w:type="spellEnd"/>
+            <w:r>
+              <w:t>");</w:t>
+            </w:r>
+          </w:p>
+          <w:p>
+            <w:r>
+              <w:t>CREATE INDEX "</w:t>
+            </w:r>
+            <w:proofErr w:type="spellStart"/>
+            <w:r>
+              <w:t>offers_subjectid_index</w:t>
+            </w:r>
+            <w:proofErr w:type="spellEnd"/>
+            <w:r>
+              <w:t>" ON</w:t>
+            </w:r>
+          </w:p>
+          <w:p>
+            <w:r>
+              <w:t xml:space="preserve">    "</w:t>
+            </w:r>
+            <w:proofErr w:type="spellStart"/>
+            <w:r>
+              <w:t>Offers</w:t>
+            </w:r>
+            <w:proofErr w:type="spellEnd"/>
+            <w:r>
+              <w:t>"("</w:t>
+            </w:r>
+            <w:proofErr w:type="spellStart"/>
+            <w:r>
+              <w:t>SubjectId</w:t>
+            </w:r>
+            <w:proofErr w:type="spellEnd"/>
+            <w:r>
+              <w:t>");</w:t>
+            </w:r>
+          </w:p>
+          <w:p>
+            <w:r>
+              <w:t>CREATE INDEX "</w:t>
+            </w:r>
+            <w:proofErr w:type="spellStart"/>
+            <w:r>
+              <w:t>offers_statusid_index</w:t>
+            </w:r>
+            <w:proofErr w:type="spellEnd"/>
+            <w:r>
+              <w:t>" ON</w:t>
+            </w:r>
+          </w:p>
+          <w:p>
+            <w:r>
+              <w:t xml:space="preserve">    "</w:t>
+            </w:r>
+            <w:proofErr w:type="spellStart"/>
+            <w:r>
+              <w:t>Offers</w:t>
+            </w:r>
+            <w:proofErr w:type="spellEnd"/>
+            <w:r>
+              <w:t>"("</w:t>
+            </w:r>
+            <w:proofErr w:type="spellStart"/>
+            <w:r>
+              <w:t>StatusId</w:t>
+            </w:r>
+            <w:proofErr w:type="spellEnd"/>
+            <w:r>
+              <w:t>");</w:t>
+            </w:r>
+          </w:p>
+          <w:p>
+            <w:r>
+              <w:t>ALTER TABLE</w:t>
+            </w:r>
+          </w:p>
+          <w:p>
+            <w:r>
+              <w:t xml:space="preserve">    "</w:t>
+            </w:r>
+            <w:proofErr w:type="spellStart"/>
+            <w:r>
+              <w:t>Subjects</w:t>
+            </w:r>
+            <w:proofErr w:type="spellEnd"/>
+            <w:r>
+              <w:t>" ADD CONSTRAINT "</w:t>
+            </w:r>
+            <w:proofErr w:type="spellStart"/>
+            <w:r>
+              <w:t>subjects_statusid_foreign</w:t>
+            </w:r>
+            <w:proofErr w:type="spellEnd"/>
+            <w:r>
+              <w:t>" FOREIGN KEY("</w:t>
+            </w:r>
+            <w:proofErr w:type="spellStart"/>
+            <w:r>
+              <w:t>StatusId</w:t>
+            </w:r>
+            <w:proofErr w:type="spellEnd"/>
+            <w:r>
+              <w:t>") REFERENCES "</w:t>
+            </w:r>
+            <w:proofErr w:type="spellStart"/>
+            <w:r>
+              <w:t>Statuses</w:t>
+            </w:r>
+            <w:proofErr w:type="spellEnd"/>
+            <w:r>
+              <w:t>"("Id");</w:t>
+            </w:r>
+          </w:p>
+          <w:p>
+            <w:r>
+              <w:t>ALTER TABLE</w:t>
+            </w:r>
+          </w:p>
+          <w:p>
+            <w:r>
+              <w:t xml:space="preserve">    "</w:t>
+            </w:r>
+            <w:proofErr w:type="spellStart"/>
+            <w:r>
+              <w:t>Bookings</w:t>
+            </w:r>
+            <w:proofErr w:type="spellEnd"/>
+            <w:r>
+              <w:t>" ADD CONSTRAINT "</w:t>
+            </w:r>
+            <w:proofErr w:type="spellStart"/>
+            <w:r>
+              <w:t>bookings_offerid_foreign</w:t>
+            </w:r>
+            <w:proofErr w:type="spellEnd"/>
+            <w:r>
+              <w:t>" FOREIGN KEY("</w:t>
+            </w:r>
+            <w:proofErr w:type="spellStart"/>
+            <w:r>
+              <w:t>OfferId</w:t>
+            </w:r>
+            <w:proofErr w:type="spellEnd"/>
+            <w:r>
+              <w:t>") REFERENCES "</w:t>
+            </w:r>
+            <w:proofErr w:type="spellStart"/>
+            <w:r>
+              <w:t>Offers</w:t>
+            </w:r>
+            <w:proofErr w:type="spellEnd"/>
+            <w:r>
+              <w:t>"("Id");</w:t>
+            </w:r>
+          </w:p>
+          <w:p>
+            <w:r>
+              <w:t>ALTER TABLE</w:t>
+            </w:r>
+          </w:p>
+          <w:p>
+            <w:r>
+              <w:t xml:space="preserve">    "</w:t>
+            </w:r>
+            <w:proofErr w:type="spellStart"/>
+            <w:r>
+              <w:t>Offers</w:t>
+            </w:r>
+            <w:proofErr w:type="spellEnd"/>
+            <w:r>
+              <w:t>" ADD CONSTRAINT "</w:t>
+            </w:r>
+            <w:proofErr w:type="spellStart"/>
+            <w:r>
+              <w:t>offers_statusid_foreign</w:t>
+            </w:r>
+            <w:proofErr w:type="spellEnd"/>
+            <w:r>
+              <w:t>" FOREIGN KEY("</w:t>
+            </w:r>
+            <w:proofErr w:type="spellStart"/>
+            <w:r>
+              <w:t>StatusId</w:t>
+            </w:r>
+            <w:proofErr w:type="spellEnd"/>
+            <w:r>
+              <w:t>") REFERENCES "</w:t>
+            </w:r>
+            <w:proofErr w:type="spellStart"/>
+            <w:r>
+              <w:t>Statuses</w:t>
+            </w:r>
+            <w:proofErr w:type="spellEnd"/>
+            <w:r>
+              <w:t>"("Id");</w:t>
+            </w:r>
+          </w:p>
+          <w:p>
+            <w:r>
+              <w:t>ALTER TABLE</w:t>
+            </w:r>
+          </w:p>
+          <w:p>
+            <w:r>
+              <w:lastRenderedPageBreak/>
+              <w:t xml:space="preserve">    "</w:t>
+            </w:r>
+            <w:proofErr w:type="spellStart"/>
+            <w:r>
+              <w:t>Offers</w:t>
+            </w:r>
+            <w:proofErr w:type="spellEnd"/>
+            <w:r>
+              <w:t>" ADD CONSTRAINT "</w:t>
+            </w:r>
+            <w:proofErr w:type="spellStart"/>
+            <w:r>
+              <w:t>offers_availabilityslotid_foreign</w:t>
+            </w:r>
+            <w:proofErr w:type="spellEnd"/>
+            <w:r>
+              <w:t>" FOREIGN KEY("</w:t>
+            </w:r>
+            <w:proofErr w:type="spellStart"/>
+            <w:r>
+              <w:t>AvailabilitySlotId</w:t>
+            </w:r>
+            <w:proofErr w:type="spellEnd"/>
+            <w:r>
+              <w:t>") REFERENCES "</w:t>
+            </w:r>
+            <w:proofErr w:type="spellStart"/>
+            <w:r>
+              <w:t>AvailabilitySlots</w:t>
+            </w:r>
+            <w:proofErr w:type="spellEnd"/>
+            <w:r>
+              <w:t>"("Id");</w:t>
+            </w:r>
+          </w:p>
+          <w:p>
+            <w:r>
+              <w:t>ALTER TABLE</w:t>
+            </w:r>
+          </w:p>
+          <w:p>
+            <w:r>
+              <w:t xml:space="preserve">    "</w:t>
+            </w:r>
+            <w:proofErr w:type="spellStart"/>
+            <w:r>
+              <w:t>Offers</w:t>
+            </w:r>
+            <w:proofErr w:type="spellEnd"/>
+            <w:r>
+              <w:t>" ADD CONSTRAINT "</w:t>
+            </w:r>
+            <w:proofErr w:type="spellStart"/>
+            <w:r>
+              <w:t>offers_subjectid_foreign</w:t>
+            </w:r>
+            <w:proofErr w:type="spellEnd"/>
+            <w:r>
+              <w:t>" FOREIGN KEY("</w:t>
+            </w:r>
+            <w:proofErr w:type="spellStart"/>
+            <w:r>
+              <w:t>SubjectId</w:t>
+            </w:r>
+            <w:proofErr w:type="spellEnd"/>
+            <w:r>
+              <w:t>") REFERENCES "</w:t>
+            </w:r>
+            <w:proofErr w:type="spellStart"/>
+            <w:r>
+              <w:t>Subjects</w:t>
+            </w:r>
+            <w:proofErr w:type="spellEnd"/>
+            <w:r>
+              <w:t>"("Id");</w:t>
+            </w:r>
+          </w:p>
+          <w:p>
+            <w:r>
+              <w:t>ALTER TABLE</w:t>
+            </w:r>
+          </w:p>
+          <w:p>
+            <w:r>
+              <w:t xml:space="preserve">    "</w:t>
+            </w:r>
+            <w:proofErr w:type="spellStart"/>
+            <w:r>
+              <w:t>Messages</w:t>
+            </w:r>
+            <w:proofErr w:type="spellEnd"/>
+            <w:r>
+              <w:t>" ADD CONSTRAINT "</w:t>
+            </w:r>
+            <w:proofErr w:type="spellStart"/>
+            <w:r>
+              <w:t>messages_chatid_foreign</w:t>
+            </w:r>
+            <w:proofErr w:type="spellEnd"/>
+            <w:r>
+              <w:t>" FOREIGN KEY("</w:t>
+            </w:r>
+            <w:proofErr w:type="spellStart"/>
+            <w:r>
+              <w:t>ChatId</w:t>
+            </w:r>
+            <w:proofErr w:type="spellEnd"/>
+            <w:r>
+              <w:t>") REFERENCES "</w:t>
+            </w:r>
+            <w:proofErr w:type="spellStart"/>
+            <w:r>
+              <w:t>Chats</w:t>
+            </w:r>
+            <w:proofErr w:type="spellEnd"/>
+            <w:r>
+              <w:t>"("Id");</w:t>
+            </w:r>
+          </w:p>
+          <w:p>
+            <w:r>
+              <w:t>ALTER TABLE</w:t>
+            </w:r>
+          </w:p>
+          <w:p>
+            <w:r>
+              <w:t xml:space="preserve">    "</w:t>
+            </w:r>
+            <w:proofErr w:type="spellStart"/>
+            <w:r>
+              <w:t>ChatParticipants</w:t>
+            </w:r>
+            <w:proofErr w:type="spellEnd"/>
+            <w:r>
+              <w:t>" ADD CONSTRAINT "</w:t>
+            </w:r>
+            <w:proofErr w:type="spellStart"/>
+            <w:r>
+              <w:t>chatparticipants_chatid_foreign</w:t>
+            </w:r>
+            <w:proofErr w:type="spellEnd"/>
+            <w:r>
+              <w:t>" FOREIGN KEY("</w:t>
+            </w:r>
+            <w:proofErr w:type="spellStart"/>
+            <w:r>
+              <w:t>ChatId</w:t>
+            </w:r>
+            <w:proofErr w:type="spellEnd"/>
+            <w:r>
+              <w:t>") REFERENCES "</w:t>
+            </w:r>
+            <w:proofErr w:type="spellStart"/>
+            <w:r>
+              <w:t>Chats</w:t>
+            </w:r>
+            <w:proofErr w:type="spellEnd"/>
+            <w:r>
+              <w:t>"("Id");</w:t>
+            </w:r>
+          </w:p>
+          <w:p>
+            <w:r>
+              <w:t>ALTER TABLE</w:t>
+            </w:r>
+          </w:p>
+          <w:p>
+            <w:r>
+              <w:t xml:space="preserve">    "</w:t>
+            </w:r>
+            <w:proofErr w:type="spellStart"/>
+            <w:r>
+              <w:t>Offers</w:t>
+            </w:r>
+            <w:proofErr w:type="spellEnd"/>
+            <w:r>
+              <w:t>" ADD CONSTRAINT "</w:t>
+            </w:r>
+            <w:proofErr w:type="spellStart"/>
+            <w:r>
+              <w:t>offers_globallimitid_foreign</w:t>
+            </w:r>
+            <w:proofErr w:type="spellEnd"/>
+            <w:r>
+              <w:t>" FOREIGN KEY("</w:t>
+            </w:r>
+            <w:proofErr w:type="spellStart"/>
+            <w:r>
+              <w:t>GlobalLimitId</w:t>
+            </w:r>
+            <w:proofErr w:type="spellEnd"/>
+            <w:r>
+              <w:t>") REFERENCES "</w:t>
+            </w:r>
+            <w:proofErr w:type="spellStart"/>
+            <w:r>
+              <w:t>GlobalLimits</w:t>
+            </w:r>
+            <w:proofErr w:type="spellEnd"/>
+            <w:r>
+              <w:t>"("Id");</w:t>
+            </w:r>
+          </w:p>
+          <w:p>
+            <w:r>
+              <w:t>ALTER TABLE</w:t>
+            </w:r>
+          </w:p>
+          <w:p>
+            <w:r>
+              <w:t xml:space="preserve">    "</w:t>
+            </w:r>
+            <w:proofErr w:type="spellStart"/>
+            <w:r>
+              <w:t>Reviews</w:t>
+            </w:r>
+            <w:proofErr w:type="spellEnd"/>
+            <w:r>
+              <w:t>" ADD CONSTRAINT "</w:t>
+            </w:r>
+            <w:proofErr w:type="spellStart"/>
+            <w:r>
+              <w:t>reviews_bookingid_foreign</w:t>
+            </w:r>
+            <w:proofErr w:type="spellEnd"/>
+            <w:r>
+              <w:t>" FOREIGN KEY("</w:t>
+            </w:r>
+            <w:proofErr w:type="spellStart"/>
+            <w:r>
+              <w:t>BookingId</w:t>
+            </w:r>
+            <w:proofErr w:type="spellEnd"/>
+            <w:r>
+              <w:t>") REFERENCES "</w:t>
+            </w:r>
+            <w:proofErr w:type="spellStart"/>
+            <w:r>
+              <w:t>Bookings</w:t>
+            </w:r>
+            <w:proofErr w:type="spellEnd"/>
+            <w:r>
+              <w:t>"("Id");</w:t>
+            </w:r>
+          </w:p>
+          <w:p>
+            <w:r>
+              <w:t>ALTER TABLE</w:t>
+            </w:r>
+          </w:p>
+          <w:p>
+            <w:r>
+              <w:t xml:space="preserve">    "</w:t>
+            </w:r>
+            <w:proofErr w:type="spellStart"/>
+            <w:r>
+              <w:t>Users</w:t>
+            </w:r>
+            <w:proofErr w:type="spellEnd"/>
+            <w:r>
+              <w:t>" ADD CONSTRAINT "</w:t>
+            </w:r>
+            <w:proofErr w:type="spellStart"/>
+            <w:r>
+              <w:t>users_accountstatusid_foreign</w:t>
+            </w:r>
+            <w:proofErr w:type="spellEnd"/>
+            <w:r>
+              <w:t>" FOREIGN KEY("</w:t>
+            </w:r>
+            <w:proofErr w:type="spellStart"/>
+            <w:r>
+              <w:t>AccountStatusId</w:t>
+            </w:r>
+            <w:proofErr w:type="spellEnd"/>
+            <w:r>
+              <w:t>") REFERENCES "</w:t>
+            </w:r>
+            <w:proofErr w:type="spellStart"/>
+            <w:r>
+              <w:t>Statuses</w:t>
+            </w:r>
+            <w:proofErr w:type="spellEnd"/>
+            <w:r>
+              <w:t>"("Id");</w:t>
+            </w:r>
+          </w:p>
+          <w:p>
+            <w:r>
+              <w:t xml:space="preserve">ALTER TABLE </w:t>
+            </w:r>
+          </w:p>
+          <w:p>
+            <w:r>
+              <w:t>"</w:t>
+            </w:r>
+            <w:proofErr w:type="spellStart"/>
+            <w:r>
+              <w:t>Messages</w:t>
+            </w:r>
+            <w:proofErr w:type="spellEnd"/>
+            <w:r>
+              <w:t>" ADD CONSTRAINT "</w:t>
+            </w:r>
+            <w:proofErr w:type="spellStart"/>
+            <w:r>
+              <w:t>messages_userid_foreign</w:t>
+            </w:r>
+            <w:proofErr w:type="spellEnd"/>
+            <w:r>
+              <w:t>" FOREIGN KEY ("</w:t>
+            </w:r>
+            <w:proofErr w:type="spellStart"/>
+            <w:r>
+              <w:t>UserId</w:t>
+            </w:r>
+            <w:proofErr w:type="spellEnd"/>
+            <w:r>
+              <w:t>") REFERENCES "</w:t>
+            </w:r>
+            <w:proofErr w:type="spellStart"/>
+            <w:r>
+              <w:t>Users</w:t>
+            </w:r>
+            <w:proofErr w:type="spellEnd"/>
+            <w:r>
+              <w:t>"("Id");</w:t>
+            </w:r>
+          </w:p>
+          <w:p>
+            <w:r>
+              <w:t>ALTER TABLE</w:t>
+            </w:r>
+          </w:p>
+          <w:p>
+            <w:r>
+              <w:t xml:space="preserve">    "</w:t>
+            </w:r>
+            <w:proofErr w:type="spellStart"/>
+            <w:r>
+              <w:t>Users</w:t>
+            </w:r>
+            <w:proofErr w:type="spellEnd"/>
+            <w:r>
+              <w:t>" ADD CONSTRAINT "</w:t>
+            </w:r>
+            <w:proofErr w:type="spellStart"/>
+            <w:r>
+              <w:t>users_roleid_foreign</w:t>
+            </w:r>
+            <w:proofErr w:type="spellEnd"/>
+            <w:r>
+              <w:t>" FOREIGN KEY("</w:t>
+            </w:r>
+            <w:proofErr w:type="spellStart"/>
+            <w:r>
+              <w:t>RoleId</w:t>
+            </w:r>
+            <w:proofErr w:type="spellEnd"/>
+            <w:r>
+              <w:t>") REFERENCES "</w:t>
+            </w:r>
+            <w:proofErr w:type="spellStart"/>
+            <w:r>
+              <w:t>Roles</w:t>
+            </w:r>
+            <w:proofErr w:type="spellEnd"/>
+            <w:r>
+              <w:t>"("Id");</w:t>
+            </w:r>
+          </w:p>
+          <w:p>
+            <w:r>
+              <w:t>ALTER TABLE</w:t>
+            </w:r>
+          </w:p>
+          <w:p>
+            <w:r>
+              <w:t xml:space="preserve">    "</w:t>
+            </w:r>
+            <w:proofErr w:type="spellStart"/>
+            <w:r>
+              <w:t>Bookings</w:t>
+            </w:r>
+            <w:proofErr w:type="spellEnd"/>
+            <w:r>
+              <w:t>" ADD CONSTRAINT "</w:t>
+            </w:r>
+            <w:proofErr w:type="spellStart"/>
+            <w:r>
+              <w:t>bookings_statusid_foreign</w:t>
+            </w:r>
+            <w:proofErr w:type="spellEnd"/>
+            <w:r>
+              <w:t>" FOREIGN KEY("</w:t>
+            </w:r>
+            <w:proofErr w:type="spellStart"/>
+            <w:r>
+              <w:t>StatusId</w:t>
+            </w:r>
+            <w:proofErr w:type="spellEnd"/>
+            <w:r>
+              <w:t>") REFERENCES "</w:t>
+            </w:r>
+            <w:proofErr w:type="spellStart"/>
+            <w:r>
+              <w:t>Statuses</w:t>
+            </w:r>
+            <w:proofErr w:type="spellEnd"/>
+            <w:r>
+              <w:t>"("Id");</w:t>
+            </w:r>
+          </w:p>
+          <w:p>
+            <w:r>
+              <w:t>ALTER TABLE</w:t>
+            </w:r>
+          </w:p>
+          <w:p>
+            <w:r>
+              <w:t xml:space="preserve">    "</w:t>
+            </w:r>
+            <w:proofErr w:type="spellStart"/>
+            <w:r>
+              <w:t>Offers</w:t>
+            </w:r>
+            <w:proofErr w:type="spellEnd"/>
+            <w:r>
+              <w:t>" ADD CONSTRAINT "</w:t>
+            </w:r>
+            <w:proofErr w:type="spellStart"/>
+            <w:r>
+              <w:t>offers_tutorid_foreign</w:t>
+            </w:r>
+            <w:proofErr w:type="spellEnd"/>
+            <w:r>
+              <w:t>" FOREIGN KEY("</w:t>
+            </w:r>
+            <w:proofErr w:type="spellStart"/>
+            <w:r>
+              <w:t>TutorId</w:t>
+            </w:r>
+            <w:proofErr w:type="spellEnd"/>
+            <w:r>
+              <w:t>") REFERENCES "</w:t>
+            </w:r>
+            <w:proofErr w:type="spellStart"/>
+            <w:r>
+              <w:t>Users</w:t>
+            </w:r>
+            <w:proofErr w:type="spellEnd"/>
+            <w:r>
+              <w:t>"("Id");</w:t>
+            </w:r>
+          </w:p>
+          <w:p>
+            <w:r>
+              <w:lastRenderedPageBreak/>
+              <w:t>ALTER TABLE</w:t>
+            </w:r>
+          </w:p>
+          <w:p>
+            <w:r>
+              <w:t xml:space="preserve">    "</w:t>
+            </w:r>
+            <w:proofErr w:type="spellStart"/>
+            <w:r>
+              <w:t>Reviews</w:t>
+            </w:r>
+            <w:proofErr w:type="spellEnd"/>
+            <w:r>
+              <w:t>" ADD CONSTRAINT "</w:t>
+            </w:r>
+            <w:proofErr w:type="spellStart"/>
+            <w:r>
+              <w:t>reviews_tutorid_foreign</w:t>
+            </w:r>
+            <w:proofErr w:type="spellEnd"/>
+            <w:r>
+              <w:t>" FOREIGN KEY("</w:t>
+            </w:r>
+            <w:proofErr w:type="spellStart"/>
+            <w:r>
+              <w:t>TutorId</w:t>
+            </w:r>
+            <w:proofErr w:type="spellEnd"/>
+            <w:r>
+              <w:t>") REFERENCES "</w:t>
+            </w:r>
+            <w:proofErr w:type="spellStart"/>
+            <w:r>
+              <w:t>Users</w:t>
+            </w:r>
+            <w:proofErr w:type="spellEnd"/>
+            <w:r>
+              <w:t>"("Id");</w:t>
+            </w:r>
+          </w:p>
+          <w:p>
+            <w:r>
+              <w:t>ALTER TABLE</w:t>
+            </w:r>
+          </w:p>
+          <w:p>
+            <w:r>
+              <w:t xml:space="preserve">    "</w:t>
+            </w:r>
+            <w:proofErr w:type="spellStart"/>
+            <w:r>
+              <w:t>Bookings</w:t>
+            </w:r>
+            <w:proofErr w:type="spellEnd"/>
+            <w:r>
+              <w:t>" ADD CONSTRAINT "</w:t>
+            </w:r>
+            <w:proofErr w:type="spellStart"/>
+            <w:r>
+              <w:t>bookings_studentid_foreign</w:t>
+            </w:r>
+            <w:proofErr w:type="spellEnd"/>
+            <w:r>
+              <w:t>" FOREIGN KEY("</w:t>
+            </w:r>
+            <w:proofErr w:type="spellStart"/>
+            <w:r>
+              <w:t>StudentId</w:t>
+            </w:r>
+            <w:proofErr w:type="spellEnd"/>
+            <w:r>
+              <w:t>") REFERENCES "</w:t>
+            </w:r>
+            <w:proofErr w:type="spellStart"/>
+            <w:r>
+              <w:t>Users</w:t>
+            </w:r>
+            <w:proofErr w:type="spellEnd"/>
+            <w:r>
+              <w:t>"("Id");</w:t>
+            </w:r>
+          </w:p>
+          <w:p>
+            <w:r>
+              <w:t>ALTER TABLE</w:t>
+            </w:r>
+          </w:p>
+          <w:p>
+            <w:r>
+              <w:t xml:space="preserve">    "</w:t>
+            </w:r>
+            <w:proofErr w:type="spellStart"/>
+            <w:r>
+              <w:t>ChatParticipants</w:t>
+            </w:r>
+            <w:proofErr w:type="spellEnd"/>
+            <w:r>
+              <w:t>" ADD CONSTRAINT "</w:t>
+            </w:r>
+            <w:proofErr w:type="spellStart"/>
+            <w:r>
+              <w:t>chatparticipants_userid_foreign</w:t>
+            </w:r>
+            <w:proofErr w:type="spellEnd"/>
+            <w:r>
+              <w:t>" FOREIGN KEY("</w:t>
+            </w:r>
+            <w:proofErr w:type="spellStart"/>
+            <w:r>
+              <w:t>UserId</w:t>
+            </w:r>
+            <w:proofErr w:type="spellEnd"/>
+            <w:r>
+              <w:t>") REFERENCES "</w:t>
+            </w:r>
+            <w:proofErr w:type="spellStart"/>
+            <w:r>
+              <w:t>Users</w:t>
+            </w:r>
+            <w:proofErr w:type="spellEnd"/>
+            <w:r>
+              <w:t>"("Id");</w:t>
+            </w:r>
+          </w:p>
+          <w:p>
+            <w:r>
+              <w:t>ALTER TABLE</w:t>
+            </w:r>
+          </w:p>
+          <w:p>
+            <w:pPr>
+              <w:rPr>
+                <w:lang w:val="en-US"/>
+              </w:rPr>
+            </w:pPr>
+            <w:r>
+              <w:rPr>
+                <w:lang w:val="en-US"/>
+              </w:rPr>
+              <w:t xml:space="preserve">    "Bookings" ADD CONSTRAINT "</w:t>
+            </w:r>
+            <w:proofErr w:type="spellStart"/>
+            <w:r>
+              <w:rPr>
+                <w:lang w:val="en-US"/>
+              </w:rPr>
+              <w:t>bookings_availabilityslotid_foreign</w:t>
+            </w:r>
+            <w:proofErr w:type="spellEnd"/>
+            <w:r>
+              <w:rPr>
+                <w:lang w:val="en-US"/>
+              </w:rPr>
+              <w:t>" FOREIGN KEY("</w:t>
+            </w:r>
+            <w:proofErr w:type="spellStart"/>
+            <w:r>
+              <w:rPr>
+                <w:lang w:val="en-US"/>
+              </w:rPr>
+              <w:t>AvailabilitySlotId</w:t>
+            </w:r>
+            <w:proofErr w:type="spellEnd"/>
+            <w:r>
+              <w:rPr>
+                <w:lang w:val="en-US"/>
+              </w:rPr>
+              <w:t>") REFERENCES "</w:t>
+            </w:r>
+            <w:proofErr w:type="spellStart"/>
+            <w:r>
+              <w:rPr>
+                <w:lang w:val="en-US"/>
+              </w:rPr>
+              <w:t>AvailabilitySlots</w:t>
+            </w:r>
+            <w:proofErr w:type="spellEnd"/>
+            <w:r>
+              <w:rPr>
+                <w:lang w:val="en-US"/>
+              </w:rPr>
+              <w:t>"("Id");</w:t>
+            </w:r>
+          </w:p>
+        </w:tc>
+      </w:tr>
+    </w:tbl>
+    <w:p/>
     <w:p>
       <w:pPr>
         <w:pStyle w:val="Nagwek1"/>
@@ -8739,6 +11686,8 @@
       </w:r>
     </w:p>
     <w:p/>
+    <w:p/>
+    <w:p/>
     <w:p>
       <w:pPr>
         <w:pStyle w:val="Nagwek1"/>
@@ -8767,33 +11716,1036 @@
       </w:r>
       <w:bookmarkEnd w:id="22"/>
     </w:p>
-    <w:p>
-      <w:pPr>
-        <w:rPr>
-          <w:color w:val="FF0000"/>
-        </w:rPr>
-      </w:pPr>
-      <w:r>
-        <w:rPr>
-          <w:color w:val="FF0000"/>
-        </w:rPr>
-        <w:t xml:space="preserve">Zamieścić </w:t>
-      </w:r>
-      <w:proofErr w:type="spellStart"/>
-      <w:r>
-        <w:rPr>
-          <w:color w:val="FF0000"/>
-        </w:rPr>
-        <w:t>screeny</w:t>
-      </w:r>
-      <w:proofErr w:type="spellEnd"/>
-      <w:r>
-        <w:rPr>
-          <w:color w:val="FF0000"/>
-        </w:rPr>
-        <w:t xml:space="preserve"> GUI systemu wraz z krótkim opisem. Szczegółowy opis będzie w podręczniku użytkownika.</w:t>
-      </w:r>
-    </w:p>
+    <w:p/>
+    <w:p/>
+    <w:p>
+      <w:pPr>
+        <w:rPr>
+          <w:b/>
+          <w:bCs/>
+          <w:sz w:val="28"/>
+          <w:szCs w:val="28"/>
+        </w:rPr>
+      </w:pPr>
+      <w:r>
+        <w:rPr>
+          <w:b/>
+          <w:bCs/>
+          <w:sz w:val="28"/>
+          <w:szCs w:val="28"/>
+        </w:rPr>
+        <w:t>Logowanie:</w:t>
+      </w:r>
+    </w:p>
+    <w:p>
+      <w:r>
+        <w:t>Umożliwia zalogowanie się do aplikacji.</w:t>
+      </w:r>
+    </w:p>
+    <w:p>
+      <w:r>
+        <w:rPr>
+          <w:noProof/>
+        </w:rPr>
+        <w:lastRenderedPageBreak/>
+        <w:drawing>
+          <wp:inline distT="0" distB="0" distL="0" distR="0" wp14:anchorId="4F80E001" wp14:editId="3DB79643">
+            <wp:extent cx="2600325" cy="5762625"/>
+            <wp:effectExtent l="0" t="0" r="0" b="0"/>
+            <wp:docPr id="119071998" name="drawing"/>
+            <wp:cNvGraphicFramePr>
+              <a:graphicFrameLocks xmlns:a="http://schemas.openxmlformats.org/drawingml/2006/main" noChangeAspect="1"/>
+            </wp:cNvGraphicFramePr>
+            <a:graphic xmlns:a="http://schemas.openxmlformats.org/drawingml/2006/main">
+              <a:graphicData uri="http://schemas.openxmlformats.org/drawingml/2006/picture">
+                <pic:pic xmlns:pic="http://schemas.openxmlformats.org/drawingml/2006/picture">
+                  <pic:nvPicPr>
+                    <pic:cNvPr id="119071998" name="Picture 119071998"/>
+                    <pic:cNvPicPr/>
+                  </pic:nvPicPr>
+                  <pic:blipFill>
+                    <a:blip r:embed="rId18">
+                      <a:extLst>
+                        <a:ext uri="{28A0092B-C50C-407E-A947-70E740481C1C}">
+                          <a14:useLocalDpi xmlns:a14="http://schemas.microsoft.com/office/drawing/2010/main"/>
+                        </a:ext>
+                      </a:extLst>
+                    </a:blip>
+                    <a:stretch>
+                      <a:fillRect/>
+                    </a:stretch>
+                  </pic:blipFill>
+                  <pic:spPr>
+                    <a:xfrm>
+                      <a:off x="0" y="0"/>
+                      <a:ext cx="2600325" cy="5762625"/>
+                    </a:xfrm>
+                    <a:prstGeom prst="rect">
+                      <a:avLst/>
+                    </a:prstGeom>
+                  </pic:spPr>
+                </pic:pic>
+              </a:graphicData>
+            </a:graphic>
+          </wp:inline>
+        </w:drawing>
+      </w:r>
+    </w:p>
+    <w:p/>
+    <w:p/>
+    <w:p/>
+    <w:p/>
+    <w:p/>
+    <w:p>
+      <w:pPr>
+        <w:rPr>
+          <w:b/>
+          <w:bCs/>
+          <w:sz w:val="28"/>
+          <w:szCs w:val="28"/>
+        </w:rPr>
+      </w:pPr>
+      <w:r>
+        <w:rPr>
+          <w:b/>
+          <w:bCs/>
+          <w:sz w:val="28"/>
+          <w:szCs w:val="28"/>
+        </w:rPr>
+        <w:t>Widoki ucznia:</w:t>
+      </w:r>
+    </w:p>
+    <w:p>
+      <w:r>
+        <w:t>Szukaj:</w:t>
+      </w:r>
+    </w:p>
+    <w:p>
+      <w:r>
+        <w:t>Oferty korepetycji, które uczeń może zarezerwować, wraz z filtracją.</w:t>
+      </w:r>
+    </w:p>
+    <w:p>
+      <w:r>
+        <w:rPr>
+          <w:noProof/>
+        </w:rPr>
+        <w:lastRenderedPageBreak/>
+        <w:drawing>
+          <wp:inline distT="0" distB="0" distL="0" distR="0" wp14:anchorId="2C7C8246" wp14:editId="6738287C">
+            <wp:extent cx="2590800" cy="5762625"/>
+            <wp:effectExtent l="0" t="0" r="0" b="0"/>
+            <wp:docPr id="1769901230" name="drawing"/>
+            <wp:cNvGraphicFramePr>
+              <a:graphicFrameLocks xmlns:a="http://schemas.openxmlformats.org/drawingml/2006/main" noChangeAspect="1"/>
+            </wp:cNvGraphicFramePr>
+            <a:graphic xmlns:a="http://schemas.openxmlformats.org/drawingml/2006/main">
+              <a:graphicData uri="http://schemas.openxmlformats.org/drawingml/2006/picture">
+                <pic:pic xmlns:pic="http://schemas.openxmlformats.org/drawingml/2006/picture">
+                  <pic:nvPicPr>
+                    <pic:cNvPr id="1769901230" name="Picture 1769901230"/>
+                    <pic:cNvPicPr/>
+                  </pic:nvPicPr>
+                  <pic:blipFill>
+                    <a:blip r:embed="rId19">
+                      <a:extLst>
+                        <a:ext uri="{28A0092B-C50C-407E-A947-70E740481C1C}">
+                          <a14:useLocalDpi xmlns:a14="http://schemas.microsoft.com/office/drawing/2010/main"/>
+                        </a:ext>
+                      </a:extLst>
+                    </a:blip>
+                    <a:stretch>
+                      <a:fillRect/>
+                    </a:stretch>
+                  </pic:blipFill>
+                  <pic:spPr>
+                    <a:xfrm>
+                      <a:off x="0" y="0"/>
+                      <a:ext cx="2590800" cy="5762625"/>
+                    </a:xfrm>
+                    <a:prstGeom prst="rect">
+                      <a:avLst/>
+                    </a:prstGeom>
+                  </pic:spPr>
+                </pic:pic>
+              </a:graphicData>
+            </a:graphic>
+          </wp:inline>
+        </w:drawing>
+      </w:r>
+    </w:p>
+    <w:p/>
+    <w:p/>
+    <w:p/>
+    <w:p/>
+    <w:p/>
+    <w:p>
+      <w:r>
+        <w:t>Szczegóły oferty:</w:t>
+      </w:r>
+    </w:p>
+    <w:p>
+      <w:r>
+        <w:t>Widok po kliknięciu na ofertę. Zawiera informacje o ocenie korepetytora, cenie za godzinę, oraz opis wraz z dostępnymi terminami z możliwością rezerwacji.</w:t>
+      </w:r>
+    </w:p>
+    <w:p>
+      <w:r>
+        <w:rPr>
+          <w:noProof/>
+        </w:rPr>
+        <w:lastRenderedPageBreak/>
+        <w:drawing>
+          <wp:inline distT="0" distB="0" distL="0" distR="0" wp14:anchorId="3E088145" wp14:editId="5289FE97">
+            <wp:extent cx="2762250" cy="6166647"/>
+            <wp:effectExtent l="0" t="0" r="0" b="0"/>
+            <wp:docPr id="1271845" name="drawing"/>
+            <wp:cNvGraphicFramePr>
+              <a:graphicFrameLocks xmlns:a="http://schemas.openxmlformats.org/drawingml/2006/main" noChangeAspect="1"/>
+            </wp:cNvGraphicFramePr>
+            <a:graphic xmlns:a="http://schemas.openxmlformats.org/drawingml/2006/main">
+              <a:graphicData uri="http://schemas.openxmlformats.org/drawingml/2006/picture">
+                <pic:pic xmlns:pic="http://schemas.openxmlformats.org/drawingml/2006/picture">
+                  <pic:nvPicPr>
+                    <pic:cNvPr id="1271845" name="Picture 1271845"/>
+                    <pic:cNvPicPr/>
+                  </pic:nvPicPr>
+                  <pic:blipFill>
+                    <a:blip r:embed="rId20">
+                      <a:extLst>
+                        <a:ext uri="{28A0092B-C50C-407E-A947-70E740481C1C}">
+                          <a14:useLocalDpi xmlns:a14="http://schemas.microsoft.com/office/drawing/2010/main"/>
+                        </a:ext>
+                      </a:extLst>
+                    </a:blip>
+                    <a:stretch>
+                      <a:fillRect/>
+                    </a:stretch>
+                  </pic:blipFill>
+                  <pic:spPr>
+                    <a:xfrm>
+                      <a:off x="0" y="0"/>
+                      <a:ext cx="2762250" cy="6166647"/>
+                    </a:xfrm>
+                    <a:prstGeom prst="rect">
+                      <a:avLst/>
+                    </a:prstGeom>
+                  </pic:spPr>
+                </pic:pic>
+              </a:graphicData>
+            </a:graphic>
+          </wp:inline>
+        </w:drawing>
+      </w:r>
+    </w:p>
+    <w:p/>
+    <w:p/>
+    <w:p/>
+    <w:p/>
+    <w:p/>
+    <w:p/>
+    <w:p>
+      <w:r>
+        <w:t>Historia:</w:t>
+      </w:r>
+    </w:p>
+    <w:p>
+      <w:r>
+        <w:t>Zakładka zawierająca historię rezerwacji (rezerwacje odrzucone, zaakceptowane, oczekujące i zakończone).</w:t>
+      </w:r>
+    </w:p>
+    <w:p>
+      <w:r>
+        <w:rPr>
+          <w:noProof/>
+        </w:rPr>
+        <w:lastRenderedPageBreak/>
+        <w:drawing>
+          <wp:inline distT="0" distB="0" distL="0" distR="0" wp14:anchorId="24AE47FC" wp14:editId="6FA11666">
+            <wp:extent cx="2590800" cy="5762625"/>
+            <wp:effectExtent l="0" t="0" r="0" b="0"/>
+            <wp:docPr id="413737389" name="drawing"/>
+            <wp:cNvGraphicFramePr>
+              <a:graphicFrameLocks xmlns:a="http://schemas.openxmlformats.org/drawingml/2006/main" noChangeAspect="1"/>
+            </wp:cNvGraphicFramePr>
+            <a:graphic xmlns:a="http://schemas.openxmlformats.org/drawingml/2006/main">
+              <a:graphicData uri="http://schemas.openxmlformats.org/drawingml/2006/picture">
+                <pic:pic xmlns:pic="http://schemas.openxmlformats.org/drawingml/2006/picture">
+                  <pic:nvPicPr>
+                    <pic:cNvPr id="413737389" name="Picture 413737389"/>
+                    <pic:cNvPicPr/>
+                  </pic:nvPicPr>
+                  <pic:blipFill>
+                    <a:blip r:embed="rId21">
+                      <a:extLst>
+                        <a:ext uri="{28A0092B-C50C-407E-A947-70E740481C1C}">
+                          <a14:useLocalDpi xmlns:a14="http://schemas.microsoft.com/office/drawing/2010/main"/>
+                        </a:ext>
+                      </a:extLst>
+                    </a:blip>
+                    <a:stretch>
+                      <a:fillRect/>
+                    </a:stretch>
+                  </pic:blipFill>
+                  <pic:spPr>
+                    <a:xfrm>
+                      <a:off x="0" y="0"/>
+                      <a:ext cx="2590800" cy="5762625"/>
+                    </a:xfrm>
+                    <a:prstGeom prst="rect">
+                      <a:avLst/>
+                    </a:prstGeom>
+                  </pic:spPr>
+                </pic:pic>
+              </a:graphicData>
+            </a:graphic>
+          </wp:inline>
+        </w:drawing>
+      </w:r>
+    </w:p>
+    <w:p/>
+    <w:p/>
+    <w:p/>
+    <w:p/>
+    <w:p/>
+    <w:p/>
+    <w:p/>
+    <w:p>
+      <w:r>
+        <w:t>Rozmowy:</w:t>
+      </w:r>
+    </w:p>
+    <w:p>
+      <w:r>
+        <w:t>Zakładka zawierająca czaty z korepetytorami, u których mamy zarezerwowane korepetycje</w:t>
+      </w:r>
+    </w:p>
+    <w:p>
+      <w:r>
+        <w:rPr>
+          <w:noProof/>
+        </w:rPr>
+        <w:lastRenderedPageBreak/>
+        <w:drawing>
+          <wp:inline distT="0" distB="0" distL="0" distR="0" wp14:anchorId="01AFED36" wp14:editId="3647361F">
+            <wp:extent cx="2571750" cy="5762625"/>
+            <wp:effectExtent l="0" t="0" r="0" b="0"/>
+            <wp:docPr id="2047221784" name="drawing"/>
+            <wp:cNvGraphicFramePr>
+              <a:graphicFrameLocks xmlns:a="http://schemas.openxmlformats.org/drawingml/2006/main" noChangeAspect="1"/>
+            </wp:cNvGraphicFramePr>
+            <a:graphic xmlns:a="http://schemas.openxmlformats.org/drawingml/2006/main">
+              <a:graphicData uri="http://schemas.openxmlformats.org/drawingml/2006/picture">
+                <pic:pic xmlns:pic="http://schemas.openxmlformats.org/drawingml/2006/picture">
+                  <pic:nvPicPr>
+                    <pic:cNvPr id="2047221784" name="Picture 2047221784"/>
+                    <pic:cNvPicPr/>
+                  </pic:nvPicPr>
+                  <pic:blipFill>
+                    <a:blip r:embed="rId22">
+                      <a:extLst>
+                        <a:ext uri="{28A0092B-C50C-407E-A947-70E740481C1C}">
+                          <a14:useLocalDpi xmlns:a14="http://schemas.microsoft.com/office/drawing/2010/main"/>
+                        </a:ext>
+                      </a:extLst>
+                    </a:blip>
+                    <a:stretch>
+                      <a:fillRect/>
+                    </a:stretch>
+                  </pic:blipFill>
+                  <pic:spPr>
+                    <a:xfrm>
+                      <a:off x="0" y="0"/>
+                      <a:ext cx="2571750" cy="5762625"/>
+                    </a:xfrm>
+                    <a:prstGeom prst="rect">
+                      <a:avLst/>
+                    </a:prstGeom>
+                  </pic:spPr>
+                </pic:pic>
+              </a:graphicData>
+            </a:graphic>
+          </wp:inline>
+        </w:drawing>
+      </w:r>
+    </w:p>
+    <w:p/>
+    <w:p/>
+    <w:p/>
+    <w:p/>
+    <w:p/>
+    <w:p/>
+    <w:p/>
+    <w:p>
+      <w:r>
+        <w:t>Profil:</w:t>
+      </w:r>
+    </w:p>
+    <w:p>
+      <w:r>
+        <w:t>Zakładka zawierająca dane użytkownika z możliwością ich edycji.</w:t>
+      </w:r>
+    </w:p>
+    <w:p>
+      <w:r>
+        <w:rPr>
+          <w:noProof/>
+        </w:rPr>
+        <w:lastRenderedPageBreak/>
+        <w:drawing>
+          <wp:inline distT="0" distB="0" distL="0" distR="0" wp14:anchorId="028A0D6D" wp14:editId="312BBCE2">
+            <wp:extent cx="2792069" cy="6210300"/>
+            <wp:effectExtent l="0" t="0" r="0" b="0"/>
+            <wp:docPr id="1413667214" name="drawing"/>
+            <wp:cNvGraphicFramePr>
+              <a:graphicFrameLocks xmlns:a="http://schemas.openxmlformats.org/drawingml/2006/main" noChangeAspect="1"/>
+            </wp:cNvGraphicFramePr>
+            <a:graphic xmlns:a="http://schemas.openxmlformats.org/drawingml/2006/main">
+              <a:graphicData uri="http://schemas.openxmlformats.org/drawingml/2006/picture">
+                <pic:pic xmlns:pic="http://schemas.openxmlformats.org/drawingml/2006/picture">
+                  <pic:nvPicPr>
+                    <pic:cNvPr id="1413667214" name="Picture 1413667214"/>
+                    <pic:cNvPicPr/>
+                  </pic:nvPicPr>
+                  <pic:blipFill>
+                    <a:blip r:embed="rId23">
+                      <a:extLst>
+                        <a:ext uri="{28A0092B-C50C-407E-A947-70E740481C1C}">
+                          <a14:useLocalDpi xmlns:a14="http://schemas.microsoft.com/office/drawing/2010/main"/>
+                        </a:ext>
+                      </a:extLst>
+                    </a:blip>
+                    <a:stretch>
+                      <a:fillRect/>
+                    </a:stretch>
+                  </pic:blipFill>
+                  <pic:spPr>
+                    <a:xfrm>
+                      <a:off x="0" y="0"/>
+                      <a:ext cx="2792069" cy="6210300"/>
+                    </a:xfrm>
+                    <a:prstGeom prst="rect">
+                      <a:avLst/>
+                    </a:prstGeom>
+                  </pic:spPr>
+                </pic:pic>
+              </a:graphicData>
+            </a:graphic>
+          </wp:inline>
+        </w:drawing>
+      </w:r>
+    </w:p>
+    <w:p/>
+    <w:p/>
+    <w:p/>
+    <w:p/>
+    <w:p/>
+    <w:p/>
+    <w:p>
+      <w:pPr>
+        <w:rPr>
+          <w:b/>
+          <w:bCs/>
+          <w:sz w:val="28"/>
+          <w:szCs w:val="28"/>
+        </w:rPr>
+      </w:pPr>
+      <w:r>
+        <w:rPr>
+          <w:b/>
+          <w:bCs/>
+          <w:sz w:val="28"/>
+          <w:szCs w:val="28"/>
+        </w:rPr>
+        <w:t>Widoki Korepetytora:</w:t>
+      </w:r>
+    </w:p>
+    <w:p>
+      <w:r>
+        <w:t>Pulpit:</w:t>
+      </w:r>
+    </w:p>
+    <w:p>
+      <w:r>
+        <w:lastRenderedPageBreak/>
+        <w:t>Strona główna zawierająca najważniejsze informacje dla korepetytora.</w:t>
+      </w:r>
+    </w:p>
+    <w:p>
+      <w:r>
+        <w:rPr>
+          <w:noProof/>
+        </w:rPr>
+        <w:drawing>
+          <wp:inline distT="0" distB="0" distL="0" distR="0" wp14:anchorId="1CDCF760" wp14:editId="5DA21541">
+            <wp:extent cx="2952750" cy="6591932"/>
+            <wp:effectExtent l="0" t="0" r="0" b="0"/>
+            <wp:docPr id="2096797951" name="drawing"/>
+            <wp:cNvGraphicFramePr>
+              <a:graphicFrameLocks xmlns:a="http://schemas.openxmlformats.org/drawingml/2006/main" noChangeAspect="1"/>
+            </wp:cNvGraphicFramePr>
+            <a:graphic xmlns:a="http://schemas.openxmlformats.org/drawingml/2006/main">
+              <a:graphicData uri="http://schemas.openxmlformats.org/drawingml/2006/picture">
+                <pic:pic xmlns:pic="http://schemas.openxmlformats.org/drawingml/2006/picture">
+                  <pic:nvPicPr>
+                    <pic:cNvPr id="2096797951" name="Picture 2096797951"/>
+                    <pic:cNvPicPr/>
+                  </pic:nvPicPr>
+                  <pic:blipFill>
+                    <a:blip r:embed="rId24">
+                      <a:extLst>
+                        <a:ext uri="{28A0092B-C50C-407E-A947-70E740481C1C}">
+                          <a14:useLocalDpi xmlns:a14="http://schemas.microsoft.com/office/drawing/2010/main"/>
+                        </a:ext>
+                      </a:extLst>
+                    </a:blip>
+                    <a:stretch>
+                      <a:fillRect/>
+                    </a:stretch>
+                  </pic:blipFill>
+                  <pic:spPr>
+                    <a:xfrm>
+                      <a:off x="0" y="0"/>
+                      <a:ext cx="2952750" cy="6591932"/>
+                    </a:xfrm>
+                    <a:prstGeom prst="rect">
+                      <a:avLst/>
+                    </a:prstGeom>
+                  </pic:spPr>
+                </pic:pic>
+              </a:graphicData>
+            </a:graphic>
+          </wp:inline>
+        </w:drawing>
+      </w:r>
+    </w:p>
+    <w:p/>
+    <w:p/>
+    <w:p/>
+    <w:p/>
+    <w:p>
+      <w:r>
+        <w:t>Oferty:</w:t>
+      </w:r>
+    </w:p>
+    <w:p>
+      <w:r>
+        <w:t>Zakładka zwierająca oferty zalogowanego korepetytora.</w:t>
+      </w:r>
+    </w:p>
+    <w:p>
+      <w:r>
+        <w:rPr>
+          <w:noProof/>
+        </w:rPr>
+        <w:lastRenderedPageBreak/>
+        <w:drawing>
+          <wp:inline distT="0" distB="0" distL="0" distR="0" wp14:anchorId="7D900B94" wp14:editId="38F41964">
+            <wp:extent cx="3048000" cy="6779559"/>
+            <wp:effectExtent l="0" t="0" r="0" b="0"/>
+            <wp:docPr id="1761600011" name="drawing"/>
+            <wp:cNvGraphicFramePr>
+              <a:graphicFrameLocks xmlns:a="http://schemas.openxmlformats.org/drawingml/2006/main" noChangeAspect="1"/>
+            </wp:cNvGraphicFramePr>
+            <a:graphic xmlns:a="http://schemas.openxmlformats.org/drawingml/2006/main">
+              <a:graphicData uri="http://schemas.openxmlformats.org/drawingml/2006/picture">
+                <pic:pic xmlns:pic="http://schemas.openxmlformats.org/drawingml/2006/picture">
+                  <pic:nvPicPr>
+                    <pic:cNvPr id="1761600011" name="Picture 1761600011"/>
+                    <pic:cNvPicPr/>
+                  </pic:nvPicPr>
+                  <pic:blipFill>
+                    <a:blip r:embed="rId25">
+                      <a:extLst>
+                        <a:ext uri="{28A0092B-C50C-407E-A947-70E740481C1C}">
+                          <a14:useLocalDpi xmlns:a14="http://schemas.microsoft.com/office/drawing/2010/main"/>
+                        </a:ext>
+                      </a:extLst>
+                    </a:blip>
+                    <a:stretch>
+                      <a:fillRect/>
+                    </a:stretch>
+                  </pic:blipFill>
+                  <pic:spPr>
+                    <a:xfrm>
+                      <a:off x="0" y="0"/>
+                      <a:ext cx="3048000" cy="6779559"/>
+                    </a:xfrm>
+                    <a:prstGeom prst="rect">
+                      <a:avLst/>
+                    </a:prstGeom>
+                  </pic:spPr>
+                </pic:pic>
+              </a:graphicData>
+            </a:graphic>
+          </wp:inline>
+        </w:drawing>
+      </w:r>
+    </w:p>
+    <w:p/>
+    <w:p/>
+    <w:p/>
+    <w:p/>
+    <w:p>
+      <w:r>
+        <w:t>Dodawanie oferty:</w:t>
+      </w:r>
+    </w:p>
+    <w:p>
+      <w:r>
+        <w:t>Okienko umożliwiające dodanie przez korepetytora nowej oferty korepetycji.</w:t>
+      </w:r>
+    </w:p>
+    <w:p>
+      <w:r>
+        <w:rPr>
+          <w:noProof/>
+        </w:rPr>
+        <w:lastRenderedPageBreak/>
+        <w:drawing>
+          <wp:inline distT="0" distB="0" distL="0" distR="0" wp14:anchorId="39E917F7" wp14:editId="0DEFE629">
+            <wp:extent cx="3209925" cy="7192609"/>
+            <wp:effectExtent l="0" t="0" r="0" b="0"/>
+            <wp:docPr id="636450919" name="drawing"/>
+            <wp:cNvGraphicFramePr>
+              <a:graphicFrameLocks xmlns:a="http://schemas.openxmlformats.org/drawingml/2006/main" noChangeAspect="1"/>
+            </wp:cNvGraphicFramePr>
+            <a:graphic xmlns:a="http://schemas.openxmlformats.org/drawingml/2006/main">
+              <a:graphicData uri="http://schemas.openxmlformats.org/drawingml/2006/picture">
+                <pic:pic xmlns:pic="http://schemas.openxmlformats.org/drawingml/2006/picture">
+                  <pic:nvPicPr>
+                    <pic:cNvPr id="636450919" name="Picture 636450919"/>
+                    <pic:cNvPicPr/>
+                  </pic:nvPicPr>
+                  <pic:blipFill>
+                    <a:blip r:embed="rId26">
+                      <a:extLst>
+                        <a:ext uri="{28A0092B-C50C-407E-A947-70E740481C1C}">
+                          <a14:useLocalDpi xmlns:a14="http://schemas.microsoft.com/office/drawing/2010/main"/>
+                        </a:ext>
+                      </a:extLst>
+                    </a:blip>
+                    <a:stretch>
+                      <a:fillRect/>
+                    </a:stretch>
+                  </pic:blipFill>
+                  <pic:spPr>
+                    <a:xfrm>
+                      <a:off x="0" y="0"/>
+                      <a:ext cx="3209925" cy="7192609"/>
+                    </a:xfrm>
+                    <a:prstGeom prst="rect">
+                      <a:avLst/>
+                    </a:prstGeom>
+                  </pic:spPr>
+                </pic:pic>
+              </a:graphicData>
+            </a:graphic>
+          </wp:inline>
+        </w:drawing>
+      </w:r>
+    </w:p>
+    <w:p/>
+    <w:p/>
+    <w:p/>
+    <w:p>
+      <w:r>
+        <w:t>Rezerwacje:</w:t>
+      </w:r>
+    </w:p>
+    <w:p>
+      <w:r>
+        <w:t>Zakładka zawierająca historię rezerwacji (rezerwacje odrzucone, zaakceptowane, oczekujące i zakończone) oraz wpływające nowe rezerwacje które mogą zostać potwierdzone lub odrzucone.</w:t>
+      </w:r>
+    </w:p>
+    <w:p>
+      <w:r>
+        <w:rPr>
+          <w:noProof/>
+        </w:rPr>
+        <w:lastRenderedPageBreak/>
+        <w:drawing>
+          <wp:inline distT="0" distB="0" distL="0" distR="0" wp14:anchorId="0E0342E7" wp14:editId="235E7860">
+            <wp:extent cx="2952750" cy="6543640"/>
+            <wp:effectExtent l="0" t="0" r="0" b="0"/>
+            <wp:docPr id="1158084101" name="drawing"/>
+            <wp:cNvGraphicFramePr>
+              <a:graphicFrameLocks xmlns:a="http://schemas.openxmlformats.org/drawingml/2006/main" noChangeAspect="1"/>
+            </wp:cNvGraphicFramePr>
+            <a:graphic xmlns:a="http://schemas.openxmlformats.org/drawingml/2006/main">
+              <a:graphicData uri="http://schemas.openxmlformats.org/drawingml/2006/picture">
+                <pic:pic xmlns:pic="http://schemas.openxmlformats.org/drawingml/2006/picture">
+                  <pic:nvPicPr>
+                    <pic:cNvPr id="1158084101" name="Picture 1158084101"/>
+                    <pic:cNvPicPr/>
+                  </pic:nvPicPr>
+                  <pic:blipFill>
+                    <a:blip r:embed="rId27">
+                      <a:extLst>
+                        <a:ext uri="{28A0092B-C50C-407E-A947-70E740481C1C}">
+                          <a14:useLocalDpi xmlns:a14="http://schemas.microsoft.com/office/drawing/2010/main"/>
+                        </a:ext>
+                      </a:extLst>
+                    </a:blip>
+                    <a:stretch>
+                      <a:fillRect/>
+                    </a:stretch>
+                  </pic:blipFill>
+                  <pic:spPr>
+                    <a:xfrm>
+                      <a:off x="0" y="0"/>
+                      <a:ext cx="2952750" cy="6543640"/>
+                    </a:xfrm>
+                    <a:prstGeom prst="rect">
+                      <a:avLst/>
+                    </a:prstGeom>
+                  </pic:spPr>
+                </pic:pic>
+              </a:graphicData>
+            </a:graphic>
+          </wp:inline>
+        </w:drawing>
+      </w:r>
+    </w:p>
+    <w:p/>
+    <w:p/>
+    <w:p/>
+    <w:p/>
+    <w:p/>
+    <w:p>
+      <w:r>
+        <w:t>Profil:</w:t>
+      </w:r>
+    </w:p>
+    <w:p>
+      <w:r>
+        <w:t>Zakładka zawierająca dane użytkownika z możliwością ich edycji.</w:t>
+      </w:r>
+    </w:p>
+    <w:p>
+      <w:r>
+        <w:rPr>
+          <w:noProof/>
+        </w:rPr>
+        <w:lastRenderedPageBreak/>
+        <w:drawing>
+          <wp:inline distT="0" distB="0" distL="0" distR="0" wp14:anchorId="0BCEB718" wp14:editId="5CCFE862">
+            <wp:extent cx="3028950" cy="6762047"/>
+            <wp:effectExtent l="0" t="0" r="0" b="0"/>
+            <wp:docPr id="1192791362" name="drawing"/>
+            <wp:cNvGraphicFramePr>
+              <a:graphicFrameLocks xmlns:a="http://schemas.openxmlformats.org/drawingml/2006/main" noChangeAspect="1"/>
+            </wp:cNvGraphicFramePr>
+            <a:graphic xmlns:a="http://schemas.openxmlformats.org/drawingml/2006/main">
+              <a:graphicData uri="http://schemas.openxmlformats.org/drawingml/2006/picture">
+                <pic:pic xmlns:pic="http://schemas.openxmlformats.org/drawingml/2006/picture">
+                  <pic:nvPicPr>
+                    <pic:cNvPr id="1192791362" name="Picture 1192791362"/>
+                    <pic:cNvPicPr/>
+                  </pic:nvPicPr>
+                  <pic:blipFill>
+                    <a:blip r:embed="rId28">
+                      <a:extLst>
+                        <a:ext uri="{28A0092B-C50C-407E-A947-70E740481C1C}">
+                          <a14:useLocalDpi xmlns:a14="http://schemas.microsoft.com/office/drawing/2010/main"/>
+                        </a:ext>
+                      </a:extLst>
+                    </a:blip>
+                    <a:stretch>
+                      <a:fillRect/>
+                    </a:stretch>
+                  </pic:blipFill>
+                  <pic:spPr>
+                    <a:xfrm>
+                      <a:off x="0" y="0"/>
+                      <a:ext cx="3028950" cy="6762047"/>
+                    </a:xfrm>
+                    <a:prstGeom prst="rect">
+                      <a:avLst/>
+                    </a:prstGeom>
+                  </pic:spPr>
+                </pic:pic>
+              </a:graphicData>
+            </a:graphic>
+          </wp:inline>
+        </w:drawing>
+      </w:r>
+    </w:p>
+    <w:p/>
+    <w:p/>
+    <w:p/>
+    <w:p/>
+    <w:p>
+      <w:pPr>
+        <w:rPr>
+          <w:b/>
+          <w:bCs/>
+          <w:sz w:val="28"/>
+          <w:szCs w:val="28"/>
+        </w:rPr>
+      </w:pPr>
+      <w:r>
+        <w:rPr>
+          <w:b/>
+          <w:bCs/>
+          <w:sz w:val="28"/>
+          <w:szCs w:val="28"/>
+        </w:rPr>
+        <w:t>Widoki Administratora:</w:t>
+      </w:r>
+    </w:p>
+    <w:p>
+      <w:r>
+        <w:t xml:space="preserve">Pulpit administratora: </w:t>
+      </w:r>
+    </w:p>
+    <w:p>
+      <w:r>
+        <w:lastRenderedPageBreak/>
+        <w:t>Zawiera najważniejsze informacje dla administratora, umożliwia przeglądanie najnowszych zgłoszeń rezerwacji oraz ich akceptację lub odrzucenie.</w:t>
+      </w:r>
+    </w:p>
+    <w:p>
+      <w:r>
+        <w:rPr>
+          <w:noProof/>
+        </w:rPr>
+        <w:drawing>
+          <wp:inline distT="0" distB="0" distL="0" distR="0" wp14:anchorId="3AF8ED89" wp14:editId="7023DFB2">
+            <wp:extent cx="2933700" cy="6525325"/>
+            <wp:effectExtent l="0" t="0" r="0" b="0"/>
+            <wp:docPr id="626873569" name="drawing"/>
+            <wp:cNvGraphicFramePr>
+              <a:graphicFrameLocks xmlns:a="http://schemas.openxmlformats.org/drawingml/2006/main" noChangeAspect="1"/>
+            </wp:cNvGraphicFramePr>
+            <a:graphic xmlns:a="http://schemas.openxmlformats.org/drawingml/2006/main">
+              <a:graphicData uri="http://schemas.openxmlformats.org/drawingml/2006/picture">
+                <pic:pic xmlns:pic="http://schemas.openxmlformats.org/drawingml/2006/picture">
+                  <pic:nvPicPr>
+                    <pic:cNvPr id="626873569" name="Picture 626873569"/>
+                    <pic:cNvPicPr/>
+                  </pic:nvPicPr>
+                  <pic:blipFill>
+                    <a:blip r:embed="rId29">
+                      <a:extLst>
+                        <a:ext uri="{28A0092B-C50C-407E-A947-70E740481C1C}">
+                          <a14:useLocalDpi xmlns:a14="http://schemas.microsoft.com/office/drawing/2010/main"/>
+                        </a:ext>
+                      </a:extLst>
+                    </a:blip>
+                    <a:stretch>
+                      <a:fillRect/>
+                    </a:stretch>
+                  </pic:blipFill>
+                  <pic:spPr>
+                    <a:xfrm>
+                      <a:off x="0" y="0"/>
+                      <a:ext cx="2933700" cy="6525325"/>
+                    </a:xfrm>
+                    <a:prstGeom prst="rect">
+                      <a:avLst/>
+                    </a:prstGeom>
+                  </pic:spPr>
+                </pic:pic>
+              </a:graphicData>
+            </a:graphic>
+          </wp:inline>
+        </w:drawing>
+      </w:r>
+    </w:p>
+    <w:p/>
+    <w:p/>
+    <w:p/>
+    <w:p>
+      <w:r>
+        <w:t xml:space="preserve">Użytkownicy: </w:t>
+      </w:r>
+    </w:p>
+    <w:p>
+      <w:r>
+        <w:t>Umożliwia przeglądanie użytkowników w aplikacji oraz zarządzanie nimi.</w:t>
+      </w:r>
+    </w:p>
+    <w:p>
+      <w:r>
+        <w:rPr>
+          <w:noProof/>
+        </w:rPr>
+        <w:lastRenderedPageBreak/>
+        <w:drawing>
+          <wp:inline distT="0" distB="0" distL="0" distR="0" wp14:anchorId="5FCDFFBF" wp14:editId="7C4463A2">
+            <wp:extent cx="3028950" cy="6712508"/>
+            <wp:effectExtent l="0" t="0" r="0" b="0"/>
+            <wp:docPr id="432660247" name="drawing"/>
+            <wp:cNvGraphicFramePr>
+              <a:graphicFrameLocks xmlns:a="http://schemas.openxmlformats.org/drawingml/2006/main" noChangeAspect="1"/>
+            </wp:cNvGraphicFramePr>
+            <a:graphic xmlns:a="http://schemas.openxmlformats.org/drawingml/2006/main">
+              <a:graphicData uri="http://schemas.openxmlformats.org/drawingml/2006/picture">
+                <pic:pic xmlns:pic="http://schemas.openxmlformats.org/drawingml/2006/picture">
+                  <pic:nvPicPr>
+                    <pic:cNvPr id="432660247" name="Picture 432660247"/>
+                    <pic:cNvPicPr/>
+                  </pic:nvPicPr>
+                  <pic:blipFill>
+                    <a:blip r:embed="rId30">
+                      <a:extLst>
+                        <a:ext uri="{28A0092B-C50C-407E-A947-70E740481C1C}">
+                          <a14:useLocalDpi xmlns:a14="http://schemas.microsoft.com/office/drawing/2010/main"/>
+                        </a:ext>
+                      </a:extLst>
+                    </a:blip>
+                    <a:stretch>
+                      <a:fillRect/>
+                    </a:stretch>
+                  </pic:blipFill>
+                  <pic:spPr>
+                    <a:xfrm>
+                      <a:off x="0" y="0"/>
+                      <a:ext cx="3028950" cy="6712508"/>
+                    </a:xfrm>
+                    <a:prstGeom prst="rect">
+                      <a:avLst/>
+                    </a:prstGeom>
+                  </pic:spPr>
+                </pic:pic>
+              </a:graphicData>
+            </a:graphic>
+          </wp:inline>
+        </w:drawing>
+      </w:r>
+    </w:p>
+    <w:p/>
+    <w:p/>
+    <w:p/>
+    <w:p/>
+    <w:p/>
+    <w:p>
+      <w:r>
+        <w:t>Raporty:</w:t>
+      </w:r>
+    </w:p>
+    <w:p>
+      <w:r>
+        <w:t>Umożliwia przeglądanie statystyk oraz tworzenie raportów.</w:t>
+      </w:r>
+    </w:p>
+    <w:p>
+      <w:r>
+        <w:rPr>
+          <w:noProof/>
+        </w:rPr>
+        <w:lastRenderedPageBreak/>
+        <w:drawing>
+          <wp:inline distT="0" distB="0" distL="0" distR="0" wp14:anchorId="42B1B80F" wp14:editId="235E1CEC">
+            <wp:extent cx="3063579" cy="6814211"/>
+            <wp:effectExtent l="0" t="0" r="0" b="0"/>
+            <wp:docPr id="1655755424" name="drawing"/>
+            <wp:cNvGraphicFramePr>
+              <a:graphicFrameLocks xmlns:a="http://schemas.openxmlformats.org/drawingml/2006/main" noChangeAspect="1"/>
+            </wp:cNvGraphicFramePr>
+            <a:graphic xmlns:a="http://schemas.openxmlformats.org/drawingml/2006/main">
+              <a:graphicData uri="http://schemas.openxmlformats.org/drawingml/2006/picture">
+                <pic:pic xmlns:pic="http://schemas.openxmlformats.org/drawingml/2006/picture">
+                  <pic:nvPicPr>
+                    <pic:cNvPr id="1655755424" name="Picture 1655755424"/>
+                    <pic:cNvPicPr/>
+                  </pic:nvPicPr>
+                  <pic:blipFill>
+                    <a:blip r:embed="rId31">
+                      <a:extLst>
+                        <a:ext uri="{28A0092B-C50C-407E-A947-70E740481C1C}">
+                          <a14:useLocalDpi xmlns:a14="http://schemas.microsoft.com/office/drawing/2010/main"/>
+                        </a:ext>
+                      </a:extLst>
+                    </a:blip>
+                    <a:stretch>
+                      <a:fillRect/>
+                    </a:stretch>
+                  </pic:blipFill>
+                  <pic:spPr>
+                    <a:xfrm>
+                      <a:off x="0" y="0"/>
+                      <a:ext cx="3063579" cy="6814211"/>
+                    </a:xfrm>
+                    <a:prstGeom prst="rect">
+                      <a:avLst/>
+                    </a:prstGeom>
+                  </pic:spPr>
+                </pic:pic>
+              </a:graphicData>
+            </a:graphic>
+          </wp:inline>
+        </w:drawing>
+      </w:r>
+    </w:p>
+    <w:p/>
+    <w:p/>
+    <w:p/>
+    <w:p/>
+    <w:p>
+      <w:r>
+        <w:t xml:space="preserve">Ustawienia: </w:t>
+      </w:r>
+    </w:p>
+    <w:p>
+      <w:r>
+        <w:lastRenderedPageBreak/>
+        <w:t>Zakładka zawierająca dane administratora z możliwością ich edycji, oraz opcje do zarządzania aplikacją: włączenie trybu serwisowego, ustawienie maksymalnej ceny za godzinę, oraz możliwość ustawienia globalnego komunikatu.</w:t>
+      </w:r>
+    </w:p>
+    <w:p>
+      <w:r>
+        <w:rPr>
+          <w:noProof/>
+        </w:rPr>
+        <w:drawing>
+          <wp:inline distT="0" distB="0" distL="0" distR="0" wp14:anchorId="3D9DECC7" wp14:editId="3D4D7F2D">
+            <wp:extent cx="2906992" cy="6465921"/>
+            <wp:effectExtent l="0" t="0" r="0" b="0"/>
+            <wp:docPr id="1673370900" name="drawing"/>
+            <wp:cNvGraphicFramePr>
+              <a:graphicFrameLocks xmlns:a="http://schemas.openxmlformats.org/drawingml/2006/main" noChangeAspect="1"/>
+            </wp:cNvGraphicFramePr>
+            <a:graphic xmlns:a="http://schemas.openxmlformats.org/drawingml/2006/main">
+              <a:graphicData uri="http://schemas.openxmlformats.org/drawingml/2006/picture">
+                <pic:pic xmlns:pic="http://schemas.openxmlformats.org/drawingml/2006/picture">
+                  <pic:nvPicPr>
+                    <pic:cNvPr id="1673370900" name="Picture 1673370900"/>
+                    <pic:cNvPicPr/>
+                  </pic:nvPicPr>
+                  <pic:blipFill>
+                    <a:blip r:embed="rId32">
+                      <a:extLst>
+                        <a:ext uri="{28A0092B-C50C-407E-A947-70E740481C1C}">
+                          <a14:useLocalDpi xmlns:a14="http://schemas.microsoft.com/office/drawing/2010/main"/>
+                        </a:ext>
+                      </a:extLst>
+                    </a:blip>
+                    <a:stretch>
+                      <a:fillRect/>
+                    </a:stretch>
+                  </pic:blipFill>
+                  <pic:spPr>
+                    <a:xfrm>
+                      <a:off x="0" y="0"/>
+                      <a:ext cx="2906992" cy="6465921"/>
+                    </a:xfrm>
+                    <a:prstGeom prst="rect">
+                      <a:avLst/>
+                    </a:prstGeom>
+                  </pic:spPr>
+                </pic:pic>
+              </a:graphicData>
+            </a:graphic>
+          </wp:inline>
+        </w:drawing>
+      </w:r>
+    </w:p>
+    <w:p/>
+    <w:p/>
+    <w:p/>
+    <w:p/>
     <w:p>
       <w:pPr>
         <w:pStyle w:val="Nagwek2"/>
@@ -8838,6 +12790,7 @@
         <w:rPr>
           <w:color w:val="FF0000"/>
         </w:rPr>
+        <w:lastRenderedPageBreak/>
         <w:t>Lis</w:t>
       </w:r>
       <w:r>
@@ -8863,7 +12816,6 @@
         <w:rPr>
           <w:color w:val="FF0000"/>
         </w:rPr>
-        <w:lastRenderedPageBreak/>
         <w:t>Opis metod HTTP (GET, POST, PUT, DELETE) oraz jakie dane są przyjmowane i zwracane przez API.</w:t>
       </w:r>
     </w:p>
@@ -9484,8 +13436,8 @@
   <w:abstractNum w:abstractNumId="0" w15:restartNumberingAfterBreak="0">
     <w:nsid w:val="02E0C36F"/>
     <w:multiLevelType w:val="hybridMultilevel"/>
-    <w:tmpl w:val="1F22D12E"/>
-    <w:lvl w:ilvl="0" w:tplc="54F6CBE6">
+    <w:tmpl w:val="5E00A4CA"/>
+    <w:lvl w:ilvl="0" w:tplc="7CD2068E">
       <w:start w:val="1"/>
       <w:numFmt w:val="bullet"/>
       <w:lvlText w:val="·"/>
@@ -9497,7 +13449,7 @@
         <w:rFonts w:ascii="Symbol" w:hAnsi="Symbol" w:hint="default"/>
       </w:rPr>
     </w:lvl>
-    <w:lvl w:ilvl="1" w:tplc="E7C04214">
+    <w:lvl w:ilvl="1" w:tplc="E2ECF242">
       <w:start w:val="1"/>
       <w:numFmt w:val="lowerLetter"/>
       <w:lvlText w:val="a)"/>
@@ -9506,7 +13458,7 @@
         <w:ind w:left="1440" w:hanging="360"/>
       </w:pPr>
     </w:lvl>
-    <w:lvl w:ilvl="2" w:tplc="74AC6250">
+    <w:lvl w:ilvl="2" w:tplc="5D34EB0A">
       <w:start w:val="1"/>
       <w:numFmt w:val="bullet"/>
       <w:lvlText w:val=""/>
@@ -9518,7 +13470,7 @@
         <w:rFonts w:ascii="Wingdings" w:hAnsi="Wingdings" w:hint="default"/>
       </w:rPr>
     </w:lvl>
-    <w:lvl w:ilvl="3" w:tplc="F9A499DE">
+    <w:lvl w:ilvl="3" w:tplc="5EC64094">
       <w:start w:val="1"/>
       <w:numFmt w:val="bullet"/>
       <w:lvlText w:val=""/>
@@ -9530,7 +13482,7 @@
         <w:rFonts w:ascii="Symbol" w:hAnsi="Symbol" w:hint="default"/>
       </w:rPr>
     </w:lvl>
-    <w:lvl w:ilvl="4" w:tplc="5A2CDFBC">
+    <w:lvl w:ilvl="4" w:tplc="C7024622">
       <w:start w:val="1"/>
       <w:numFmt w:val="bullet"/>
       <w:lvlText w:val="o"/>
@@ -9542,7 +13494,7 @@
         <w:rFonts w:ascii="Courier New" w:hAnsi="Courier New" w:hint="default"/>
       </w:rPr>
     </w:lvl>
-    <w:lvl w:ilvl="5" w:tplc="E26CD102">
+    <w:lvl w:ilvl="5" w:tplc="E328164A">
       <w:start w:val="1"/>
       <w:numFmt w:val="bullet"/>
       <w:lvlText w:val=""/>
@@ -9554,7 +13506,7 @@
         <w:rFonts w:ascii="Wingdings" w:hAnsi="Wingdings" w:hint="default"/>
       </w:rPr>
     </w:lvl>
-    <w:lvl w:ilvl="6" w:tplc="DCF8DA56">
+    <w:lvl w:ilvl="6" w:tplc="71F05CB8">
       <w:start w:val="1"/>
       <w:numFmt w:val="bullet"/>
       <w:lvlText w:val=""/>
@@ -9566,7 +13518,7 @@
         <w:rFonts w:ascii="Symbol" w:hAnsi="Symbol" w:hint="default"/>
       </w:rPr>
     </w:lvl>
-    <w:lvl w:ilvl="7" w:tplc="98E07164">
+    <w:lvl w:ilvl="7" w:tplc="5D4698DC">
       <w:start w:val="1"/>
       <w:numFmt w:val="bullet"/>
       <w:lvlText w:val="o"/>
@@ -9578,7 +13530,7 @@
         <w:rFonts w:ascii="Courier New" w:hAnsi="Courier New" w:hint="default"/>
       </w:rPr>
     </w:lvl>
-    <w:lvl w:ilvl="8" w:tplc="7ABCDDE6">
+    <w:lvl w:ilvl="8" w:tplc="96F23F3A">
       <w:start w:val="1"/>
       <w:numFmt w:val="bullet"/>
       <w:lvlText w:val=""/>
@@ -9707,8 +13659,8 @@
   <w:abstractNum w:abstractNumId="2" w15:restartNumberingAfterBreak="0">
     <w:nsid w:val="058EBE0A"/>
     <w:multiLevelType w:val="hybridMultilevel"/>
-    <w:tmpl w:val="6DA24C2A"/>
-    <w:lvl w:ilvl="0" w:tplc="53B249BE">
+    <w:tmpl w:val="24C85876"/>
+    <w:lvl w:ilvl="0" w:tplc="F80455FA">
       <w:start w:val="1"/>
       <w:numFmt w:val="bullet"/>
       <w:lvlText w:val="·"/>
@@ -9720,7 +13672,7 @@
         <w:rFonts w:ascii="Symbol" w:hAnsi="Symbol" w:hint="default"/>
       </w:rPr>
     </w:lvl>
-    <w:lvl w:ilvl="1" w:tplc="8A84890E">
+    <w:lvl w:ilvl="1" w:tplc="BC907DAE">
       <w:start w:val="1"/>
       <w:numFmt w:val="bullet"/>
       <w:lvlText w:val="o"/>
@@ -9732,7 +13684,7 @@
         <w:rFonts w:ascii="Courier New" w:hAnsi="Courier New" w:hint="default"/>
       </w:rPr>
     </w:lvl>
-    <w:lvl w:ilvl="2" w:tplc="6FD48B6E">
+    <w:lvl w:ilvl="2" w:tplc="E02A5474">
       <w:start w:val="1"/>
       <w:numFmt w:val="bullet"/>
       <w:lvlText w:val=""/>
@@ -9744,7 +13696,7 @@
         <w:rFonts w:ascii="Wingdings" w:hAnsi="Wingdings" w:hint="default"/>
       </w:rPr>
     </w:lvl>
-    <w:lvl w:ilvl="3" w:tplc="8244CAFC">
+    <w:lvl w:ilvl="3" w:tplc="3B7C5A86">
       <w:start w:val="1"/>
       <w:numFmt w:val="bullet"/>
       <w:lvlText w:val=""/>
@@ -9756,7 +13708,7 @@
         <w:rFonts w:ascii="Symbol" w:hAnsi="Symbol" w:hint="default"/>
       </w:rPr>
     </w:lvl>
-    <w:lvl w:ilvl="4" w:tplc="B54CACFA">
+    <w:lvl w:ilvl="4" w:tplc="2D0ED84E">
       <w:start w:val="1"/>
       <w:numFmt w:val="bullet"/>
       <w:lvlText w:val="o"/>
@@ -9768,7 +13720,7 @@
         <w:rFonts w:ascii="Courier New" w:hAnsi="Courier New" w:hint="default"/>
       </w:rPr>
     </w:lvl>
-    <w:lvl w:ilvl="5" w:tplc="8634E186">
+    <w:lvl w:ilvl="5" w:tplc="C668194E">
       <w:start w:val="1"/>
       <w:numFmt w:val="bullet"/>
       <w:lvlText w:val=""/>
@@ -9780,7 +13732,7 @@
         <w:rFonts w:ascii="Wingdings" w:hAnsi="Wingdings" w:hint="default"/>
       </w:rPr>
     </w:lvl>
-    <w:lvl w:ilvl="6" w:tplc="5B8EBBE8">
+    <w:lvl w:ilvl="6" w:tplc="1BBA1124">
       <w:start w:val="1"/>
       <w:numFmt w:val="bullet"/>
       <w:lvlText w:val=""/>
@@ -9792,7 +13744,7 @@
         <w:rFonts w:ascii="Symbol" w:hAnsi="Symbol" w:hint="default"/>
       </w:rPr>
     </w:lvl>
-    <w:lvl w:ilvl="7" w:tplc="58DC47BC">
+    <w:lvl w:ilvl="7" w:tplc="FDC8A134">
       <w:start w:val="1"/>
       <w:numFmt w:val="bullet"/>
       <w:lvlText w:val="o"/>
@@ -9804,7 +13756,7 @@
         <w:rFonts w:ascii="Courier New" w:hAnsi="Courier New" w:hint="default"/>
       </w:rPr>
     </w:lvl>
-    <w:lvl w:ilvl="8" w:tplc="53EE5A20">
+    <w:lvl w:ilvl="8" w:tplc="BE961486">
       <w:start w:val="1"/>
       <w:numFmt w:val="bullet"/>
       <w:lvlText w:val=""/>
@@ -10131,8 +14083,8 @@
   <w:abstractNum w:abstractNumId="6" w15:restartNumberingAfterBreak="0">
     <w:nsid w:val="1285962C"/>
     <w:multiLevelType w:val="hybridMultilevel"/>
-    <w:tmpl w:val="9E244978"/>
-    <w:lvl w:ilvl="0" w:tplc="EB187E52">
+    <w:tmpl w:val="E44A9072"/>
+    <w:lvl w:ilvl="0" w:tplc="E196B1A2">
       <w:start w:val="1"/>
       <w:numFmt w:val="bullet"/>
       <w:lvlText w:val=""/>
@@ -10144,7 +14096,7 @@
         <w:rFonts w:ascii="Symbol" w:hAnsi="Symbol" w:hint="default"/>
       </w:rPr>
     </w:lvl>
-    <w:lvl w:ilvl="1" w:tplc="B34E6034">
+    <w:lvl w:ilvl="1" w:tplc="20A8571E">
       <w:start w:val="1"/>
       <w:numFmt w:val="bullet"/>
       <w:lvlText w:val="o"/>
@@ -10156,7 +14108,7 @@
         <w:rFonts w:ascii="Courier New" w:hAnsi="Courier New" w:hint="default"/>
       </w:rPr>
     </w:lvl>
-    <w:lvl w:ilvl="2" w:tplc="2B28E2D6">
+    <w:lvl w:ilvl="2" w:tplc="80245148">
       <w:start w:val="1"/>
       <w:numFmt w:val="bullet"/>
       <w:lvlText w:val=""/>
@@ -10168,7 +14120,7 @@
         <w:rFonts w:ascii="Wingdings" w:hAnsi="Wingdings" w:hint="default"/>
       </w:rPr>
     </w:lvl>
-    <w:lvl w:ilvl="3" w:tplc="E034EF8E">
+    <w:lvl w:ilvl="3" w:tplc="986AC3A2">
       <w:start w:val="1"/>
       <w:numFmt w:val="bullet"/>
       <w:lvlText w:val=""/>
@@ -10180,7 +14132,7 @@
         <w:rFonts w:ascii="Symbol" w:hAnsi="Symbol" w:hint="default"/>
       </w:rPr>
     </w:lvl>
-    <w:lvl w:ilvl="4" w:tplc="A9826EBE">
+    <w:lvl w:ilvl="4" w:tplc="AA6C7142">
       <w:start w:val="1"/>
       <w:numFmt w:val="bullet"/>
       <w:lvlText w:val="o"/>
@@ -10192,7 +14144,7 @@
         <w:rFonts w:ascii="Courier New" w:hAnsi="Courier New" w:hint="default"/>
       </w:rPr>
     </w:lvl>
-    <w:lvl w:ilvl="5" w:tplc="E138D7B4">
+    <w:lvl w:ilvl="5" w:tplc="6AE0771E">
       <w:start w:val="1"/>
       <w:numFmt w:val="bullet"/>
       <w:lvlText w:val=""/>
@@ -10204,7 +14156,7 @@
         <w:rFonts w:ascii="Wingdings" w:hAnsi="Wingdings" w:hint="default"/>
       </w:rPr>
     </w:lvl>
-    <w:lvl w:ilvl="6" w:tplc="BD4CBEA2">
+    <w:lvl w:ilvl="6" w:tplc="5B4E2058">
       <w:start w:val="1"/>
       <w:numFmt w:val="bullet"/>
       <w:lvlText w:val=""/>
@@ -10216,7 +14168,7 @@
         <w:rFonts w:ascii="Symbol" w:hAnsi="Symbol" w:hint="default"/>
       </w:rPr>
     </w:lvl>
-    <w:lvl w:ilvl="7" w:tplc="D55CC20C">
+    <w:lvl w:ilvl="7" w:tplc="476E9802">
       <w:start w:val="1"/>
       <w:numFmt w:val="bullet"/>
       <w:lvlText w:val="o"/>
@@ -10228,7 +14180,7 @@
         <w:rFonts w:ascii="Courier New" w:hAnsi="Courier New" w:hint="default"/>
       </w:rPr>
     </w:lvl>
-    <w:lvl w:ilvl="8" w:tplc="EF2C0F00">
+    <w:lvl w:ilvl="8" w:tplc="FA7C0490">
       <w:start w:val="1"/>
       <w:numFmt w:val="bullet"/>
       <w:lvlText w:val=""/>
@@ -10357,8 +14309,8 @@
   <w:abstractNum w:abstractNumId="8" w15:restartNumberingAfterBreak="0">
     <w:nsid w:val="16D4A38C"/>
     <w:multiLevelType w:val="hybridMultilevel"/>
-    <w:tmpl w:val="DC52C608"/>
-    <w:lvl w:ilvl="0" w:tplc="C16CC084">
+    <w:tmpl w:val="CABAC8CC"/>
+    <w:lvl w:ilvl="0" w:tplc="F7F29A96">
       <w:start w:val="1"/>
       <w:numFmt w:val="bullet"/>
       <w:lvlText w:val="·"/>
@@ -10370,7 +14322,7 @@
         <w:rFonts w:ascii="Symbol" w:hAnsi="Symbol" w:hint="default"/>
       </w:rPr>
     </w:lvl>
-    <w:lvl w:ilvl="1" w:tplc="2BE67864">
+    <w:lvl w:ilvl="1" w:tplc="F0186E68">
       <w:start w:val="1"/>
       <w:numFmt w:val="decimal"/>
       <w:lvlText w:val="%2."/>
@@ -10379,7 +14331,7 @@
         <w:ind w:left="1440" w:hanging="360"/>
       </w:pPr>
     </w:lvl>
-    <w:lvl w:ilvl="2" w:tplc="0E50632A">
+    <w:lvl w:ilvl="2" w:tplc="0CFEE7F4">
       <w:start w:val="1"/>
       <w:numFmt w:val="bullet"/>
       <w:lvlText w:val=""/>
@@ -10391,7 +14343,7 @@
         <w:rFonts w:ascii="Wingdings" w:hAnsi="Wingdings" w:hint="default"/>
       </w:rPr>
     </w:lvl>
-    <w:lvl w:ilvl="3" w:tplc="E0467652">
+    <w:lvl w:ilvl="3" w:tplc="3E06E4DA">
       <w:start w:val="1"/>
       <w:numFmt w:val="bullet"/>
       <w:lvlText w:val=""/>
@@ -10403,7 +14355,7 @@
         <w:rFonts w:ascii="Symbol" w:hAnsi="Symbol" w:hint="default"/>
       </w:rPr>
     </w:lvl>
-    <w:lvl w:ilvl="4" w:tplc="B82AB8F6">
+    <w:lvl w:ilvl="4" w:tplc="20362762">
       <w:start w:val="1"/>
       <w:numFmt w:val="bullet"/>
       <w:lvlText w:val="o"/>
@@ -10415,7 +14367,7 @@
         <w:rFonts w:ascii="Courier New" w:hAnsi="Courier New" w:hint="default"/>
       </w:rPr>
     </w:lvl>
-    <w:lvl w:ilvl="5" w:tplc="652A5860">
+    <w:lvl w:ilvl="5" w:tplc="32D213C2">
       <w:start w:val="1"/>
       <w:numFmt w:val="bullet"/>
       <w:lvlText w:val=""/>
@@ -10427,7 +14379,7 @@
         <w:rFonts w:ascii="Wingdings" w:hAnsi="Wingdings" w:hint="default"/>
       </w:rPr>
     </w:lvl>
-    <w:lvl w:ilvl="6" w:tplc="C5085034">
+    <w:lvl w:ilvl="6" w:tplc="7AD019D8">
       <w:start w:val="1"/>
       <w:numFmt w:val="bullet"/>
       <w:lvlText w:val=""/>
@@ -10439,7 +14391,7 @@
         <w:rFonts w:ascii="Symbol" w:hAnsi="Symbol" w:hint="default"/>
       </w:rPr>
     </w:lvl>
-    <w:lvl w:ilvl="7" w:tplc="5382F20A">
+    <w:lvl w:ilvl="7" w:tplc="EB1A0828">
       <w:start w:val="1"/>
       <w:numFmt w:val="bullet"/>
       <w:lvlText w:val="o"/>
@@ -10451,7 +14403,7 @@
         <w:rFonts w:ascii="Courier New" w:hAnsi="Courier New" w:hint="default"/>
       </w:rPr>
     </w:lvl>
-    <w:lvl w:ilvl="8" w:tplc="F8BE25DE">
+    <w:lvl w:ilvl="8" w:tplc="3B988174">
       <w:start w:val="1"/>
       <w:numFmt w:val="bullet"/>
       <w:lvlText w:val=""/>
@@ -10467,8 +14419,8 @@
   <w:abstractNum w:abstractNumId="9" w15:restartNumberingAfterBreak="0">
     <w:nsid w:val="1978FE3D"/>
     <w:multiLevelType w:val="hybridMultilevel"/>
-    <w:tmpl w:val="39608EF2"/>
-    <w:lvl w:ilvl="0" w:tplc="609CC726">
+    <w:tmpl w:val="1B3ACCAA"/>
+    <w:lvl w:ilvl="0" w:tplc="40CA18D6">
       <w:start w:val="1"/>
       <w:numFmt w:val="decimal"/>
       <w:lvlText w:val="%1."/>
@@ -10477,7 +14429,7 @@
         <w:ind w:left="720" w:hanging="360"/>
       </w:pPr>
     </w:lvl>
-    <w:lvl w:ilvl="1" w:tplc="8DF8DE32">
+    <w:lvl w:ilvl="1" w:tplc="4FB2E446">
       <w:start w:val="1"/>
       <w:numFmt w:val="lowerLetter"/>
       <w:lvlText w:val="%2."/>
@@ -10486,7 +14438,7 @@
         <w:ind w:left="1440" w:hanging="360"/>
       </w:pPr>
     </w:lvl>
-    <w:lvl w:ilvl="2" w:tplc="C2887D08">
+    <w:lvl w:ilvl="2" w:tplc="09D6DBD4">
       <w:start w:val="1"/>
       <w:numFmt w:val="lowerRoman"/>
       <w:lvlText w:val="%3."/>
@@ -10495,7 +14447,7 @@
         <w:ind w:left="2160" w:hanging="180"/>
       </w:pPr>
     </w:lvl>
-    <w:lvl w:ilvl="3" w:tplc="3692C68E">
+    <w:lvl w:ilvl="3" w:tplc="D3CAA084">
       <w:start w:val="1"/>
       <w:numFmt w:val="decimal"/>
       <w:lvlText w:val="%4."/>
@@ -10504,7 +14456,7 @@
         <w:ind w:left="2880" w:hanging="360"/>
       </w:pPr>
     </w:lvl>
-    <w:lvl w:ilvl="4" w:tplc="E53A6F42">
+    <w:lvl w:ilvl="4" w:tplc="58EE0160">
       <w:start w:val="1"/>
       <w:numFmt w:val="lowerLetter"/>
       <w:lvlText w:val="%5."/>
@@ -10513,7 +14465,7 @@
         <w:ind w:left="3600" w:hanging="360"/>
       </w:pPr>
     </w:lvl>
-    <w:lvl w:ilvl="5" w:tplc="911A32A4">
+    <w:lvl w:ilvl="5" w:tplc="06C87A50">
       <w:start w:val="1"/>
       <w:numFmt w:val="lowerRoman"/>
       <w:lvlText w:val="%6."/>
@@ -10522,7 +14474,7 @@
         <w:ind w:left="4320" w:hanging="180"/>
       </w:pPr>
     </w:lvl>
-    <w:lvl w:ilvl="6" w:tplc="1346AE88">
+    <w:lvl w:ilvl="6" w:tplc="BB66E106">
       <w:start w:val="1"/>
       <w:numFmt w:val="decimal"/>
       <w:lvlText w:val="%7."/>
@@ -10531,7 +14483,7 @@
         <w:ind w:left="5040" w:hanging="360"/>
       </w:pPr>
     </w:lvl>
-    <w:lvl w:ilvl="7" w:tplc="061CDC94">
+    <w:lvl w:ilvl="7" w:tplc="46C66A28">
       <w:start w:val="1"/>
       <w:numFmt w:val="lowerLetter"/>
       <w:lvlText w:val="%8."/>
@@ -10540,7 +14492,7 @@
         <w:ind w:left="5760" w:hanging="360"/>
       </w:pPr>
     </w:lvl>
-    <w:lvl w:ilvl="8" w:tplc="BEBCA2DA">
+    <w:lvl w:ilvl="8" w:tplc="1C623F64">
       <w:start w:val="1"/>
       <w:numFmt w:val="lowerRoman"/>
       <w:lvlText w:val="%9."/>
@@ -10752,8 +14704,8 @@
   <w:abstractNum w:abstractNumId="12" w15:restartNumberingAfterBreak="0">
     <w:nsid w:val="24DA24A2"/>
     <w:multiLevelType w:val="hybridMultilevel"/>
-    <w:tmpl w:val="F646959E"/>
-    <w:lvl w:ilvl="0" w:tplc="5BFAFE7C">
+    <w:tmpl w:val="E808397C"/>
+    <w:lvl w:ilvl="0" w:tplc="A636DC84">
       <w:start w:val="1"/>
       <w:numFmt w:val="decimal"/>
       <w:lvlText w:val="%1."/>
@@ -10762,7 +14714,7 @@
         <w:ind w:left="720" w:hanging="360"/>
       </w:pPr>
     </w:lvl>
-    <w:lvl w:ilvl="1" w:tplc="8F682BA0">
+    <w:lvl w:ilvl="1" w:tplc="3EE67A8A">
       <w:start w:val="1"/>
       <w:numFmt w:val="lowerLetter"/>
       <w:lvlText w:val="%2."/>
@@ -10771,7 +14723,7 @@
         <w:ind w:left="1440" w:hanging="360"/>
       </w:pPr>
     </w:lvl>
-    <w:lvl w:ilvl="2" w:tplc="FDC28CA8">
+    <w:lvl w:ilvl="2" w:tplc="A6302016">
       <w:start w:val="1"/>
       <w:numFmt w:val="lowerRoman"/>
       <w:lvlText w:val="%3."/>
@@ -10780,7 +14732,7 @@
         <w:ind w:left="2160" w:hanging="180"/>
       </w:pPr>
     </w:lvl>
-    <w:lvl w:ilvl="3" w:tplc="850217F0">
+    <w:lvl w:ilvl="3" w:tplc="4E72C72E">
       <w:start w:val="1"/>
       <w:numFmt w:val="decimal"/>
       <w:lvlText w:val="%4."/>
@@ -10789,7 +14741,7 @@
         <w:ind w:left="2880" w:hanging="360"/>
       </w:pPr>
     </w:lvl>
-    <w:lvl w:ilvl="4" w:tplc="C40236BA">
+    <w:lvl w:ilvl="4" w:tplc="AC0485DE">
       <w:start w:val="1"/>
       <w:numFmt w:val="lowerLetter"/>
       <w:lvlText w:val="%5."/>
@@ -10798,7 +14750,7 @@
         <w:ind w:left="3600" w:hanging="360"/>
       </w:pPr>
     </w:lvl>
-    <w:lvl w:ilvl="5" w:tplc="FEA8F846">
+    <w:lvl w:ilvl="5" w:tplc="0F6C12C0">
       <w:start w:val="1"/>
       <w:numFmt w:val="lowerRoman"/>
       <w:lvlText w:val="%6."/>
@@ -10807,7 +14759,7 @@
         <w:ind w:left="4320" w:hanging="180"/>
       </w:pPr>
     </w:lvl>
-    <w:lvl w:ilvl="6" w:tplc="29DADC16">
+    <w:lvl w:ilvl="6" w:tplc="C73CD532">
       <w:start w:val="1"/>
       <w:numFmt w:val="decimal"/>
       <w:lvlText w:val="%7."/>
@@ -10816,7 +14768,7 @@
         <w:ind w:left="5040" w:hanging="360"/>
       </w:pPr>
     </w:lvl>
-    <w:lvl w:ilvl="7" w:tplc="C8BA1F56">
+    <w:lvl w:ilvl="7" w:tplc="970AF83C">
       <w:start w:val="1"/>
       <w:numFmt w:val="lowerLetter"/>
       <w:lvlText w:val="%8."/>
@@ -10825,7 +14777,7 @@
         <w:ind w:left="5760" w:hanging="360"/>
       </w:pPr>
     </w:lvl>
-    <w:lvl w:ilvl="8" w:tplc="710AE78A">
+    <w:lvl w:ilvl="8" w:tplc="B76643B2">
       <w:start w:val="1"/>
       <w:numFmt w:val="lowerRoman"/>
       <w:lvlText w:val="%9."/>
@@ -11241,8 +15193,8 @@
   <w:abstractNum w:abstractNumId="17" w15:restartNumberingAfterBreak="0">
     <w:nsid w:val="3C4E0F24"/>
     <w:multiLevelType w:val="hybridMultilevel"/>
-    <w:tmpl w:val="6D6677F0"/>
-    <w:lvl w:ilvl="0" w:tplc="C1788A76">
+    <w:tmpl w:val="7998218A"/>
+    <w:lvl w:ilvl="0" w:tplc="1624D33E">
       <w:start w:val="1"/>
       <w:numFmt w:val="bullet"/>
       <w:lvlText w:val="·"/>
@@ -11254,7 +15206,7 @@
         <w:rFonts w:ascii="Symbol" w:hAnsi="Symbol" w:hint="default"/>
       </w:rPr>
     </w:lvl>
-    <w:lvl w:ilvl="1" w:tplc="56206D38">
+    <w:lvl w:ilvl="1" w:tplc="AD36743E">
       <w:start w:val="1"/>
       <w:numFmt w:val="decimal"/>
       <w:lvlText w:val="%2."/>
@@ -11263,7 +15215,7 @@
         <w:ind w:left="1440" w:hanging="360"/>
       </w:pPr>
     </w:lvl>
-    <w:lvl w:ilvl="2" w:tplc="5E04207A">
+    <w:lvl w:ilvl="2" w:tplc="DA52068A">
       <w:start w:val="1"/>
       <w:numFmt w:val="bullet"/>
       <w:lvlText w:val=""/>
@@ -11275,7 +15227,7 @@
         <w:rFonts w:ascii="Wingdings" w:hAnsi="Wingdings" w:hint="default"/>
       </w:rPr>
     </w:lvl>
-    <w:lvl w:ilvl="3" w:tplc="2DAC9126">
+    <w:lvl w:ilvl="3" w:tplc="2A9E4498">
       <w:start w:val="1"/>
       <w:numFmt w:val="bullet"/>
       <w:lvlText w:val=""/>
@@ -11287,7 +15239,7 @@
         <w:rFonts w:ascii="Symbol" w:hAnsi="Symbol" w:hint="default"/>
       </w:rPr>
     </w:lvl>
-    <w:lvl w:ilvl="4" w:tplc="FEC67DCC">
+    <w:lvl w:ilvl="4" w:tplc="0452408C">
       <w:start w:val="1"/>
       <w:numFmt w:val="bullet"/>
       <w:lvlText w:val="o"/>
@@ -11299,7 +15251,7 @@
         <w:rFonts w:ascii="Courier New" w:hAnsi="Courier New" w:hint="default"/>
       </w:rPr>
     </w:lvl>
-    <w:lvl w:ilvl="5" w:tplc="68841420">
+    <w:lvl w:ilvl="5" w:tplc="8724FE3A">
       <w:start w:val="1"/>
       <w:numFmt w:val="bullet"/>
       <w:lvlText w:val=""/>
@@ -11311,7 +15263,7 @@
         <w:rFonts w:ascii="Wingdings" w:hAnsi="Wingdings" w:hint="default"/>
       </w:rPr>
     </w:lvl>
-    <w:lvl w:ilvl="6" w:tplc="952E8E9C">
+    <w:lvl w:ilvl="6" w:tplc="B322C910">
       <w:start w:val="1"/>
       <w:numFmt w:val="bullet"/>
       <w:lvlText w:val=""/>
@@ -11323,7 +15275,7 @@
         <w:rFonts w:ascii="Symbol" w:hAnsi="Symbol" w:hint="default"/>
       </w:rPr>
     </w:lvl>
-    <w:lvl w:ilvl="7" w:tplc="5CF0FD78">
+    <w:lvl w:ilvl="7" w:tplc="0A12AE96">
       <w:start w:val="1"/>
       <w:numFmt w:val="bullet"/>
       <w:lvlText w:val="o"/>
@@ -11335,7 +15287,7 @@
         <w:rFonts w:ascii="Courier New" w:hAnsi="Courier New" w:hint="default"/>
       </w:rPr>
     </w:lvl>
-    <w:lvl w:ilvl="8" w:tplc="954ABDEC">
+    <w:lvl w:ilvl="8" w:tplc="35C8AB5C">
       <w:start w:val="1"/>
       <w:numFmt w:val="bullet"/>
       <w:lvlText w:val=""/>
@@ -11351,8 +15303,8 @@
   <w:abstractNum w:abstractNumId="18" w15:restartNumberingAfterBreak="0">
     <w:nsid w:val="3C9387D7"/>
     <w:multiLevelType w:val="hybridMultilevel"/>
-    <w:tmpl w:val="35B60E82"/>
-    <w:lvl w:ilvl="0" w:tplc="D29E7A6A">
+    <w:tmpl w:val="19BE04D6"/>
+    <w:lvl w:ilvl="0" w:tplc="E17E45C6">
       <w:start w:val="1"/>
       <w:numFmt w:val="decimal"/>
       <w:lvlText w:val="%1."/>
@@ -11361,7 +15313,7 @@
         <w:ind w:left="720" w:hanging="360"/>
       </w:pPr>
     </w:lvl>
-    <w:lvl w:ilvl="1" w:tplc="9648F794">
+    <w:lvl w:ilvl="1" w:tplc="2CB22588">
       <w:start w:val="1"/>
       <w:numFmt w:val="lowerLetter"/>
       <w:lvlText w:val="%2."/>
@@ -11370,7 +15322,7 @@
         <w:ind w:left="1440" w:hanging="360"/>
       </w:pPr>
     </w:lvl>
-    <w:lvl w:ilvl="2" w:tplc="70F02320">
+    <w:lvl w:ilvl="2" w:tplc="51582260">
       <w:start w:val="1"/>
       <w:numFmt w:val="lowerRoman"/>
       <w:lvlText w:val="%3."/>
@@ -11379,7 +15331,7 @@
         <w:ind w:left="2160" w:hanging="180"/>
       </w:pPr>
     </w:lvl>
-    <w:lvl w:ilvl="3" w:tplc="EF4A903C">
+    <w:lvl w:ilvl="3" w:tplc="22E2AE00">
       <w:start w:val="1"/>
       <w:numFmt w:val="decimal"/>
       <w:lvlText w:val="%4."/>
@@ -11388,7 +15340,7 @@
         <w:ind w:left="2880" w:hanging="360"/>
       </w:pPr>
     </w:lvl>
-    <w:lvl w:ilvl="4" w:tplc="D9285D98">
+    <w:lvl w:ilvl="4" w:tplc="D5886304">
       <w:start w:val="1"/>
       <w:numFmt w:val="lowerLetter"/>
       <w:lvlText w:val="%5."/>
@@ -11397,7 +15349,7 @@
         <w:ind w:left="3600" w:hanging="360"/>
       </w:pPr>
     </w:lvl>
-    <w:lvl w:ilvl="5" w:tplc="0E38CB3E">
+    <w:lvl w:ilvl="5" w:tplc="F9304476">
       <w:start w:val="1"/>
       <w:numFmt w:val="lowerRoman"/>
       <w:lvlText w:val="%6."/>
@@ -11406,7 +15358,7 @@
         <w:ind w:left="4320" w:hanging="180"/>
       </w:pPr>
     </w:lvl>
-    <w:lvl w:ilvl="6" w:tplc="99C4A0EA">
+    <w:lvl w:ilvl="6" w:tplc="C6F2DC30">
       <w:start w:val="1"/>
       <w:numFmt w:val="decimal"/>
       <w:lvlText w:val="%7."/>
@@ -11415,7 +15367,7 @@
         <w:ind w:left="5040" w:hanging="360"/>
       </w:pPr>
     </w:lvl>
-    <w:lvl w:ilvl="7" w:tplc="99CA7334">
+    <w:lvl w:ilvl="7" w:tplc="C7EAE428">
       <w:start w:val="1"/>
       <w:numFmt w:val="lowerLetter"/>
       <w:lvlText w:val="%8."/>
@@ -11424,7 +15376,7 @@
         <w:ind w:left="5760" w:hanging="360"/>
       </w:pPr>
     </w:lvl>
-    <w:lvl w:ilvl="8" w:tplc="0A022AA8">
+    <w:lvl w:ilvl="8" w:tplc="5C58FE52">
       <w:start w:val="1"/>
       <w:numFmt w:val="lowerRoman"/>
       <w:lvlText w:val="%9."/>
@@ -12002,8 +15954,8 @@
   <w:abstractNum w:abstractNumId="24" w15:restartNumberingAfterBreak="0">
     <w:nsid w:val="4B787FCA"/>
     <w:multiLevelType w:val="hybridMultilevel"/>
-    <w:tmpl w:val="000C4B14"/>
-    <w:lvl w:ilvl="0" w:tplc="CCD83684">
+    <w:tmpl w:val="DD663B82"/>
+    <w:lvl w:ilvl="0" w:tplc="6CEAAECA">
       <w:start w:val="1"/>
       <w:numFmt w:val="lowerLetter"/>
       <w:lvlText w:val="a)"/>
@@ -12012,7 +15964,7 @@
         <w:ind w:left="720" w:hanging="360"/>
       </w:pPr>
     </w:lvl>
-    <w:lvl w:ilvl="1" w:tplc="CC742DCA">
+    <w:lvl w:ilvl="1" w:tplc="0D666884">
       <w:start w:val="1"/>
       <w:numFmt w:val="lowerLetter"/>
       <w:lvlText w:val="%2."/>
@@ -12021,7 +15973,7 @@
         <w:ind w:left="1440" w:hanging="360"/>
       </w:pPr>
     </w:lvl>
-    <w:lvl w:ilvl="2" w:tplc="E4CAAC60">
+    <w:lvl w:ilvl="2" w:tplc="E7CE8B5E">
       <w:start w:val="1"/>
       <w:numFmt w:val="lowerRoman"/>
       <w:lvlText w:val="%3."/>
@@ -12030,7 +15982,7 @@
         <w:ind w:left="2160" w:hanging="180"/>
       </w:pPr>
     </w:lvl>
-    <w:lvl w:ilvl="3" w:tplc="61624DAA">
+    <w:lvl w:ilvl="3" w:tplc="25823EAE">
       <w:start w:val="1"/>
       <w:numFmt w:val="decimal"/>
       <w:lvlText w:val="%4."/>
@@ -12039,7 +15991,7 @@
         <w:ind w:left="2880" w:hanging="360"/>
       </w:pPr>
     </w:lvl>
-    <w:lvl w:ilvl="4" w:tplc="DBA84648">
+    <w:lvl w:ilvl="4" w:tplc="1FF41FBE">
       <w:start w:val="1"/>
       <w:numFmt w:val="lowerLetter"/>
       <w:lvlText w:val="%5."/>
@@ -12048,7 +16000,7 @@
         <w:ind w:left="3600" w:hanging="360"/>
       </w:pPr>
     </w:lvl>
-    <w:lvl w:ilvl="5" w:tplc="85243B0C">
+    <w:lvl w:ilvl="5" w:tplc="238C32A0">
       <w:start w:val="1"/>
       <w:numFmt w:val="lowerRoman"/>
       <w:lvlText w:val="%6."/>
@@ -12057,7 +16009,7 @@
         <w:ind w:left="4320" w:hanging="180"/>
       </w:pPr>
     </w:lvl>
-    <w:lvl w:ilvl="6" w:tplc="B6601802">
+    <w:lvl w:ilvl="6" w:tplc="703A0302">
       <w:start w:val="1"/>
       <w:numFmt w:val="decimal"/>
       <w:lvlText w:val="%7."/>
@@ -12066,7 +16018,7 @@
         <w:ind w:left="5040" w:hanging="360"/>
       </w:pPr>
     </w:lvl>
-    <w:lvl w:ilvl="7" w:tplc="6EA4E300">
+    <w:lvl w:ilvl="7" w:tplc="C2CEE75C">
       <w:start w:val="1"/>
       <w:numFmt w:val="lowerLetter"/>
       <w:lvlText w:val="%8."/>
@@ -12075,7 +16027,7 @@
         <w:ind w:left="5760" w:hanging="360"/>
       </w:pPr>
     </w:lvl>
-    <w:lvl w:ilvl="8" w:tplc="FB242AA6">
+    <w:lvl w:ilvl="8" w:tplc="4C968706">
       <w:start w:val="1"/>
       <w:numFmt w:val="lowerRoman"/>
       <w:lvlText w:val="%9."/>
@@ -12314,8 +16266,8 @@
   <w:abstractNum w:abstractNumId="27" w15:restartNumberingAfterBreak="0">
     <w:nsid w:val="512E729D"/>
     <w:multiLevelType w:val="hybridMultilevel"/>
-    <w:tmpl w:val="196E12D2"/>
-    <w:lvl w:ilvl="0" w:tplc="57888D78">
+    <w:tmpl w:val="435E01B2"/>
+    <w:lvl w:ilvl="0" w:tplc="47B0A454">
       <w:start w:val="1"/>
       <w:numFmt w:val="bullet"/>
       <w:lvlText w:val="·"/>
@@ -12327,7 +16279,7 @@
         <w:rFonts w:ascii="Symbol" w:hAnsi="Symbol" w:hint="default"/>
       </w:rPr>
     </w:lvl>
-    <w:lvl w:ilvl="1" w:tplc="9A96DDD0">
+    <w:lvl w:ilvl="1" w:tplc="D8A85E4C">
       <w:start w:val="1"/>
       <w:numFmt w:val="bullet"/>
       <w:lvlText w:val="o"/>
@@ -12339,7 +16291,7 @@
         <w:rFonts w:ascii="Courier New" w:hAnsi="Courier New" w:hint="default"/>
       </w:rPr>
     </w:lvl>
-    <w:lvl w:ilvl="2" w:tplc="21E8282A">
+    <w:lvl w:ilvl="2" w:tplc="E0D02234">
       <w:start w:val="1"/>
       <w:numFmt w:val="bullet"/>
       <w:lvlText w:val=""/>
@@ -12351,7 +16303,7 @@
         <w:rFonts w:ascii="Wingdings" w:hAnsi="Wingdings" w:hint="default"/>
       </w:rPr>
     </w:lvl>
-    <w:lvl w:ilvl="3" w:tplc="57E8F3D2">
+    <w:lvl w:ilvl="3" w:tplc="79985FB4">
       <w:start w:val="1"/>
       <w:numFmt w:val="bullet"/>
       <w:lvlText w:val=""/>
@@ -12363,7 +16315,7 @@
         <w:rFonts w:ascii="Symbol" w:hAnsi="Symbol" w:hint="default"/>
       </w:rPr>
     </w:lvl>
-    <w:lvl w:ilvl="4" w:tplc="6520DA74">
+    <w:lvl w:ilvl="4" w:tplc="F9B8AF1A">
       <w:start w:val="1"/>
       <w:numFmt w:val="bullet"/>
       <w:lvlText w:val="o"/>
@@ -12375,7 +16327,7 @@
         <w:rFonts w:ascii="Courier New" w:hAnsi="Courier New" w:hint="default"/>
       </w:rPr>
     </w:lvl>
-    <w:lvl w:ilvl="5" w:tplc="36582A08">
+    <w:lvl w:ilvl="5" w:tplc="1B54D332">
       <w:start w:val="1"/>
       <w:numFmt w:val="bullet"/>
       <w:lvlText w:val=""/>
@@ -12387,7 +16339,7 @@
         <w:rFonts w:ascii="Wingdings" w:hAnsi="Wingdings" w:hint="default"/>
       </w:rPr>
     </w:lvl>
-    <w:lvl w:ilvl="6" w:tplc="E766C1D8">
+    <w:lvl w:ilvl="6" w:tplc="D64A9070">
       <w:start w:val="1"/>
       <w:numFmt w:val="bullet"/>
       <w:lvlText w:val=""/>
@@ -12399,7 +16351,7 @@
         <w:rFonts w:ascii="Symbol" w:hAnsi="Symbol" w:hint="default"/>
       </w:rPr>
     </w:lvl>
-    <w:lvl w:ilvl="7" w:tplc="F09423A6">
+    <w:lvl w:ilvl="7" w:tplc="A42011B6">
       <w:start w:val="1"/>
       <w:numFmt w:val="bullet"/>
       <w:lvlText w:val="o"/>
@@ -12411,7 +16363,7 @@
         <w:rFonts w:ascii="Courier New" w:hAnsi="Courier New" w:hint="default"/>
       </w:rPr>
     </w:lvl>
-    <w:lvl w:ilvl="8" w:tplc="184A5842">
+    <w:lvl w:ilvl="8" w:tplc="BE7421C4">
       <w:start w:val="1"/>
       <w:numFmt w:val="bullet"/>
       <w:lvlText w:val=""/>
@@ -12427,8 +16379,8 @@
   <w:abstractNum w:abstractNumId="28" w15:restartNumberingAfterBreak="0">
     <w:nsid w:val="51E3C079"/>
     <w:multiLevelType w:val="hybridMultilevel"/>
-    <w:tmpl w:val="D8F49120"/>
-    <w:lvl w:ilvl="0" w:tplc="245AF48C">
+    <w:tmpl w:val="FAA6571E"/>
+    <w:lvl w:ilvl="0" w:tplc="9530C050">
       <w:start w:val="1"/>
       <w:numFmt w:val="bullet"/>
       <w:lvlText w:val=""/>
@@ -12440,7 +16392,7 @@
         <w:rFonts w:ascii="Symbol" w:hAnsi="Symbol" w:hint="default"/>
       </w:rPr>
     </w:lvl>
-    <w:lvl w:ilvl="1" w:tplc="5B122140">
+    <w:lvl w:ilvl="1" w:tplc="4EBCE262">
       <w:start w:val="1"/>
       <w:numFmt w:val="bullet"/>
       <w:lvlText w:val="o"/>
@@ -12452,7 +16404,7 @@
         <w:rFonts w:ascii="Courier New" w:hAnsi="Courier New" w:hint="default"/>
       </w:rPr>
     </w:lvl>
-    <w:lvl w:ilvl="2" w:tplc="033C7F3A">
+    <w:lvl w:ilvl="2" w:tplc="61B0FC10">
       <w:start w:val="1"/>
       <w:numFmt w:val="bullet"/>
       <w:lvlText w:val=""/>
@@ -12464,7 +16416,7 @@
         <w:rFonts w:ascii="Wingdings" w:hAnsi="Wingdings" w:hint="default"/>
       </w:rPr>
     </w:lvl>
-    <w:lvl w:ilvl="3" w:tplc="5DB2E6A0">
+    <w:lvl w:ilvl="3" w:tplc="752A4936">
       <w:start w:val="1"/>
       <w:numFmt w:val="bullet"/>
       <w:lvlText w:val=""/>
@@ -12476,7 +16428,7 @@
         <w:rFonts w:ascii="Symbol" w:hAnsi="Symbol" w:hint="default"/>
       </w:rPr>
     </w:lvl>
-    <w:lvl w:ilvl="4" w:tplc="120CAF40">
+    <w:lvl w:ilvl="4" w:tplc="32CAC42E">
       <w:start w:val="1"/>
       <w:numFmt w:val="bullet"/>
       <w:lvlText w:val="o"/>
@@ -12488,7 +16440,7 @@
         <w:rFonts w:ascii="Courier New" w:hAnsi="Courier New" w:hint="default"/>
       </w:rPr>
     </w:lvl>
-    <w:lvl w:ilvl="5" w:tplc="B6CAD7B6">
+    <w:lvl w:ilvl="5" w:tplc="9A369E28">
       <w:start w:val="1"/>
       <w:numFmt w:val="bullet"/>
       <w:lvlText w:val=""/>
@@ -12500,7 +16452,7 @@
         <w:rFonts w:ascii="Wingdings" w:hAnsi="Wingdings" w:hint="default"/>
       </w:rPr>
     </w:lvl>
-    <w:lvl w:ilvl="6" w:tplc="049AD8DA">
+    <w:lvl w:ilvl="6" w:tplc="FD065738">
       <w:start w:val="1"/>
       <w:numFmt w:val="bullet"/>
       <w:lvlText w:val=""/>
@@ -12512,7 +16464,7 @@
         <w:rFonts w:ascii="Symbol" w:hAnsi="Symbol" w:hint="default"/>
       </w:rPr>
     </w:lvl>
-    <w:lvl w:ilvl="7" w:tplc="DD940C8C">
+    <w:lvl w:ilvl="7" w:tplc="6BE011DC">
       <w:start w:val="1"/>
       <w:numFmt w:val="bullet"/>
       <w:lvlText w:val="o"/>
@@ -12524,7 +16476,7 @@
         <w:rFonts w:ascii="Courier New" w:hAnsi="Courier New" w:hint="default"/>
       </w:rPr>
     </w:lvl>
-    <w:lvl w:ilvl="8" w:tplc="9664F46C">
+    <w:lvl w:ilvl="8" w:tplc="A2F66572">
       <w:start w:val="1"/>
       <w:numFmt w:val="bullet"/>
       <w:lvlText w:val=""/>
@@ -14684,37 +18636,37 @@
       </w:rPr>
     </w:lvl>
   </w:abstractNum>
-  <w:num w:numId="1" w16cid:durableId="459998351">
+  <w:num w:numId="1" w16cid:durableId="1787891701">
     <w:abstractNumId w:val="28"/>
   </w:num>
-  <w:num w:numId="2" w16cid:durableId="1938295460">
+  <w:num w:numId="2" w16cid:durableId="714473703">
     <w:abstractNumId w:val="6"/>
   </w:num>
-  <w:num w:numId="3" w16cid:durableId="88236798">
+  <w:num w:numId="3" w16cid:durableId="1069231969">
     <w:abstractNumId w:val="12"/>
   </w:num>
-  <w:num w:numId="4" w16cid:durableId="1558079759">
+  <w:num w:numId="4" w16cid:durableId="1854807639">
     <w:abstractNumId w:val="27"/>
   </w:num>
-  <w:num w:numId="5" w16cid:durableId="1287858678">
+  <w:num w:numId="5" w16cid:durableId="1946501897">
     <w:abstractNumId w:val="9"/>
   </w:num>
-  <w:num w:numId="6" w16cid:durableId="1417826273">
+  <w:num w:numId="6" w16cid:durableId="1944605503">
     <w:abstractNumId w:val="2"/>
   </w:num>
-  <w:num w:numId="7" w16cid:durableId="2079596343">
+  <w:num w:numId="7" w16cid:durableId="1786076918">
     <w:abstractNumId w:val="18"/>
   </w:num>
-  <w:num w:numId="8" w16cid:durableId="1011641158">
+  <w:num w:numId="8" w16cid:durableId="611791820">
     <w:abstractNumId w:val="17"/>
   </w:num>
-  <w:num w:numId="9" w16cid:durableId="1025907495">
+  <w:num w:numId="9" w16cid:durableId="222181197">
     <w:abstractNumId w:val="0"/>
   </w:num>
-  <w:num w:numId="10" w16cid:durableId="540240601">
+  <w:num w:numId="10" w16cid:durableId="319429241">
     <w:abstractNumId w:val="24"/>
   </w:num>
-  <w:num w:numId="11" w16cid:durableId="1033724269">
+  <w:num w:numId="11" w16cid:durableId="1427189624">
     <w:abstractNumId w:val="8"/>
   </w:num>
   <w:num w:numId="12" w16cid:durableId="36010152">
